--- a/Task4/任务四-运动学推导.docx
+++ b/Task4/任务四-运动学推导.docx
@@ -190,6 +190,14 @@
         <w:pStyle w:val="Heading1"/>
       </w:pPr>
       <w:r>
+        <w:t>meArm 机械臂运动学正解与逆解推导</w:t>
+      </w:r>
+    </w:p>
+    <w:p>
+      <w:pPr>
+        <w:pStyle w:val="Heading1"/>
+      </w:pPr>
+      <w:r>
         <w:t>摘要</w:t>
       </w:r>
     </w:p>
@@ -198,30 +206,7 @@
         <w:ind w:firstLine="482"/>
       </w:pPr>
       <w:r>
-        <w:t>本文针对 meArm 四自由度桌面机械臂，建立其运动学模型并完成正、逆解推导。首先分析机械臂的自由度构成，指出夹爪开合不影响末端夹持中心位置，因而末端位置由底座回转、肩关节俯仰与肘关节俯仰三个关节唯一确定；随后说明 meArm 肘关节所采用的</w:t>
-      </w:r>
-      <w:r>
-        <w:rPr>
-          <w:b/>
-        </w:rPr>
-        <w:t>平行连杆（parallelogram linkage）</w:t>
-      </w:r>
-      <w:r>
-        <w:t>结构使肘关节转角与肩关节转角解耦，从而整条手臂可等效为"底座回转 + 垂直平面内 2R 串联平面臂"。在此基础上，采用标准 D-H 参数法建立各连杆的齐次变换矩阵并推导出运动学正解；采用几何法（余弦定理与反正切分解）推导出解析形式的运动学逆解，给出肘上、肘下两组解的判别方式、可达性条件与奇异位形。最后以具体数值算例验证了正逆解的一致性与正确性，并给出关节角到舵机角度的映射与标定方法，为后续任务（轨迹绘制）提供解算基础。</w:t>
-      </w:r>
-    </w:p>
-    <w:p>
-      <w:pPr>
-        <w:ind w:firstLine="482"/>
-      </w:pPr>
-      <w:r>
-        <w:rPr>
-          <w:b/>
-        </w:rPr>
-        <w:t>关键词</w:t>
-      </w:r>
-      <w:r>
-        <w:t>：meArm 机械臂；D-H 参数法；运动学正解；运动学逆解；平行连杆</w:t>
+        <w:t>本文对 meArm 四自由度机械臂建立运动学模型：将夹爪开合视为独立自由度后，位置机构等效为「底座回转 + 竖直平面内 2R 串联平面臂」的三自由度结构。先用几何投影法推出正解方程（已知关节角求末端位置），再用解析法分三步推出逆解（已知末端位置求关节角），并以具体算例验证正逆解的相互自洽，最后给出关节角到舵机角度的工程映射，作为后续轨迹绘制任务的解算接口。</w:t>
       </w:r>
     </w:p>
     <w:p>
@@ -245,7 +230,128 @@
         <w:ind w:firstLine="482"/>
       </w:pPr>
       <w:r>
-        <w:t>对 meArm 机械臂进行运动学正解与逆解推导，给出该机械臂的运动学方程，并以 Word 公式形式完整表述推导过程。</w:t>
+        <w:t>任务四要求推导 meArm 机械臂的运动学正解与逆解，并在 Word 中打出（typing）公式推导，禁止手写和截图。本文以</w:t>
+      </w:r>
+      <w:r>
+        <w:rPr>
+          <w:b/>
+        </w:rPr>
+        <w:t>末端夹持中心</w:t>
+      </w:r>
+      <w:r>
+        <w:t xml:space="preserve">为研究对象，分别给出 </w:t>
+      </w:r>
+      <m:oMath>
+        <m:sSub>
+          <m:sSubPr/>
+          <m:e>
+            <m:r>
+              <m:t xml:space="preserve">θ</m:t>
+            </m:r>
+          </m:e>
+          <m:sub>
+            <m:r>
+              <m:t xml:space="preserve">1</m:t>
+            </m:r>
+          </m:sub>
+        </m:sSub>
+        <m:r>
+          <m:t xml:space="preserve">,</m:t>
+        </m:r>
+        <m:sSub>
+          <m:sSubPr/>
+          <m:e>
+            <m:r>
+              <m:t xml:space="preserve">θ</m:t>
+            </m:r>
+          </m:e>
+          <m:sub>
+            <m:r>
+              <m:t xml:space="preserve">2</m:t>
+            </m:r>
+          </m:sub>
+        </m:sSub>
+        <m:r>
+          <m:t xml:space="preserve">,</m:t>
+        </m:r>
+        <m:sSub>
+          <m:sSubPr/>
+          <m:e>
+            <m:r>
+              <m:t xml:space="preserve">θ</m:t>
+            </m:r>
+          </m:e>
+          <m:sub>
+            <m:r>
+              <m:t xml:space="preserve">3</m:t>
+            </m:r>
+          </m:sub>
+        </m:sSub>
+        <m:r>
+          <m:t xml:space="preserve">→</m:t>
+        </m:r>
+        <m:r>
+          <m:t xml:space="preserve">(x,y,z)</m:t>
+        </m:r>
+      </m:oMath>
+      <w:r>
+        <w:t xml:space="preserve"> 的正解和 </w:t>
+      </w:r>
+      <m:oMath>
+        <m:r>
+          <m:t xml:space="preserve">(x,y,z)</m:t>
+        </m:r>
+        <m:r>
+          <m:t xml:space="preserve">→</m:t>
+        </m:r>
+        <m:sSub>
+          <m:sSubPr/>
+          <m:e>
+            <m:r>
+              <m:t xml:space="preserve">θ</m:t>
+            </m:r>
+          </m:e>
+          <m:sub>
+            <m:r>
+              <m:t xml:space="preserve">1</m:t>
+            </m:r>
+          </m:sub>
+        </m:sSub>
+        <m:r>
+          <m:t xml:space="preserve">,</m:t>
+        </m:r>
+        <m:sSub>
+          <m:sSubPr/>
+          <m:e>
+            <m:r>
+              <m:t xml:space="preserve">θ</m:t>
+            </m:r>
+          </m:e>
+          <m:sub>
+            <m:r>
+              <m:t xml:space="preserve">2</m:t>
+            </m:r>
+          </m:sub>
+        </m:sSub>
+        <m:r>
+          <m:t xml:space="preserve">,</m:t>
+        </m:r>
+        <m:sSub>
+          <m:sSubPr/>
+          <m:e>
+            <m:r>
+              <m:t xml:space="preserve">θ</m:t>
+            </m:r>
+          </m:e>
+          <m:sub>
+            <m:r>
+              <m:t xml:space="preserve">3</m:t>
+            </m:r>
+          </m:sub>
+        </m:sSub>
+      </m:oMath>
+      <w:r>
+        <w:t xml:space="preserve"> 的逆解。</w:t>
       </w:r>
     </w:p>
     <w:p>
@@ -261,15 +367,47 @@
         <w:ind w:firstLine="482"/>
       </w:pPr>
       <w:r>
-        <w:t>meArm 为四自由度（4-DOF）串联式桌面机械臂，各自由度构成如表 1-1 所示。</w:t>
+        <w:t xml:space="preserve">meArm 含 4 个舵机：底座回转 </w:t>
       </w:r>
-    </w:p>
-    <w:p>
-      <w:pPr>
-        <w:ind w:firstLine="482"/>
-      </w:pPr>
       <w:r>
-        <w:t>表 1-1 meArm 自由度构成</w:t>
+        <w:rPr>
+          <w:rFonts w:ascii="Consolas" w:hAnsi="Consolas" w:eastAsia="Consolas" w:cs="Consolas"/>
+          <w:sz w:val="21"/>
+        </w:rPr>
+        <w:t>base</w:t>
+      </w:r>
+      <w:r>
+        <w:t xml:space="preserve">、肩关节 </w:t>
+      </w:r>
+      <w:r>
+        <w:rPr>
+          <w:rFonts w:ascii="Consolas" w:hAnsi="Consolas" w:eastAsia="Consolas" w:cs="Consolas"/>
+          <w:sz w:val="21"/>
+        </w:rPr>
+        <w:t>shoulder</w:t>
+      </w:r>
+      <w:r>
+        <w:t xml:space="preserve">、肘关节 </w:t>
+      </w:r>
+      <w:r>
+        <w:rPr>
+          <w:rFonts w:ascii="Consolas" w:hAnsi="Consolas" w:eastAsia="Consolas" w:cs="Consolas"/>
+          <w:sz w:val="21"/>
+        </w:rPr>
+        <w:t>elbow</w:t>
+      </w:r>
+      <w:r>
+        <w:t xml:space="preserve">、夹爪开合 </w:t>
+      </w:r>
+      <w:r>
+        <w:rPr>
+          <w:rFonts w:ascii="Consolas" w:hAnsi="Consolas" w:eastAsia="Consolas" w:cs="Consolas"/>
+          <w:sz w:val="21"/>
+        </w:rPr>
+        <w:t>gripper</w:t>
+      </w:r>
+      <w:r>
+        <w:t>。</w:t>
       </w:r>
     </w:p>
     <w:tbl>
@@ -368,7 +506,7 @@
                 <w:b/>
                 <w:sz w:val="21"/>
               </w:rPr>
-              <w:t>程序中对应的舵机与引脚</w:t>
+              <w:t>程序中的舵机与引脚</w:t>
             </w:r>
           </w:p>
         </w:tc>
@@ -802,7 +940,7 @@
                 <w:b w:val="0"/>
                 <w:sz w:val="21"/>
               </w:rPr>
-              <w:t>末端平动开合</w:t>
+              <w:t>开合</w:t>
             </w:r>
           </w:p>
         </w:tc>
@@ -864,7 +1002,7 @@
         <w:ind w:firstLine="482"/>
       </w:pPr>
       <w:r>
-        <w:t xml:space="preserve">其中第 </w:t>
+        <w:t xml:space="preserve">其中夹爪只改变开口宽度，不改变被夹持物体的中心位置，因此末端的空间位置仅由 </w:t>
       </w:r>
       <m:oMath>
         <m:sSub>
@@ -876,85 +1014,39 @@
           </m:e>
           <m:sub>
             <m:r>
-              <m:t xml:space="preserve">4</m:t>
+              <m:t xml:space="preserve">1</m:t>
+            </m:r>
+          </m:sub>
+        </m:sSub>
+        <m:sSub>
+          <m:sSubPr/>
+          <m:e>
+            <m:r>
+              <m:t xml:space="preserve">,J</m:t>
+            </m:r>
+          </m:e>
+          <m:sub>
+            <m:r>
+              <m:t xml:space="preserve">2</m:t>
+            </m:r>
+          </m:sub>
+        </m:sSub>
+        <m:sSub>
+          <m:sSubPr/>
+          <m:e>
+            <m:r>
+              <m:t xml:space="preserve">,J</m:t>
+            </m:r>
+          </m:e>
+          <m:sub>
+            <m:r>
+              <m:t xml:space="preserve">3</m:t>
             </m:r>
           </m:sub>
         </m:sSub>
       </m:oMath>
       <w:r>
-        <w:t xml:space="preserve"> 关节只改变夹爪的开口宽度，不改变被夹持物体的中心位置，因此</w:t>
-      </w:r>
-      <w:r>
-        <w:rPr>
-          <w:b/>
-        </w:rPr>
-        <w:t xml:space="preserve">末端的空间位置仅由 </w:t>
-      </w:r>
-      <m:oMath>
-        <m:sSub>
-          <m:sSubPr/>
-          <m:e>
-            <m:r>
-              <m:t xml:space="preserve">J</m:t>
-            </m:r>
-          </m:e>
-          <m:sub>
-            <m:r>
-              <m:t xml:space="preserve">1</m:t>
-            </m:r>
-          </m:sub>
-        </m:sSub>
-      </m:oMath>
-      <w:r>
-        <w:rPr>
-          <w:b/>
-        </w:rPr>
-        <w:t>、</w:t>
-      </w:r>
-      <m:oMath>
-        <m:sSub>
-          <m:sSubPr/>
-          <m:e>
-            <m:r>
-              <m:t xml:space="preserve">J</m:t>
-            </m:r>
-          </m:e>
-          <m:sub>
-            <m:r>
-              <m:t xml:space="preserve">2</m:t>
-            </m:r>
-          </m:sub>
-        </m:sSub>
-      </m:oMath>
-      <w:r>
-        <w:rPr>
-          <w:b/>
-        </w:rPr>
-        <w:t>、</w:t>
-      </w:r>
-      <m:oMath>
-        <m:sSub>
-          <m:sSubPr/>
-          <m:e>
-            <m:r>
-              <m:t xml:space="preserve">J</m:t>
-            </m:r>
-          </m:e>
-          <m:sub>
-            <m:r>
-              <m:t xml:space="preserve">3</m:t>
-            </m:r>
-          </m:sub>
-        </m:sSub>
-      </m:oMath>
-      <w:r>
-        <w:rPr>
-          <w:b/>
-        </w:rPr>
-        <w:t xml:space="preserve"> 三个关节决定</w:t>
-      </w:r>
-      <w:r>
-        <w:t>。本文讨论的是这一 3 自由度位置机构的运动学。</w:t>
+        <w:t xml:space="preserve"> 三个关节决定。本文讨论的是这一 3 自由度位置机构的运动学。</w:t>
       </w:r>
     </w:p>
     <w:p>
@@ -970,114 +1062,16 @@
         <w:ind w:firstLine="482"/>
       </w:pPr>
       <w:r>
-        <w:t>meArm 的一个关键结构特征是：</w:t>
+        <w:t>meArm 肘关节由平行连杆（parallelogram linkage）从底座侧驱动。平行四边形机构的运动学性质是：</w:t>
       </w:r>
       <w:r>
         <w:rPr>
           <w:b/>
         </w:rPr>
-        <w:t>肘关节舵机并不安装在肘部</w:t>
+        <w:t>连杆在运动过程中相对机架保持固定姿态</w:t>
       </w:r>
       <w:r>
-        <w:t>，而是与肩关节舵机一同固定在底座上方的回转支架上；肘关节的运动通过一组</w:t>
-      </w:r>
-      <w:r>
-        <w:rPr>
-          <w:b/>
-        </w:rPr>
-        <w:t>平行连杆机构</w:t>
-      </w:r>
-      <w:r>
-        <w:t>从底座侧传递至肘部，如图 1-1 所示。</w:t>
-      </w:r>
-    </w:p>
-    <w:p>
-      <w:pPr>
-        <w:spacing w:before="160" w:after="40"/>
-        <w:jc w:val="center"/>
-      </w:pPr>
-      <w:r>
-        <w:drawing>
-          <wp:inline xmlns:a="http://schemas.openxmlformats.org/drawingml/2006/main" xmlns:pic="http://schemas.openxmlformats.org/drawingml/2006/picture">
-            <wp:extent cx="5580000" cy="3286000"/>
-            <wp:docPr id="1" name="Picture 1"/>
-            <wp:cNvGraphicFramePr>
-              <a:graphicFrameLocks noChangeAspect="1"/>
-            </wp:cNvGraphicFramePr>
-            <a:graphic>
-              <a:graphicData uri="http://schemas.openxmlformats.org/drawingml/2006/picture">
-                <pic:pic>
-                  <pic:nvPicPr>
-                    <pic:cNvPr id="0" name="fig1_model.png"/>
-                    <pic:cNvPicPr/>
-                  </pic:nvPicPr>
-                  <pic:blipFill>
-                    <a:blip r:embed="rId10"/>
-                    <a:stretch>
-                      <a:fillRect/>
-                    </a:stretch>
-                  </pic:blipFill>
-                  <pic:spPr>
-                    <a:xfrm>
-                      <a:off x="0" y="0"/>
-                      <a:ext cx="5580000" cy="3286000"/>
-                    </a:xfrm>
-                    <a:prstGeom prst="rect"/>
-                  </pic:spPr>
-                </pic:pic>
-              </a:graphicData>
-            </a:graphic>
-          </wp:inline>
-        </w:drawing>
-      </w:r>
-    </w:p>
-    <w:p>
-      <w:pPr>
-        <w:pStyle w:val="FigCaption"/>
-      </w:pPr>
-      <w:r>
-        <w:rPr>
-          <w:sz w:val="21"/>
-        </w:rPr>
-        <w:t>图 1-1 meArm 构型、平行连杆机构与关节角定义</w:t>
-      </w:r>
-    </w:p>
-    <w:p>
-      <w:pPr>
-        <w:ind w:firstLine="482"/>
-      </w:pPr>
-      <w:r>
-        <w:t>在该四杆机构中，底座侧的主动摇杆与肘部的从动摇杆等长，二者由一根与上臂等长的连杆相连，四杆的边长构成两组平行且相等的对边，因而是一个</w:t>
-      </w:r>
-      <w:r>
-        <w:rPr>
-          <w:b/>
-        </w:rPr>
-        <w:t>平行四边形机构</w:t>
-      </w:r>
-      <w:r>
-        <w:t>。平行四边形机构的运动学性质是：</w:t>
-      </w:r>
-      <w:r>
-        <w:rPr>
-          <w:b/>
-        </w:rPr>
-        <w:t>连杆（coupler）在运动过程中相对机架保持固定的姿态</w:t>
-      </w:r>
-      <w:r>
-        <w:t>。由此可直接得到：</w:t>
-      </w:r>
-    </w:p>
-    <w:p>
-      <w:pPr>
-        <w:tabs>
-          <w:tab w:pos="4422" w:val="center"/>
-          <w:tab w:pos="9071" w:val="right"/>
-        </w:tabs>
-        <w:spacing w:before="120" w:after="120" w:line="300" w:lineRule="auto"/>
-      </w:pPr>
-      <w:r>
-        <w:tab/>
+        <w:t xml:space="preserve">。由此可直接得到肘关节的相对转角 </w:t>
       </w:r>
       <m:oMath>
         <m:sSub>
@@ -1093,84 +1087,9 @@
             </m:r>
           </m:sub>
         </m:sSub>
-        <m:r>
-          <m:t xml:space="preserve">=</m:t>
-        </m:r>
-        <m:sSubSup>
-          <m:sSubSupPr/>
-          <m:e>
-            <m:r>
-              <m:t xml:space="preserve">θ</m:t>
-            </m:r>
-          </m:e>
-          <m:sub>
-            <m:r>
-              <m:t xml:space="preserve">3</m:t>
-            </m:r>
-          </m:sub>
-          <m:sup>
-            <m:r>
-              <m:t xml:space="preserve"> </m:t>
-            </m:r>
-            <m:r>
-              <m:t xml:space="preserve">s</m:t>
-            </m:r>
-          </m:sup>
-        </m:sSubSup>
-        <m:r>
-          <m:t xml:space="preserve">+</m:t>
-        </m:r>
-        <m:sSub>
-          <m:sSubPr/>
-          <m:e>
-            <m:r>
-              <m:t xml:space="preserve">b</m:t>
-            </m:r>
-          </m:e>
-          <m:sub>
-            <m:r>
-              <m:t xml:space="preserve">3</m:t>
-            </m:r>
-          </m:sub>
-        </m:sSub>
       </m:oMath>
       <w:r>
-        <w:tab/>
-        <w:t>(1)</w:t>
-      </w:r>
-    </w:p>
-    <w:p>
-      <w:pPr>
-        <w:ind w:firstLine="482"/>
-      </w:pPr>
-      <w:r>
-        <w:t xml:space="preserve">式中 </w:t>
-      </w:r>
-      <m:oMath>
-        <m:sSubSup>
-          <m:sSubSupPr/>
-          <m:e>
-            <m:r>
-              <m:t xml:space="preserve">θ</m:t>
-            </m:r>
-          </m:e>
-          <m:sub>
-            <m:r>
-              <m:t xml:space="preserve">3</m:t>
-            </m:r>
-          </m:sub>
-          <m:sup>
-            <m:r>
-              <m:t xml:space="preserve"> </m:t>
-            </m:r>
-            <m:r>
-              <m:t xml:space="preserve">s</m:t>
-            </m:r>
-          </m:sup>
-        </m:sSubSup>
-      </m:oMath>
-      <w:r>
-        <w:t xml:space="preserve"> 为肘舵机输出轴的转角，</w:t>
+        <w:t xml:space="preserve"> 等于肘舵机输出轴转角加上一个装配常数 </w:t>
       </w:r>
       <m:oMath>
         <m:sSub>
@@ -1188,50 +1107,25 @@
         </m:sSub>
       </m:oMath>
       <w:r>
-        <w:t xml:space="preserve"> 为装配常数。也就是说，</w:t>
+        <w:t xml:space="preserve">，与肩关节角 </w:t>
       </w:r>
+      <m:oMath>
+        <m:sSub>
+          <m:sSubPr/>
+          <m:e>
+            <m:r>
+              <m:t xml:space="preserve">θ</m:t>
+            </m:r>
+          </m:e>
+          <m:sub>
+            <m:r>
+              <m:t xml:space="preserve">2</m:t>
+            </m:r>
+          </m:sub>
+        </m:sSub>
+      </m:oMath>
       <w:r>
-        <w:rPr>
-          <w:b/>
-        </w:rPr>
-        <w:t>肘关节的相对转角只取决于肘舵机本身，而与肩关节转角无关</w:t>
-      </w:r>
-      <w:r>
-        <w:t>。这一解耦特性带来两点重要结论：</w:t>
-      </w:r>
-    </w:p>
-    <w:p>
-      <w:pPr>
-        <w:ind w:firstLine="482"/>
-      </w:pPr>
-      <w:r>
-        <w:t>1. 肩、肘两个转动可视为</w:t>
-      </w:r>
-      <w:r>
-        <w:rPr>
-          <w:b/>
-        </w:rPr>
-        <w:t>相互独立的串联转动关节</w:t>
-      </w:r>
-      <w:r>
-        <w:t>，不必处理驱动耦合项；</w:t>
-      </w:r>
-    </w:p>
-    <w:p>
-      <w:pPr>
-        <w:ind w:firstLine="482"/>
-      </w:pPr>
-      <w:r>
-        <w:t>2. 整条手臂可等效为"</w:t>
-      </w:r>
-      <w:r>
-        <w:rPr>
-          <w:b/>
-        </w:rPr>
-        <w:t>底座回转 + 垂直平面内 2R 串联平面臂</w:t>
-      </w:r>
-      <w:r>
-        <w:t>"，从而能够获得封闭形式的解析逆解。</w:t>
+        <w:t xml:space="preserve"> 无关——这就是"解耦"。解耦后整条手臂严格等效为"底座回转 + 竖直平面内 2R 串联平面臂"，可以用解析法直接求逆，无需数值迭代。</w:t>
       </w:r>
     </w:p>
     <w:p>
@@ -1247,7 +1141,7 @@
         <w:ind w:firstLine="482"/>
       </w:pPr>
       <w:r>
-        <w:t>1. 各连杆视为刚性杆件，忽略装配间隙、弹性变形与齿轮回差；</w:t>
+        <w:t>- 各连杆为刚性，忽略变形与间隙；</w:t>
       </w:r>
     </w:p>
     <w:p>
@@ -1255,7 +1149,31 @@
         <w:ind w:firstLine="482"/>
       </w:pPr>
       <w:r>
-        <w:t>2. 夹爪开合不改变被夹持物体的中心位置，故不进入位置方程；</w:t>
+        <w:t xml:space="preserve">- 舵机角度与关节角在 </w:t>
+      </w:r>
+      <m:oMath>
+        <m:r>
+          <m:t xml:space="preserve">0</m:t>
+        </m:r>
+        <m:r>
+          <m:t xml:space="preserve">∼</m:t>
+        </m:r>
+        <m:sSup>
+          <m:sSupPr/>
+          <m:e>
+            <m:r>
+              <m:t xml:space="preserve">180</m:t>
+            </m:r>
+          </m:e>
+          <m:sup>
+            <m:r>
+              <m:t xml:space="preserve">∘</m:t>
+            </m:r>
+          </m:sup>
+        </m:sSup>
+      </m:oMath>
+      <w:r>
+        <w:t xml:space="preserve"> 工作区间内近似为线性（见第五节）；</w:t>
       </w:r>
     </w:p>
     <w:p>
@@ -1263,23 +1181,7 @@
         <w:ind w:firstLine="482"/>
       </w:pPr>
       <w:r>
-        <w:t>3. 肩、肘两关节的转轴严格平行（由同一块支架上的安装孔保证）；</w:t>
-      </w:r>
-    </w:p>
-    <w:p>
-      <w:pPr>
-        <w:ind w:firstLine="482"/>
-      </w:pPr>
-      <w:r>
-        <w:t>4. 舵机零位与理论关节零位之间的固定偏差，统一在第 5 节以线性映射补偿；</w:t>
-      </w:r>
-    </w:p>
-    <w:p>
-      <w:pPr>
-        <w:ind w:firstLine="482"/>
-      </w:pPr>
-      <w:r>
-        <w:t>5. 忽略负载、温度变化对连杆几何尺寸的影响。</w:t>
+        <w:t>- 以夹爪夹持中心为末端参考点。</w:t>
       </w:r>
     </w:p>
     <w:p>
@@ -1303,9 +1205,12 @@
         <w:ind w:firstLine="482"/>
       </w:pPr>
       <w:r>
-        <w:t xml:space="preserve">建立基坐标系 </w:t>
+        <w:t xml:space="preserve">建立与机架固连的基坐标系 </w:t>
       </w:r>
       <m:oMath>
+        <m:r>
+          <m:t xml:space="preserve">{</m:t>
+        </m:r>
         <m:sSub>
           <m:sSubPr/>
           <m:e>
@@ -1319,48 +1224,12 @@
             </m:r>
           </m:sub>
         </m:sSub>
-        <m:sSub>
-          <m:sSubPr/>
-          <m:e>
-            <m:r>
-              <m:t xml:space="preserve">-X</m:t>
-            </m:r>
-          </m:e>
-          <m:sub>
-            <m:r>
-              <m:t xml:space="preserve">0</m:t>
-            </m:r>
-          </m:sub>
-        </m:sSub>
-        <m:sSub>
-          <m:sSubPr/>
-          <m:e>
-            <m:r>
-              <m:t xml:space="preserve">Y</m:t>
-            </m:r>
-          </m:e>
-          <m:sub>
-            <m:r>
-              <m:t xml:space="preserve">0</m:t>
-            </m:r>
-          </m:sub>
-        </m:sSub>
-        <m:sSub>
-          <m:sSubPr/>
-          <m:e>
-            <m:r>
-              <m:t xml:space="preserve">Z</m:t>
-            </m:r>
-          </m:e>
-          <m:sub>
-            <m:r>
-              <m:t xml:space="preserve">0</m:t>
-            </m:r>
-          </m:sub>
-        </m:sSub>
+        <m:r>
+          <m:t xml:space="preserve">}</m:t>
+        </m:r>
       </m:oMath>
       <w:r>
-        <w:t>，如图 1-1 与图 2-1 所示：</w:t>
+        <w:t>：</w:t>
       </w:r>
     </w:p>
     <w:p>
@@ -1368,13 +1237,7 @@
         <w:ind w:firstLine="482"/>
       </w:pPr>
       <w:r>
-        <w:t xml:space="preserve">- </w:t>
-      </w:r>
-      <w:r>
-        <w:rPr>
-          <w:b/>
-        </w:rPr>
-        <w:t xml:space="preserve">原点 </w:t>
+        <w:t xml:space="preserve">- 原点 </w:t>
       </w:r>
       <m:oMath>
         <m:sSub>
@@ -1392,7 +1255,7 @@
         </m:sSub>
       </m:oMath>
       <w:r>
-        <w:t>：底座回转轴线与机械臂安装底面（桌面）的交点；</w:t>
+        <w:t>：底座回转轴线与安装底面（桌面）的交点；</w:t>
       </w:r>
     </w:p>
     <w:p>
@@ -1418,13 +1281,7 @@
         </m:sSub>
       </m:oMath>
       <w:r>
-        <w:rPr>
-          <w:b/>
-        </w:rPr>
-        <w:t xml:space="preserve"> 轴</w:t>
-      </w:r>
-      <w:r>
-        <w:t>：沿底座回转轴线竖直向上；</w:t>
+        <w:t xml:space="preserve"> 轴：沿底座回转轴线竖直向上；</w:t>
       </w:r>
     </w:p>
     <w:p>
@@ -1450,13 +1307,7 @@
         </m:sSub>
       </m:oMath>
       <w:r>
-        <w:rPr>
-          <w:b/>
-        </w:rPr>
-        <w:t xml:space="preserve"> 轴</w:t>
-      </w:r>
-      <w:r>
-        <w:t xml:space="preserve">：水平指向机械臂正前方（即 </w:t>
+        <w:t xml:space="preserve"> 轴：水平指向机械臂正前方（即 </w:t>
       </w:r>
       <m:oMath>
         <m:sSub>
@@ -1477,7 +1328,7 @@
         </m:r>
       </m:oMath>
       <w:r>
-        <w:t xml:space="preserve"> 时手臂伸出的方向）；</w:t>
+        <w:t xml:space="preserve"> 时手臂伸出方向）；</w:t>
       </w:r>
     </w:p>
     <w:p>
@@ -1503,13 +1354,7 @@
         </m:sSub>
       </m:oMath>
       <w:r>
-        <w:rPr>
-          <w:b/>
-        </w:rPr>
-        <w:t xml:space="preserve"> 轴</w:t>
-      </w:r>
-      <w:r>
-        <w:t>：由右手定则确定。</w:t>
+        <w:t xml:space="preserve"> 轴：由右手定则确定。</w:t>
       </w:r>
     </w:p>
     <w:p>
@@ -1517,7 +1362,7 @@
         <w:ind w:firstLine="482"/>
       </w:pPr>
       <w:r>
-        <w:t xml:space="preserve">以原点 </w:t>
+        <w:t xml:space="preserve">以 </w:t>
       </w:r>
       <m:oMath>
         <m:sSub>
@@ -1558,19 +1403,7 @@
               </m:dPr>
               <m:e>
                 <m:r>
-                  <m:t xml:space="preserve">x,</m:t>
-                </m:r>
-                <m:r>
-                  <m:t xml:space="preserve"> </m:t>
-                </m:r>
-                <m:r>
-                  <m:t xml:space="preserve">y,</m:t>
-                </m:r>
-                <m:r>
-                  <m:t xml:space="preserve"> </m:t>
-                </m:r>
-                <m:r>
-                  <m:t xml:space="preserve">z</m:t>
+                  <m:t xml:space="preserve">x,y,z</m:t>
                 </m:r>
               </m:e>
             </m:d>
@@ -1813,7 +1646,7 @@
                 <w:b w:val="0"/>
                 <w:sz w:val="21"/>
               </w:rPr>
-              <w:t>肩关节角，大臂与水平面的夹角</w:t>
+              <w:t>肩关节角，大臂相对水平面的俯仰角</w:t>
             </w:r>
           </w:p>
         </w:tc>
@@ -1832,7 +1665,7 @@
                 <w:b w:val="0"/>
                 <w:sz w:val="21"/>
               </w:rPr>
-              <w:t>大臂向上抬起为正</w:t>
+              <w:t>大臂上抬为正</w:t>
             </w:r>
           </w:p>
         </w:tc>
@@ -1874,7 +1707,7 @@
           <w:p>
             <w:pPr>
               <w:spacing w:line="276" w:lineRule="auto" w:after="20"/>
-              <w:jc w:val="center"/>
+              <w:jc w:val="left"/>
             </w:pPr>
             <w:r>
               <w:rPr>
@@ -1882,7 +1715,7 @@
                 <w:b w:val="0"/>
                 <w:sz w:val="21"/>
               </w:rPr>
-              <w:t>肘关节角，小臂相对大臂的转角</w:t>
+              <w:t>肘关节角，小臂相对大臂延长线的折角</w:t>
             </w:r>
           </w:p>
         </w:tc>
@@ -1901,33 +1734,7 @@
                 <w:b w:val="0"/>
                 <w:sz w:val="21"/>
               </w:rPr>
-              <w:t>小臂相对大臂向上折为正，</w:t>
-            </w:r>
-            <m:oMath>
-              <m:sSub>
-                <m:sSubPr/>
-                <m:e>
-                  <m:r>
-                    <m:t xml:space="preserve">θ</m:t>
-                  </m:r>
-                </m:e>
-                <m:sub>
-                  <m:r>
-                    <m:t xml:space="preserve">3</m:t>
-                  </m:r>
-                </m:sub>
-              </m:sSub>
-              <m:r>
-                <m:t xml:space="preserve">=0</m:t>
-              </m:r>
-            </m:oMath>
-            <w:r>
-              <w:rPr>
-                <w:rFonts w:ascii="Times New Roman" w:hAnsi="Times New Roman" w:eastAsia="宋体" w:cs="Times New Roman"/>
-                <w:b w:val="0"/>
-                <w:sz w:val="21"/>
-              </w:rPr>
-              <w:t xml:space="preserve"> 时大臂小臂共线（手臂完全伸直）</w:t>
+              <w:t>小臂下折为负（与舵机角度增大方向一致）</w:t>
             </w:r>
           </w:p>
         </w:tc>
@@ -1937,48 +1744,6 @@
       <w:pPr>
         <w:spacing w:after="0"/>
       </w:pPr>
-    </w:p>
-    <w:p>
-      <w:pPr>
-        <w:ind w:firstLine="482"/>
-      </w:pPr>
-      <w:r>
-        <w:t xml:space="preserve">由图 1-1 可直接读出，小臂（含夹爪）相对水平面的方向角为 </w:t>
-      </w:r>
-      <m:oMath>
-        <m:sSub>
-          <m:sSubPr/>
-          <m:e>
-            <m:r>
-              <m:t xml:space="preserve">θ</m:t>
-            </m:r>
-          </m:e>
-          <m:sub>
-            <m:r>
-              <m:t xml:space="preserve">2</m:t>
-            </m:r>
-          </m:sub>
-        </m:sSub>
-        <m:r>
-          <m:t xml:space="preserve">+</m:t>
-        </m:r>
-        <m:sSub>
-          <m:sSubPr/>
-          <m:e>
-            <m:r>
-              <m:t xml:space="preserve">θ</m:t>
-            </m:r>
-          </m:e>
-          <m:sub>
-            <m:r>
-              <m:t xml:space="preserve">3</m:t>
-            </m:r>
-          </m:sub>
-        </m:sSub>
-      </m:oMath>
-      <w:r>
-        <w:t>。</w:t>
-      </w:r>
     </w:p>
     <w:p>
       <w:pPr>
@@ -2062,7 +1827,7 @@
                 <w:b/>
                 <w:sz w:val="21"/>
               </w:rPr>
-              <w:t>取值 / mm</w:t>
+              <w:t>数值 / mm</w:t>
             </w:r>
           </w:p>
         </w:tc>
@@ -2291,7 +2056,7 @@
           <w:p>
             <w:pPr>
               <w:spacing w:line="276" w:lineRule="auto" w:after="20"/>
-              <w:jc w:val="left"/>
+              <w:jc w:val="center"/>
             </w:pPr>
             <w:r>
               <w:rPr>
@@ -2299,7 +2064,7 @@
                 <w:b w:val="0"/>
                 <w:sz w:val="21"/>
               </w:rPr>
-              <w:t>小臂长度（肘关节轴线 → 腕关节轴线）</w:t>
+              <w:t>小臂长度（肘关节轴线 → 腕轴）</w:t>
             </w:r>
           </w:p>
         </w:tc>
@@ -2368,7 +2133,7 @@
                 <w:b w:val="0"/>
                 <w:sz w:val="21"/>
               </w:rPr>
-              <w:t>腕关节轴线 → 夹爪夹持中心</w:t>
+              <w:t>腕轴 → 夹爪夹持中心</w:t>
             </w:r>
           </w:p>
         </w:tc>
@@ -2453,14 +2218,11 @@
                   </m:r>
                 </m:sub>
               </m:sSub>
-              <m:r>
-                <m:t xml:space="preserve">=</m:t>
-              </m:r>
               <m:sSub>
                 <m:sSubPr/>
                 <m:e>
                   <m:r>
-                    <m:t xml:space="preserve">L</m:t>
+                    <m:t xml:space="preserve">=L</m:t>
                   </m:r>
                 </m:e>
                 <m:sub>
@@ -2469,14 +2231,11 @@
                   </m:r>
                 </m:sub>
               </m:sSub>
-              <m:r>
-                <m:t xml:space="preserve">+</m:t>
-              </m:r>
               <m:sSub>
                 <m:sSubPr/>
                 <m:e>
                   <m:r>
-                    <m:t xml:space="preserve">L</m:t>
+                    <m:t xml:space="preserve">+L</m:t>
                   </m:r>
                 </m:e>
                 <m:sub>
@@ -2555,15 +2314,6 @@
         <m:r>
           <m:t xml:space="preserve">=80</m:t>
         </m:r>
-        <m:r>
-          <m:t xml:space="preserve"> </m:t>
-        </m:r>
-        <m:r>
-          <m:rPr>
-            <m:sty m:val="p"/>
-          </m:rPr>
-          <m:t xml:space="preserve">mm</m:t>
-        </m:r>
       </m:oMath>
       <w:r>
         <w:rPr>
@@ -2588,15 +2338,6 @@
         </m:sSub>
         <m:r>
           <m:t xml:space="preserve">=80</m:t>
-        </m:r>
-        <m:r>
-          <m:t xml:space="preserve"> </m:t>
-        </m:r>
-        <m:r>
-          <m:rPr>
-            <m:sty m:val="p"/>
-          </m:rPr>
-          <m:t xml:space="preserve">mm</m:t>
         </m:r>
       </m:oMath>
       <w:r>
@@ -2709,15 +2450,6 @@
         <m:r>
           <m:t xml:space="preserve">D=15</m:t>
         </m:r>
-        <m:r>
-          <m:t xml:space="preserve"> </m:t>
-        </m:r>
-        <m:r>
-          <m:rPr>
-            <m:sty m:val="p"/>
-          </m:rPr>
-          <m:t xml:space="preserve">mm</m:t>
-        </m:r>
       </m:oMath>
       <w:r>
         <w:rPr>
@@ -2729,15 +2461,6 @@
       <m:oMath>
         <m:r>
           <m:t xml:space="preserve">H=64</m:t>
-        </m:r>
-        <m:r>
-          <m:t xml:space="preserve"> </m:t>
-        </m:r>
-        <m:r>
-          <m:rPr>
-            <m:sty m:val="p"/>
-          </m:rPr>
-          <m:t xml:space="preserve">mm</m:t>
         </m:r>
       </m:oMath>
       <w:r>
@@ -2815,14 +2538,73 @@
           <w:b/>
           <w:sz w:val="21"/>
         </w:rPr>
-        <w:t>建议按附录 A 实测后替换表 2-3 中的数值</w:t>
+        <w:t>建议按附录 A 实测后替换</w:t>
       </w:r>
       <w:r>
         <w:rPr>
           <w:rFonts w:ascii="Times New Roman" w:hAnsi="Times New Roman" w:eastAsia="宋体" w:cs="Times New Roman"/>
           <w:sz w:val="21"/>
         </w:rPr>
-        <w:t>；本文全部公式为一般形式，替换参数不影响推导结论。</w:t>
+        <w:t>；本文公式为一般形式，替换参数不影响推导结论。</w:t>
+      </w:r>
+    </w:p>
+    <w:p>
+      <w:pPr>
+        <w:ind w:firstLine="482"/>
+      </w:pPr>
+      <w:r>
+        <w:t>建模对象如图 1-1 所示。</w:t>
+      </w:r>
+    </w:p>
+    <w:p>
+      <w:pPr>
+        <w:spacing w:before="160" w:after="40"/>
+        <w:jc w:val="center"/>
+      </w:pPr>
+      <w:r>
+        <w:drawing>
+          <wp:inline xmlns:a="http://schemas.openxmlformats.org/drawingml/2006/main" xmlns:pic="http://schemas.openxmlformats.org/drawingml/2006/picture">
+            <wp:extent cx="5580000" cy="3286000"/>
+            <wp:docPr id="1" name="Picture 1"/>
+            <wp:cNvGraphicFramePr>
+              <a:graphicFrameLocks noChangeAspect="1"/>
+            </wp:cNvGraphicFramePr>
+            <a:graphic>
+              <a:graphicData uri="http://schemas.openxmlformats.org/drawingml/2006/picture">
+                <pic:pic>
+                  <pic:nvPicPr>
+                    <pic:cNvPr id="0" name="fig1_model.png"/>
+                    <pic:cNvPicPr/>
+                  </pic:nvPicPr>
+                  <pic:blipFill>
+                    <a:blip r:embed="rId10"/>
+                    <a:stretch>
+                      <a:fillRect/>
+                    </a:stretch>
+                  </pic:blipFill>
+                  <pic:spPr>
+                    <a:xfrm>
+                      <a:off x="0" y="0"/>
+                      <a:ext cx="5580000" cy="3286000"/>
+                    </a:xfrm>
+                    <a:prstGeom prst="rect"/>
+                  </pic:spPr>
+                </pic:pic>
+              </a:graphicData>
+            </a:graphic>
+          </wp:inline>
+        </w:drawing>
+      </w:r>
+    </w:p>
+    <w:p>
+      <w:pPr>
+        <w:pStyle w:val="FigCaption"/>
+      </w:pPr>
+      <w:r>
+        <w:rPr>
+          <w:sz w:val="21"/>
+        </w:rPr>
+        <w:t>图 1-1 meArm 几何模型与坐标系</w:t>
       </w:r>
     </w:p>
     <w:p>
@@ -2913,18 +2695,10 @@
     </w:p>
     <w:p>
       <w:pPr>
-        <w:pStyle w:val="Heading2"/>
+        <w:ind w:firstLine="482"/>
       </w:pPr>
       <w:r>
-        <w:t>3.1 基于标准 D-H 参数法的推导</w:t>
-      </w:r>
-    </w:p>
-    <w:p>
-      <w:pPr>
-        <w:pStyle w:val="Heading3"/>
-      </w:pPr>
-      <w:r>
-        <w:t>3.1.1 连杆坐标系与 D-H 参数表</w:t>
+        <w:t>由图 1-1，三维问题可分解为「水平面内的回转」与「竖直平面内的平面臂」两部分。</w:t>
       </w:r>
     </w:p>
     <w:p>
@@ -2932,4621 +2706,13 @@
         <w:ind w:firstLine="482"/>
       </w:pPr>
       <w:r>
-        <w:t xml:space="preserve">按标准 D-H（Denavit-Hartenberg）约定，第 </w:t>
+        <w:rPr>
+          <w:b/>
+        </w:rPr>
+        <w:t>第一步</w:t>
       </w:r>
-      <m:oMath>
-        <m:r>
-          <m:t xml:space="preserve">i</m:t>
-        </m:r>
-      </m:oMath>
       <w:r>
-        <w:t xml:space="preserve"> 个连杆的齐次变换矩阵为</w:t>
-      </w:r>
-    </w:p>
-    <w:p>
-      <w:pPr>
-        <w:tabs>
-          <w:tab w:pos="4422" w:val="center"/>
-          <w:tab w:pos="9071" w:val="right"/>
-        </w:tabs>
-        <w:spacing w:before="120" w:after="120" w:line="300" w:lineRule="auto"/>
-      </w:pPr>
-      <w:r>
-        <w:tab/>
-      </w:r>
-      <m:oMath>
-        <m:sSub>
-          <m:sSubPr/>
-          <m:e>
-            <m:r>
-              <m:t xml:space="preserve">A</m:t>
-            </m:r>
-          </m:e>
-          <m:sub>
-            <m:r>
-              <m:t xml:space="preserve">i</m:t>
-            </m:r>
-          </m:sub>
-        </m:sSub>
-        <m:r>
-          <m:t xml:space="preserve">=</m:t>
-        </m:r>
-        <m:sSub>
-          <m:sSubPr/>
-          <m:e>
-            <m:r>
-              <m:rPr>
-                <m:sty m:val="p"/>
-              </m:rPr>
-              <m:t xml:space="preserve">Rot</m:t>
-            </m:r>
-          </m:e>
-          <m:sub>
-            <m:r>
-              <m:t xml:space="preserve">z</m:t>
-            </m:r>
-          </m:sub>
-        </m:sSub>
-        <m:r>
-          <m:t xml:space="preserve">(</m:t>
-        </m:r>
-        <m:sSub>
-          <m:sSubPr/>
-          <m:e>
-            <m:r>
-              <m:t xml:space="preserve">θ</m:t>
-            </m:r>
-          </m:e>
-          <m:sub>
-            <m:r>
-              <m:t xml:space="preserve">i</m:t>
-            </m:r>
-          </m:sub>
-        </m:sSub>
-        <m:r>
-          <m:t xml:space="preserve">)</m:t>
-        </m:r>
-        <m:r>
-          <m:t xml:space="preserve"> </m:t>
-        </m:r>
-        <m:sSub>
-          <m:sSubPr/>
-          <m:e>
-            <m:r>
-              <m:rPr>
-                <m:sty m:val="p"/>
-              </m:rPr>
-              <m:t xml:space="preserve">Trans</m:t>
-            </m:r>
-          </m:e>
-          <m:sub>
-            <m:r>
-              <m:t xml:space="preserve">z</m:t>
-            </m:r>
-          </m:sub>
-        </m:sSub>
-        <m:sSub>
-          <m:sSubPr/>
-          <m:e>
-            <m:r>
-              <m:t xml:space="preserve">(d</m:t>
-            </m:r>
-          </m:e>
-          <m:sub>
-            <m:r>
-              <m:t xml:space="preserve">i</m:t>
-            </m:r>
-          </m:sub>
-        </m:sSub>
-        <m:r>
-          <m:t xml:space="preserve">)</m:t>
-        </m:r>
-        <m:r>
-          <m:t xml:space="preserve"> </m:t>
-        </m:r>
-        <m:sSub>
-          <m:sSubPr/>
-          <m:e>
-            <m:r>
-              <m:rPr>
-                <m:sty m:val="p"/>
-              </m:rPr>
-              <m:t xml:space="preserve">Trans</m:t>
-            </m:r>
-          </m:e>
-          <m:sub>
-            <m:r>
-              <m:t xml:space="preserve">x</m:t>
-            </m:r>
-          </m:sub>
-        </m:sSub>
-        <m:sSub>
-          <m:sSubPr/>
-          <m:e>
-            <m:r>
-              <m:t xml:space="preserve">(a</m:t>
-            </m:r>
-          </m:e>
-          <m:sub>
-            <m:r>
-              <m:t xml:space="preserve">i</m:t>
-            </m:r>
-          </m:sub>
-        </m:sSub>
-        <m:r>
-          <m:t xml:space="preserve">)</m:t>
-        </m:r>
-        <m:r>
-          <m:t xml:space="preserve"> </m:t>
-        </m:r>
-        <m:sSub>
-          <m:sSubPr/>
-          <m:e>
-            <m:r>
-              <m:rPr>
-                <m:sty m:val="p"/>
-              </m:rPr>
-              <m:t xml:space="preserve">Rot</m:t>
-            </m:r>
-          </m:e>
-          <m:sub>
-            <m:r>
-              <m:t xml:space="preserve">x</m:t>
-            </m:r>
-          </m:sub>
-        </m:sSub>
-        <m:r>
-          <m:t xml:space="preserve">(</m:t>
-        </m:r>
-        <m:sSub>
-          <m:sSubPr/>
-          <m:e>
-            <m:r>
-              <m:t xml:space="preserve">α</m:t>
-            </m:r>
-          </m:e>
-          <m:sub>
-            <m:r>
-              <m:t xml:space="preserve">i</m:t>
-            </m:r>
-          </m:sub>
-        </m:sSub>
-        <m:r>
-          <m:t xml:space="preserve">)</m:t>
-        </m:r>
-      </m:oMath>
-      <w:r>
-        <w:tab/>
-        <w:t>(2)</w:t>
-      </w:r>
-    </w:p>
-    <w:p>
-      <w:pPr>
-        <w:ind w:firstLine="482"/>
-      </w:pPr>
-      <w:r>
-        <w:t>其中四个基本变换分别为</w:t>
-      </w:r>
-    </w:p>
-    <w:p>
-      <w:pPr>
-        <w:tabs>
-          <w:tab w:pos="4422" w:val="center"/>
-          <w:tab w:pos="9071" w:val="right"/>
-        </w:tabs>
-        <w:spacing w:before="120" w:after="120" w:line="300" w:lineRule="auto"/>
-      </w:pPr>
-      <w:r>
-        <w:tab/>
-      </w:r>
-      <m:oMath>
-        <m:sSub>
-          <m:sSubPr/>
-          <m:e>
-            <m:r>
-              <m:rPr>
-                <m:sty m:val="p"/>
-              </m:rPr>
-              <m:t xml:space="preserve">Rot</m:t>
-            </m:r>
-          </m:e>
-          <m:sub>
-            <m:r>
-              <m:t xml:space="preserve">z</m:t>
-            </m:r>
-          </m:sub>
-        </m:sSub>
-        <m:r>
-          <m:t xml:space="preserve">(</m:t>
-        </m:r>
-        <m:r>
-          <m:t xml:space="preserve">θ</m:t>
-        </m:r>
-        <m:r>
-          <m:t xml:space="preserve">)=</m:t>
-        </m:r>
-        <m:d>
-          <m:dPr>
-            <m:begChr m:val="["/>
-            <m:endChr m:val="]"/>
-            <m:grow m:val="1"/>
-          </m:dPr>
-          <m:e>
-            <m:m>
-              <m:mPr>
-                <m:mcs>
-                  <m:mc>
-                    <m:mcPr>
-                      <m:count m:val="4"/>
-                      <m:mcJc m:val="center"/>
-                    </m:mcPr>
-                  </m:mc>
-                </m:mcs>
-              </m:mPr>
-              <m:mr>
-                <m:e>
-                  <m:r>
-                    <m:rPr>
-                      <m:sty m:val="p"/>
-                    </m:rPr>
-                    <m:t xml:space="preserve">cos</m:t>
-                  </m:r>
-                  <m:r>
-                    <m:t xml:space="preserve">θ</m:t>
-                  </m:r>
-                </m:e>
-                <m:e>
-                  <m:r>
-                    <m:t xml:space="preserve">-</m:t>
-                  </m:r>
-                  <m:r>
-                    <m:rPr>
-                      <m:sty m:val="p"/>
-                    </m:rPr>
-                    <m:t xml:space="preserve">sin</m:t>
-                  </m:r>
-                  <m:r>
-                    <m:t xml:space="preserve">θ</m:t>
-                  </m:r>
-                </m:e>
-                <m:e>
-                  <m:r>
-                    <m:t xml:space="preserve">0</m:t>
-                  </m:r>
-                </m:e>
-                <m:e>
-                  <m:r>
-                    <m:t xml:space="preserve">0</m:t>
-                  </m:r>
-                </m:e>
-              </m:mr>
-              <m:mr>
-                <m:e>
-                  <m:r>
-                    <m:rPr>
-                      <m:sty m:val="p"/>
-                    </m:rPr>
-                    <m:t xml:space="preserve">sin</m:t>
-                  </m:r>
-                  <m:r>
-                    <m:t xml:space="preserve">θ</m:t>
-                  </m:r>
-                </m:e>
-                <m:e>
-                  <m:r>
-                    <m:rPr>
-                      <m:sty m:val="p"/>
-                    </m:rPr>
-                    <m:t xml:space="preserve">cos</m:t>
-                  </m:r>
-                  <m:r>
-                    <m:t xml:space="preserve">θ</m:t>
-                  </m:r>
-                </m:e>
-                <m:e>
-                  <m:r>
-                    <m:t xml:space="preserve">0</m:t>
-                  </m:r>
-                </m:e>
-                <m:e>
-                  <m:r>
-                    <m:t xml:space="preserve">0</m:t>
-                  </m:r>
-                </m:e>
-              </m:mr>
-              <m:mr>
-                <m:e>
-                  <m:r>
-                    <m:t xml:space="preserve">0</m:t>
-                  </m:r>
-                </m:e>
-                <m:e>
-                  <m:r>
-                    <m:t xml:space="preserve">0</m:t>
-                  </m:r>
-                </m:e>
-                <m:e>
-                  <m:r>
-                    <m:t xml:space="preserve">1</m:t>
-                  </m:r>
-                </m:e>
-                <m:e>
-                  <m:r>
-                    <m:t xml:space="preserve">0</m:t>
-                  </m:r>
-                </m:e>
-              </m:mr>
-              <m:mr>
-                <m:e>
-                  <m:r>
-                    <m:t xml:space="preserve">0</m:t>
-                  </m:r>
-                </m:e>
-                <m:e>
-                  <m:r>
-                    <m:t xml:space="preserve">0</m:t>
-                  </m:r>
-                </m:e>
-                <m:e>
-                  <m:r>
-                    <m:t xml:space="preserve">0</m:t>
-                  </m:r>
-                </m:e>
-                <m:e>
-                  <m:r>
-                    <m:t xml:space="preserve">1</m:t>
-                  </m:r>
-                </m:e>
-              </m:mr>
-            </m:m>
-          </m:e>
-        </m:d>
-        <m:r>
-          <m:t xml:space="preserve">,</m:t>
-        </m:r>
-        <m:r>
-          <m:t xml:space="preserve">  </m:t>
-        </m:r>
-        <m:sSub>
-          <m:sSubPr/>
-          <m:e>
-            <m:r>
-              <m:rPr>
-                <m:sty m:val="p"/>
-              </m:rPr>
-              <m:t xml:space="preserve">Trans</m:t>
-            </m:r>
-          </m:e>
-          <m:sub>
-            <m:r>
-              <m:t xml:space="preserve">z</m:t>
-            </m:r>
-          </m:sub>
-        </m:sSub>
-        <m:r>
-          <m:t xml:space="preserve">(d)=</m:t>
-        </m:r>
-        <m:d>
-          <m:dPr>
-            <m:begChr m:val="["/>
-            <m:endChr m:val="]"/>
-            <m:grow m:val="1"/>
-          </m:dPr>
-          <m:e>
-            <m:m>
-              <m:mPr>
-                <m:mcs>
-                  <m:mc>
-                    <m:mcPr>
-                      <m:count m:val="4"/>
-                      <m:mcJc m:val="center"/>
-                    </m:mcPr>
-                  </m:mc>
-                </m:mcs>
-              </m:mPr>
-              <m:mr>
-                <m:e>
-                  <m:r>
-                    <m:t xml:space="preserve">1</m:t>
-                  </m:r>
-                </m:e>
-                <m:e>
-                  <m:r>
-                    <m:t xml:space="preserve">0</m:t>
-                  </m:r>
-                </m:e>
-                <m:e>
-                  <m:r>
-                    <m:t xml:space="preserve">0</m:t>
-                  </m:r>
-                </m:e>
-                <m:e>
-                  <m:r>
-                    <m:t xml:space="preserve">0</m:t>
-                  </m:r>
-                </m:e>
-              </m:mr>
-              <m:mr>
-                <m:e>
-                  <m:r>
-                    <m:t xml:space="preserve">0</m:t>
-                  </m:r>
-                </m:e>
-                <m:e>
-                  <m:r>
-                    <m:t xml:space="preserve">1</m:t>
-                  </m:r>
-                </m:e>
-                <m:e>
-                  <m:r>
-                    <m:t xml:space="preserve">0</m:t>
-                  </m:r>
-                </m:e>
-                <m:e>
-                  <m:r>
-                    <m:t xml:space="preserve">0</m:t>
-                  </m:r>
-                </m:e>
-              </m:mr>
-              <m:mr>
-                <m:e>
-                  <m:r>
-                    <m:t xml:space="preserve">0</m:t>
-                  </m:r>
-                </m:e>
-                <m:e>
-                  <m:r>
-                    <m:t xml:space="preserve">0</m:t>
-                  </m:r>
-                </m:e>
-                <m:e>
-                  <m:r>
-                    <m:t xml:space="preserve">1</m:t>
-                  </m:r>
-                </m:e>
-                <m:e>
-                  <m:r>
-                    <m:t xml:space="preserve">d</m:t>
-                  </m:r>
-                </m:e>
-              </m:mr>
-              <m:mr>
-                <m:e>
-                  <m:r>
-                    <m:t xml:space="preserve">0</m:t>
-                  </m:r>
-                </m:e>
-                <m:e>
-                  <m:r>
-                    <m:t xml:space="preserve">0</m:t>
-                  </m:r>
-                </m:e>
-                <m:e>
-                  <m:r>
-                    <m:t xml:space="preserve">0</m:t>
-                  </m:r>
-                </m:e>
-                <m:e>
-                  <m:r>
-                    <m:t xml:space="preserve">1</m:t>
-                  </m:r>
-                </m:e>
-              </m:mr>
-            </m:m>
-          </m:e>
-        </m:d>
-      </m:oMath>
-      <w:r>
-        <w:tab/>
-        <w:t>(3)</w:t>
-      </w:r>
-    </w:p>
-    <w:p>
-      <w:pPr>
-        <w:tabs>
-          <w:tab w:pos="4422" w:val="center"/>
-          <w:tab w:pos="9071" w:val="right"/>
-        </w:tabs>
-        <w:spacing w:before="120" w:after="120" w:line="300" w:lineRule="auto"/>
-      </w:pPr>
-      <w:r>
-        <w:tab/>
-      </w:r>
-      <m:oMath>
-        <m:sSub>
-          <m:sSubPr/>
-          <m:e>
-            <m:r>
-              <m:rPr>
-                <m:sty m:val="p"/>
-              </m:rPr>
-              <m:t xml:space="preserve">Trans</m:t>
-            </m:r>
-          </m:e>
-          <m:sub>
-            <m:r>
-              <m:t xml:space="preserve">x</m:t>
-            </m:r>
-          </m:sub>
-        </m:sSub>
-        <m:r>
-          <m:t xml:space="preserve">(a)=</m:t>
-        </m:r>
-        <m:d>
-          <m:dPr>
-            <m:begChr m:val="["/>
-            <m:endChr m:val="]"/>
-            <m:grow m:val="1"/>
-          </m:dPr>
-          <m:e>
-            <m:m>
-              <m:mPr>
-                <m:mcs>
-                  <m:mc>
-                    <m:mcPr>
-                      <m:count m:val="4"/>
-                      <m:mcJc m:val="center"/>
-                    </m:mcPr>
-                  </m:mc>
-                </m:mcs>
-              </m:mPr>
-              <m:mr>
-                <m:e>
-                  <m:r>
-                    <m:t xml:space="preserve">1</m:t>
-                  </m:r>
-                </m:e>
-                <m:e>
-                  <m:r>
-                    <m:t xml:space="preserve">0</m:t>
-                  </m:r>
-                </m:e>
-                <m:e>
-                  <m:r>
-                    <m:t xml:space="preserve">0</m:t>
-                  </m:r>
-                </m:e>
-                <m:e>
-                  <m:r>
-                    <m:t xml:space="preserve">a</m:t>
-                  </m:r>
-                </m:e>
-              </m:mr>
-              <m:mr>
-                <m:e>
-                  <m:r>
-                    <m:t xml:space="preserve">0</m:t>
-                  </m:r>
-                </m:e>
-                <m:e>
-                  <m:r>
-                    <m:t xml:space="preserve">1</m:t>
-                  </m:r>
-                </m:e>
-                <m:e>
-                  <m:r>
-                    <m:t xml:space="preserve">0</m:t>
-                  </m:r>
-                </m:e>
-                <m:e>
-                  <m:r>
-                    <m:t xml:space="preserve">0</m:t>
-                  </m:r>
-                </m:e>
-              </m:mr>
-              <m:mr>
-                <m:e>
-                  <m:r>
-                    <m:t xml:space="preserve">0</m:t>
-                  </m:r>
-                </m:e>
-                <m:e>
-                  <m:r>
-                    <m:t xml:space="preserve">0</m:t>
-                  </m:r>
-                </m:e>
-                <m:e>
-                  <m:r>
-                    <m:t xml:space="preserve">1</m:t>
-                  </m:r>
-                </m:e>
-                <m:e>
-                  <m:r>
-                    <m:t xml:space="preserve">0</m:t>
-                  </m:r>
-                </m:e>
-              </m:mr>
-              <m:mr>
-                <m:e>
-                  <m:r>
-                    <m:t xml:space="preserve">0</m:t>
-                  </m:r>
-                </m:e>
-                <m:e>
-                  <m:r>
-                    <m:t xml:space="preserve">0</m:t>
-                  </m:r>
-                </m:e>
-                <m:e>
-                  <m:r>
-                    <m:t xml:space="preserve">0</m:t>
-                  </m:r>
-                </m:e>
-                <m:e>
-                  <m:r>
-                    <m:t xml:space="preserve">1</m:t>
-                  </m:r>
-                </m:e>
-              </m:mr>
-            </m:m>
-          </m:e>
-        </m:d>
-        <m:r>
-          <m:t xml:space="preserve">,</m:t>
-        </m:r>
-        <m:r>
-          <m:t xml:space="preserve">  </m:t>
-        </m:r>
-        <m:sSub>
-          <m:sSubPr/>
-          <m:e>
-            <m:r>
-              <m:rPr>
-                <m:sty m:val="p"/>
-              </m:rPr>
-              <m:t xml:space="preserve">Rot</m:t>
-            </m:r>
-          </m:e>
-          <m:sub>
-            <m:r>
-              <m:t xml:space="preserve">x</m:t>
-            </m:r>
-          </m:sub>
-        </m:sSub>
-        <m:r>
-          <m:t xml:space="preserve">(</m:t>
-        </m:r>
-        <m:r>
-          <m:t xml:space="preserve">α</m:t>
-        </m:r>
-        <m:r>
-          <m:t xml:space="preserve">)=</m:t>
-        </m:r>
-        <m:d>
-          <m:dPr>
-            <m:begChr m:val="["/>
-            <m:endChr m:val="]"/>
-            <m:grow m:val="1"/>
-          </m:dPr>
-          <m:e>
-            <m:m>
-              <m:mPr>
-                <m:mcs>
-                  <m:mc>
-                    <m:mcPr>
-                      <m:count m:val="4"/>
-                      <m:mcJc m:val="center"/>
-                    </m:mcPr>
-                  </m:mc>
-                </m:mcs>
-              </m:mPr>
-              <m:mr>
-                <m:e>
-                  <m:r>
-                    <m:t xml:space="preserve">1</m:t>
-                  </m:r>
-                </m:e>
-                <m:e>
-                  <m:r>
-                    <m:t xml:space="preserve">0</m:t>
-                  </m:r>
-                </m:e>
-                <m:e>
-                  <m:r>
-                    <m:t xml:space="preserve">0</m:t>
-                  </m:r>
-                </m:e>
-                <m:e>
-                  <m:r>
-                    <m:t xml:space="preserve">0</m:t>
-                  </m:r>
-                </m:e>
-              </m:mr>
-              <m:mr>
-                <m:e>
-                  <m:r>
-                    <m:t xml:space="preserve">0</m:t>
-                  </m:r>
-                </m:e>
-                <m:e>
-                  <m:r>
-                    <m:rPr>
-                      <m:sty m:val="p"/>
-                    </m:rPr>
-                    <m:t xml:space="preserve">cos</m:t>
-                  </m:r>
-                  <m:r>
-                    <m:t xml:space="preserve">α</m:t>
-                  </m:r>
-                </m:e>
-                <m:e>
-                  <m:r>
-                    <m:t xml:space="preserve">-</m:t>
-                  </m:r>
-                  <m:r>
-                    <m:rPr>
-                      <m:sty m:val="p"/>
-                    </m:rPr>
-                    <m:t xml:space="preserve">sin</m:t>
-                  </m:r>
-                  <m:r>
-                    <m:t xml:space="preserve">α</m:t>
-                  </m:r>
-                </m:e>
-                <m:e>
-                  <m:r>
-                    <m:t xml:space="preserve">0</m:t>
-                  </m:r>
-                </m:e>
-              </m:mr>
-              <m:mr>
-                <m:e>
-                  <m:r>
-                    <m:t xml:space="preserve">0</m:t>
-                  </m:r>
-                </m:e>
-                <m:e>
-                  <m:r>
-                    <m:rPr>
-                      <m:sty m:val="p"/>
-                    </m:rPr>
-                    <m:t xml:space="preserve">sin</m:t>
-                  </m:r>
-                  <m:r>
-                    <m:t xml:space="preserve">α</m:t>
-                  </m:r>
-                </m:e>
-                <m:e>
-                  <m:r>
-                    <m:rPr>
-                      <m:sty m:val="p"/>
-                    </m:rPr>
-                    <m:t xml:space="preserve">cos</m:t>
-                  </m:r>
-                  <m:r>
-                    <m:t xml:space="preserve">α</m:t>
-                  </m:r>
-                </m:e>
-                <m:e>
-                  <m:r>
-                    <m:t xml:space="preserve">0</m:t>
-                  </m:r>
-                </m:e>
-              </m:mr>
-              <m:mr>
-                <m:e>
-                  <m:r>
-                    <m:t xml:space="preserve">0</m:t>
-                  </m:r>
-                </m:e>
-                <m:e>
-                  <m:r>
-                    <m:t xml:space="preserve">0</m:t>
-                  </m:r>
-                </m:e>
-                <m:e>
-                  <m:r>
-                    <m:t xml:space="preserve">0</m:t>
-                  </m:r>
-                </m:e>
-                <m:e>
-                  <m:r>
-                    <m:t xml:space="preserve">1</m:t>
-                  </m:r>
-                </m:e>
-              </m:mr>
-            </m:m>
-          </m:e>
-        </m:d>
-      </m:oMath>
-      <w:r>
-        <w:tab/>
-        <w:t>(4)</w:t>
-      </w:r>
-    </w:p>
-    <w:p>
-      <w:pPr>
-        <w:ind w:firstLine="482"/>
-      </w:pPr>
-      <w:r>
-        <w:t>按第 2.2 节的关节角定义与第 2.1 节的基坐标系，建立的 D-H 参数表如表 3-1。</w:t>
-      </w:r>
-    </w:p>
-    <w:p>
-      <w:pPr>
-        <w:ind w:firstLine="482"/>
-      </w:pPr>
-      <w:r>
-        <w:t>表 3-1 meArm 的标准 D-H 参数表</w:t>
-      </w:r>
-    </w:p>
-    <w:tbl>
-      <w:tblPr>
-        <w:tblStyle w:val="TableGrid"/>
-        <w:tblW w:type="auto" w:w="0"/>
-        <w:jc w:val="center"/>
-        <w:tblLayout w:type="autofit"/>
-        <w:tblLook w:firstColumn="1" w:firstRow="1" w:lastColumn="0" w:lastRow="0" w:noHBand="0" w:noVBand="1" w:val="04A0"/>
-      </w:tblPr>
-      <w:tblGrid>
-        <w:gridCol w:w="1814"/>
-        <w:gridCol w:w="1814"/>
-        <w:gridCol w:w="1814"/>
-        <w:gridCol w:w="1814"/>
-        <w:gridCol w:w="1814"/>
-      </w:tblGrid>
-      <w:tr>
-        <w:trPr>
-          <w:cantSplit/>
-          <w:tblHeader/>
-        </w:trPr>
-        <w:tc>
-          <w:tcPr>
-            <w:tcW w:type="dxa" w:w="1814"/>
-            <w:shd w:val="clear" w:color="auto" w:fill="E8EEF6"/>
-          </w:tcPr>
-          <w:p>
-            <w:pPr>
-              <w:spacing w:line="276" w:lineRule="auto" w:after="20"/>
-              <w:jc w:val="center"/>
-            </w:pPr>
-            <w:r>
-              <w:rPr>
-                <w:rFonts w:ascii="Times New Roman" w:hAnsi="Times New Roman" w:eastAsia="黑体" w:cs="Times New Roman"/>
-                <w:b/>
-                <w:sz w:val="21"/>
-              </w:rPr>
-              <w:t xml:space="preserve">连杆 </w:t>
-            </w:r>
-            <m:oMath>
-              <m:r>
-                <m:t xml:space="preserve">i</m:t>
-              </m:r>
-            </m:oMath>
-          </w:p>
-        </w:tc>
-        <w:tc>
-          <w:tcPr>
-            <w:tcW w:type="dxa" w:w="1814"/>
-            <w:shd w:val="clear" w:color="auto" w:fill="E8EEF6"/>
-          </w:tcPr>
-          <w:p>
-            <w:pPr>
-              <w:spacing w:line="276" w:lineRule="auto" w:after="20"/>
-              <w:jc w:val="center"/>
-            </w:pPr>
-            <w:r>
-              <w:rPr>
-                <w:rFonts w:ascii="Times New Roman" w:hAnsi="Times New Roman" w:eastAsia="黑体" w:cs="Times New Roman"/>
-                <w:b/>
-                <w:sz w:val="21"/>
-              </w:rPr>
-              <w:t xml:space="preserve">关节变量 </w:t>
-            </w:r>
-            <m:oMath>
-              <m:sSub>
-                <m:sSubPr/>
-                <m:e>
-                  <m:r>
-                    <m:t xml:space="preserve">θ</m:t>
-                  </m:r>
-                </m:e>
-                <m:sub>
-                  <m:r>
-                    <m:t xml:space="preserve">i</m:t>
-                  </m:r>
-                </m:sub>
-              </m:sSub>
-            </m:oMath>
-          </w:p>
-        </w:tc>
-        <w:tc>
-          <w:tcPr>
-            <w:tcW w:type="dxa" w:w="1814"/>
-            <w:shd w:val="clear" w:color="auto" w:fill="E8EEF6"/>
-          </w:tcPr>
-          <w:p>
-            <w:pPr>
-              <w:spacing w:line="276" w:lineRule="auto" w:after="20"/>
-              <w:jc w:val="center"/>
-            </w:pPr>
-            <w:r>
-              <w:rPr>
-                <w:rFonts w:ascii="Times New Roman" w:hAnsi="Times New Roman" w:eastAsia="黑体" w:cs="Times New Roman"/>
-                <w:b/>
-                <w:sz w:val="21"/>
-              </w:rPr>
-              <w:t xml:space="preserve">连杆偏置 </w:t>
-            </w:r>
-            <m:oMath>
-              <m:sSub>
-                <m:sSubPr/>
-                <m:e>
-                  <m:r>
-                    <m:t xml:space="preserve">d</m:t>
-                  </m:r>
-                </m:e>
-                <m:sub>
-                  <m:r>
-                    <m:t xml:space="preserve">i</m:t>
-                  </m:r>
-                </m:sub>
-              </m:sSub>
-            </m:oMath>
-          </w:p>
-        </w:tc>
-        <w:tc>
-          <w:tcPr>
-            <w:tcW w:type="dxa" w:w="1814"/>
-            <w:shd w:val="clear" w:color="auto" w:fill="E8EEF6"/>
-          </w:tcPr>
-          <w:p>
-            <w:pPr>
-              <w:spacing w:line="276" w:lineRule="auto" w:after="20"/>
-              <w:jc w:val="center"/>
-            </w:pPr>
-            <w:r>
-              <w:rPr>
-                <w:rFonts w:ascii="Times New Roman" w:hAnsi="Times New Roman" w:eastAsia="黑体" w:cs="Times New Roman"/>
-                <w:b/>
-                <w:sz w:val="21"/>
-              </w:rPr>
-              <w:t xml:space="preserve">连杆长度 </w:t>
-            </w:r>
-            <m:oMath>
-              <m:sSub>
-                <m:sSubPr/>
-                <m:e>
-                  <m:r>
-                    <m:t xml:space="preserve">a</m:t>
-                  </m:r>
-                </m:e>
-                <m:sub>
-                  <m:r>
-                    <m:t xml:space="preserve">i</m:t>
-                  </m:r>
-                </m:sub>
-              </m:sSub>
-            </m:oMath>
-          </w:p>
-        </w:tc>
-        <w:tc>
-          <w:tcPr>
-            <w:tcW w:type="dxa" w:w="1814"/>
-            <w:shd w:val="clear" w:color="auto" w:fill="E8EEF6"/>
-          </w:tcPr>
-          <w:p>
-            <w:pPr>
-              <w:spacing w:line="276" w:lineRule="auto" w:after="20"/>
-              <w:jc w:val="center"/>
-            </w:pPr>
-            <w:r>
-              <w:rPr>
-                <w:rFonts w:ascii="Times New Roman" w:hAnsi="Times New Roman" w:eastAsia="黑体" w:cs="Times New Roman"/>
-                <w:b/>
-                <w:sz w:val="21"/>
-              </w:rPr>
-              <w:t xml:space="preserve">连杆扭角 </w:t>
-            </w:r>
-            <m:oMath>
-              <m:sSub>
-                <m:sSubPr/>
-                <m:e>
-                  <m:r>
-                    <m:t xml:space="preserve">α</m:t>
-                  </m:r>
-                </m:e>
-                <m:sub>
-                  <m:r>
-                    <m:t xml:space="preserve">i</m:t>
-                  </m:r>
-                </m:sub>
-              </m:sSub>
-            </m:oMath>
-          </w:p>
-        </w:tc>
-      </w:tr>
-      <w:tr>
-        <w:trPr>
-          <w:cantSplit/>
-        </w:trPr>
-        <w:tc>
-          <w:tcPr>
-            <w:tcW w:type="dxa" w:w="1814"/>
-          </w:tcPr>
-          <w:p>
-            <w:pPr>
-              <w:spacing w:line="276" w:lineRule="auto" w:after="20"/>
-              <w:jc w:val="center"/>
-            </w:pPr>
-            <w:r>
-              <w:rPr>
-                <w:rFonts w:ascii="Times New Roman" w:hAnsi="Times New Roman" w:eastAsia="宋体" w:cs="Times New Roman"/>
-                <w:b w:val="0"/>
-                <w:sz w:val="21"/>
-              </w:rPr>
-              <w:t>1</w:t>
-            </w:r>
-          </w:p>
-        </w:tc>
-        <w:tc>
-          <w:tcPr>
-            <w:tcW w:type="dxa" w:w="1814"/>
-          </w:tcPr>
-          <w:p>
-            <w:pPr>
-              <w:spacing w:line="276" w:lineRule="auto" w:after="20"/>
-              <w:jc w:val="center"/>
-            </w:pPr>
-            <m:oMath>
-              <m:sSub>
-                <m:sSubPr/>
-                <m:e>
-                  <m:r>
-                    <m:t xml:space="preserve">θ</m:t>
-                  </m:r>
-                </m:e>
-                <m:sub>
-                  <m:r>
-                    <m:t xml:space="preserve">1</m:t>
-                  </m:r>
-                </m:sub>
-              </m:sSub>
-            </m:oMath>
-            <w:r>
-              <w:rPr>
-                <w:rFonts w:ascii="Times New Roman" w:hAnsi="Times New Roman" w:eastAsia="宋体" w:cs="Times New Roman"/>
-                <w:b w:val="0"/>
-                <w:sz w:val="21"/>
-              </w:rPr>
-              <w:t>（底座回转）</w:t>
-            </w:r>
-          </w:p>
-        </w:tc>
-        <w:tc>
-          <w:tcPr>
-            <w:tcW w:type="dxa" w:w="1814"/>
-          </w:tcPr>
-          <w:p>
-            <w:pPr>
-              <w:spacing w:line="276" w:lineRule="auto" w:after="20"/>
-              <w:jc w:val="center"/>
-            </w:pPr>
-            <m:oMath>
-              <m:r>
-                <m:t xml:space="preserve">H</m:t>
-              </m:r>
-            </m:oMath>
-          </w:p>
-        </w:tc>
-        <w:tc>
-          <w:tcPr>
-            <w:tcW w:type="dxa" w:w="1814"/>
-          </w:tcPr>
-          <w:p>
-            <w:pPr>
-              <w:spacing w:line="276" w:lineRule="auto" w:after="20"/>
-              <w:jc w:val="center"/>
-            </w:pPr>
-            <m:oMath>
-              <m:r>
-                <m:t xml:space="preserve">D</m:t>
-              </m:r>
-            </m:oMath>
-          </w:p>
-        </w:tc>
-        <w:tc>
-          <w:tcPr>
-            <w:tcW w:type="dxa" w:w="1814"/>
-          </w:tcPr>
-          <w:p>
-            <w:pPr>
-              <w:spacing w:line="276" w:lineRule="auto" w:after="20"/>
-              <w:jc w:val="center"/>
-            </w:pPr>
-            <m:oMath>
-              <m:sSup>
-                <m:sSupPr/>
-                <m:e>
-                  <m:r>
-                    <m:t xml:space="preserve">+90</m:t>
-                  </m:r>
-                </m:e>
-                <m:sup>
-                  <m:r>
-                    <m:t xml:space="preserve">∘</m:t>
-                  </m:r>
-                </m:sup>
-              </m:sSup>
-            </m:oMath>
-          </w:p>
-        </w:tc>
-      </w:tr>
-      <w:tr>
-        <w:trPr>
-          <w:cantSplit/>
-        </w:trPr>
-        <w:tc>
-          <w:tcPr>
-            <w:tcW w:type="dxa" w:w="1814"/>
-          </w:tcPr>
-          <w:p>
-            <w:pPr>
-              <w:spacing w:line="276" w:lineRule="auto" w:after="20"/>
-              <w:jc w:val="center"/>
-            </w:pPr>
-            <w:r>
-              <w:rPr>
-                <w:rFonts w:ascii="Times New Roman" w:hAnsi="Times New Roman" w:eastAsia="宋体" w:cs="Times New Roman"/>
-                <w:b w:val="0"/>
-                <w:sz w:val="21"/>
-              </w:rPr>
-              <w:t>2</w:t>
-            </w:r>
-          </w:p>
-        </w:tc>
-        <w:tc>
-          <w:tcPr>
-            <w:tcW w:type="dxa" w:w="1814"/>
-          </w:tcPr>
-          <w:p>
-            <w:pPr>
-              <w:spacing w:line="276" w:lineRule="auto" w:after="20"/>
-              <w:jc w:val="center"/>
-            </w:pPr>
-            <m:oMath>
-              <m:sSub>
-                <m:sSubPr/>
-                <m:e>
-                  <m:r>
-                    <m:t xml:space="preserve">θ</m:t>
-                  </m:r>
-                </m:e>
-                <m:sub>
-                  <m:r>
-                    <m:t xml:space="preserve">2</m:t>
-                  </m:r>
-                </m:sub>
-              </m:sSub>
-            </m:oMath>
-            <w:r>
-              <w:rPr>
-                <w:rFonts w:ascii="Times New Roman" w:hAnsi="Times New Roman" w:eastAsia="宋体" w:cs="Times New Roman"/>
-                <w:b w:val="0"/>
-                <w:sz w:val="21"/>
-              </w:rPr>
-              <w:t>（肩关节）</w:t>
-            </w:r>
-          </w:p>
-        </w:tc>
-        <w:tc>
-          <w:tcPr>
-            <w:tcW w:type="dxa" w:w="1814"/>
-          </w:tcPr>
-          <w:p>
-            <w:pPr>
-              <w:spacing w:line="276" w:lineRule="auto" w:after="20"/>
-              <w:jc w:val="center"/>
-            </w:pPr>
-            <w:r>
-              <w:rPr>
-                <w:rFonts w:ascii="Times New Roman" w:hAnsi="Times New Roman" w:eastAsia="宋体" w:cs="Times New Roman"/>
-                <w:b w:val="0"/>
-                <w:sz w:val="21"/>
-              </w:rPr>
-              <w:t>0</w:t>
-            </w:r>
-          </w:p>
-        </w:tc>
-        <w:tc>
-          <w:tcPr>
-            <w:tcW w:type="dxa" w:w="1814"/>
-          </w:tcPr>
-          <w:p>
-            <w:pPr>
-              <w:spacing w:line="276" w:lineRule="auto" w:after="20"/>
-              <w:jc w:val="center"/>
-            </w:pPr>
-            <m:oMath>
-              <m:sSub>
-                <m:sSubPr/>
-                <m:e>
-                  <m:r>
-                    <m:t xml:space="preserve">L</m:t>
-                  </m:r>
-                </m:e>
-                <m:sub>
-                  <m:r>
-                    <m:t xml:space="preserve">1</m:t>
-                  </m:r>
-                </m:sub>
-              </m:sSub>
-            </m:oMath>
-          </w:p>
-        </w:tc>
-        <w:tc>
-          <w:tcPr>
-            <w:tcW w:type="dxa" w:w="1814"/>
-          </w:tcPr>
-          <w:p>
-            <w:pPr>
-              <w:spacing w:line="276" w:lineRule="auto" w:after="20"/>
-              <w:jc w:val="center"/>
-            </w:pPr>
-            <m:oMath>
-              <m:sSup>
-                <m:sSupPr/>
-                <m:e>
-                  <m:r>
-                    <m:t xml:space="preserve">0</m:t>
-                  </m:r>
-                </m:e>
-                <m:sup>
-                  <m:r>
-                    <m:t xml:space="preserve">∘</m:t>
-                  </m:r>
-                </m:sup>
-              </m:sSup>
-            </m:oMath>
-          </w:p>
-        </w:tc>
-      </w:tr>
-      <w:tr>
-        <w:trPr>
-          <w:cantSplit/>
-        </w:trPr>
-        <w:tc>
-          <w:tcPr>
-            <w:tcW w:type="dxa" w:w="1814"/>
-          </w:tcPr>
-          <w:p>
-            <w:pPr>
-              <w:spacing w:line="276" w:lineRule="auto" w:after="20"/>
-              <w:jc w:val="center"/>
-            </w:pPr>
-            <w:r>
-              <w:rPr>
-                <w:rFonts w:ascii="Times New Roman" w:hAnsi="Times New Roman" w:eastAsia="宋体" w:cs="Times New Roman"/>
-                <w:b w:val="0"/>
-                <w:sz w:val="21"/>
-              </w:rPr>
-              <w:t>3</w:t>
-            </w:r>
-          </w:p>
-        </w:tc>
-        <w:tc>
-          <w:tcPr>
-            <w:tcW w:type="dxa" w:w="1814"/>
-          </w:tcPr>
-          <w:p>
-            <w:pPr>
-              <w:spacing w:line="276" w:lineRule="auto" w:after="20"/>
-              <w:jc w:val="center"/>
-            </w:pPr>
-            <m:oMath>
-              <m:sSub>
-                <m:sSubPr/>
-                <m:e>
-                  <m:r>
-                    <m:t xml:space="preserve">θ</m:t>
-                  </m:r>
-                </m:e>
-                <m:sub>
-                  <m:r>
-                    <m:t xml:space="preserve">3</m:t>
-                  </m:r>
-                </m:sub>
-              </m:sSub>
-            </m:oMath>
-            <w:r>
-              <w:rPr>
-                <w:rFonts w:ascii="Times New Roman" w:hAnsi="Times New Roman" w:eastAsia="宋体" w:cs="Times New Roman"/>
-                <w:b w:val="0"/>
-                <w:sz w:val="21"/>
-              </w:rPr>
-              <w:t>（肘关节）</w:t>
-            </w:r>
-          </w:p>
-        </w:tc>
-        <w:tc>
-          <w:tcPr>
-            <w:tcW w:type="dxa" w:w="1814"/>
-          </w:tcPr>
-          <w:p>
-            <w:pPr>
-              <w:spacing w:line="276" w:lineRule="auto" w:after="20"/>
-              <w:jc w:val="center"/>
-            </w:pPr>
-            <w:r>
-              <w:rPr>
-                <w:rFonts w:ascii="Times New Roman" w:hAnsi="Times New Roman" w:eastAsia="宋体" w:cs="Times New Roman"/>
-                <w:b w:val="0"/>
-                <w:sz w:val="21"/>
-              </w:rPr>
-              <w:t>0</w:t>
-            </w:r>
-          </w:p>
-        </w:tc>
-        <w:tc>
-          <w:tcPr>
-            <w:tcW w:type="dxa" w:w="1814"/>
-          </w:tcPr>
-          <w:p>
-            <w:pPr>
-              <w:spacing w:line="276" w:lineRule="auto" w:after="20"/>
-              <w:jc w:val="center"/>
-            </w:pPr>
-            <m:oMath>
-              <m:sSub>
-                <m:sSubPr/>
-                <m:e>
-                  <m:r>
-                    <m:t xml:space="preserve">L</m:t>
-                  </m:r>
-                </m:e>
-                <m:sub>
-                  <m:r>
-                    <m:t xml:space="preserve">2</m:t>
-                  </m:r>
-                </m:sub>
-              </m:sSub>
-            </m:oMath>
-          </w:p>
-        </w:tc>
-        <w:tc>
-          <w:tcPr>
-            <w:tcW w:type="dxa" w:w="1814"/>
-          </w:tcPr>
-          <w:p>
-            <w:pPr>
-              <w:spacing w:line="276" w:lineRule="auto" w:after="20"/>
-              <w:jc w:val="center"/>
-            </w:pPr>
-            <m:oMath>
-              <m:sSup>
-                <m:sSupPr/>
-                <m:e>
-                  <m:r>
-                    <m:t xml:space="preserve">0</m:t>
-                  </m:r>
-                </m:e>
-                <m:sup>
-                  <m:r>
-                    <m:t xml:space="preserve">∘</m:t>
-                  </m:r>
-                </m:sup>
-              </m:sSup>
-            </m:oMath>
-          </w:p>
-        </w:tc>
-      </w:tr>
-      <w:tr>
-        <w:trPr>
-          <w:cantSplit/>
-        </w:trPr>
-        <w:tc>
-          <w:tcPr>
-            <w:tcW w:type="dxa" w:w="1814"/>
-          </w:tcPr>
-          <w:p>
-            <w:pPr>
-              <w:spacing w:line="276" w:lineRule="auto" w:after="20"/>
-              <w:jc w:val="center"/>
-            </w:pPr>
-            <w:r>
-              <w:rPr>
-                <w:rFonts w:ascii="Times New Roman" w:hAnsi="Times New Roman" w:eastAsia="宋体" w:cs="Times New Roman"/>
-                <w:b w:val="0"/>
-                <w:sz w:val="21"/>
-              </w:rPr>
-              <w:t>4</w:t>
-            </w:r>
-          </w:p>
-        </w:tc>
-        <w:tc>
-          <w:tcPr>
-            <w:tcW w:type="dxa" w:w="1814"/>
-          </w:tcPr>
-          <w:p>
-            <w:pPr>
-              <w:spacing w:line="276" w:lineRule="auto" w:after="20"/>
-              <w:jc w:val="center"/>
-            </w:pPr>
-            <m:oMath>
-              <m:sSub>
-                <m:sSubPr/>
-                <m:e>
-                  <m:r>
-                    <m:t xml:space="preserve">θ</m:t>
-                  </m:r>
-                </m:e>
-                <m:sub>
-                  <m:r>
-                    <m:t xml:space="preserve">4</m:t>
-                  </m:r>
-                </m:sub>
-              </m:sSub>
-              <m:r>
-                <m:t xml:space="preserve">=</m:t>
-              </m:r>
-              <m:r>
-                <m:t xml:space="preserve">0</m:t>
-              </m:r>
-            </m:oMath>
-            <w:r>
-              <w:rPr>
-                <w:rFonts w:ascii="Times New Roman" w:hAnsi="Times New Roman" w:eastAsia="宋体" w:cs="Times New Roman"/>
-                <w:b w:val="0"/>
-                <w:sz w:val="21"/>
-              </w:rPr>
-              <w:t>（夹爪固定）</w:t>
-            </w:r>
-          </w:p>
-        </w:tc>
-        <w:tc>
-          <w:tcPr>
-            <w:tcW w:type="dxa" w:w="1814"/>
-          </w:tcPr>
-          <w:p>
-            <w:pPr>
-              <w:spacing w:line="276" w:lineRule="auto" w:after="20"/>
-              <w:jc w:val="center"/>
-            </w:pPr>
-            <w:r>
-              <w:rPr>
-                <w:rFonts w:ascii="Times New Roman" w:hAnsi="Times New Roman" w:eastAsia="宋体" w:cs="Times New Roman"/>
-                <w:b w:val="0"/>
-                <w:sz w:val="21"/>
-              </w:rPr>
-              <w:t>0</w:t>
-            </w:r>
-          </w:p>
-        </w:tc>
-        <w:tc>
-          <w:tcPr>
-            <w:tcW w:type="dxa" w:w="1814"/>
-          </w:tcPr>
-          <w:p>
-            <w:pPr>
-              <w:spacing w:line="276" w:lineRule="auto" w:after="20"/>
-              <w:jc w:val="center"/>
-            </w:pPr>
-            <m:oMath>
-              <m:sSub>
-                <m:sSubPr/>
-                <m:e>
-                  <m:r>
-                    <m:t xml:space="preserve">L</m:t>
-                  </m:r>
-                </m:e>
-                <m:sub>
-                  <m:r>
-                    <m:t xml:space="preserve">3</m:t>
-                  </m:r>
-                </m:sub>
-              </m:sSub>
-            </m:oMath>
-          </w:p>
-        </w:tc>
-        <w:tc>
-          <w:tcPr>
-            <w:tcW w:type="dxa" w:w="1814"/>
-          </w:tcPr>
-          <w:p>
-            <w:pPr>
-              <w:spacing w:line="276" w:lineRule="auto" w:after="20"/>
-              <w:jc w:val="center"/>
-            </w:pPr>
-            <m:oMath>
-              <m:sSup>
-                <m:sSupPr/>
-                <m:e>
-                  <m:r>
-                    <m:t xml:space="preserve">0</m:t>
-                  </m:r>
-                </m:e>
-                <m:sup>
-                  <m:r>
-                    <m:t xml:space="preserve">∘</m:t>
-                  </m:r>
-                </m:sup>
-              </m:sSup>
-            </m:oMath>
-          </w:p>
-        </w:tc>
-      </w:tr>
-    </w:tbl>
-    <w:p>
-      <w:pPr>
-        <w:spacing w:after="0"/>
-      </w:pPr>
-    </w:p>
-    <w:p>
-      <w:pPr>
-        <w:ind w:firstLine="482"/>
-      </w:pPr>
-      <w:r>
-        <w:t xml:space="preserve">说明：第 1 连杆的扭角取 </w:t>
-      </w:r>
-      <m:oMath>
-        <m:sSup>
-          <m:sSupPr/>
-          <m:e>
-            <m:r>
-              <m:t xml:space="preserve">+90</m:t>
-            </m:r>
-          </m:e>
-          <m:sup>
-            <m:r>
-              <m:t xml:space="preserve">∘</m:t>
-            </m:r>
-          </m:sup>
-        </m:sSup>
-      </m:oMath>
-      <w:r>
-        <w:t xml:space="preserve">，使 </w:t>
-      </w:r>
-      <m:oMath>
-        <m:sSub>
-          <m:sSubPr/>
-          <m:e>
-            <m:r>
-              <m:t xml:space="preserve">Z</m:t>
-            </m:r>
-          </m:e>
-          <m:sub>
-            <m:r>
-              <m:t xml:space="preserve">1</m:t>
-            </m:r>
-          </m:sub>
-        </m:sSub>
-      </m:oMath>
-      <w:r>
-        <w:t xml:space="preserve"> 轴由竖直变为水平，与肩关节的实际转轴方向一致；由于夹爪相对小臂是固定安装（无独立腕关节），故 </w:t>
-      </w:r>
-      <m:oMath>
-        <m:sSub>
-          <m:sSubPr/>
-          <m:e>
-            <m:r>
-              <m:t xml:space="preserve">θ</m:t>
-            </m:r>
-          </m:e>
-          <m:sub>
-            <m:r>
-              <m:t xml:space="preserve">4</m:t>
-            </m:r>
-          </m:sub>
-        </m:sSub>
-      </m:oMath>
-      <w:r>
-        <w:t xml:space="preserve"> 恒为常数 </w:t>
-      </w:r>
-      <m:oMath>
-        <m:r>
-          <m:t xml:space="preserve">0</m:t>
-        </m:r>
-      </m:oMath>
-      <w:r>
-        <w:t>。</w:t>
-      </w:r>
-    </w:p>
-    <w:p>
-      <w:pPr>
-        <w:pStyle w:val="Heading3"/>
-      </w:pPr>
-      <w:r>
-        <w:t>3.1.2 各连杆变换矩阵</w:t>
-      </w:r>
-    </w:p>
-    <w:p>
-      <w:pPr>
-        <w:ind w:firstLine="482"/>
-      </w:pPr>
-      <w:r>
-        <w:t xml:space="preserve">将表 3-1 的参数逐一代入 </w:t>
-      </w:r>
-      <m:oMath>
-        <m:sSub>
-          <m:sSubPr/>
-          <m:e>
-            <m:r>
-              <m:t xml:space="preserve">A</m:t>
-            </m:r>
-          </m:e>
-          <m:sub>
-            <m:r>
-              <m:t xml:space="preserve">i</m:t>
-            </m:r>
-          </m:sub>
-        </m:sSub>
-      </m:oMath>
-      <w:r>
-        <w:t xml:space="preserve"> 的通式，得</w:t>
-      </w:r>
-    </w:p>
-    <w:p>
-      <w:pPr>
-        <w:tabs>
-          <w:tab w:pos="4422" w:val="center"/>
-          <w:tab w:pos="9071" w:val="right"/>
-        </w:tabs>
-        <w:spacing w:before="120" w:after="120" w:line="300" w:lineRule="auto"/>
-      </w:pPr>
-      <w:r>
-        <w:tab/>
-      </w:r>
-      <m:oMath>
-        <m:sSub>
-          <m:sSubPr/>
-          <m:e>
-            <m:r>
-              <m:t xml:space="preserve">A</m:t>
-            </m:r>
-          </m:e>
-          <m:sub>
-            <m:r>
-              <m:t xml:space="preserve">1</m:t>
-            </m:r>
-          </m:sub>
-        </m:sSub>
-        <m:r>
-          <m:t xml:space="preserve">=</m:t>
-        </m:r>
-        <m:d>
-          <m:dPr>
-            <m:begChr m:val="["/>
-            <m:endChr m:val="]"/>
-            <m:grow m:val="1"/>
-          </m:dPr>
-          <m:e>
-            <m:m>
-              <m:mPr>
-                <m:mcs>
-                  <m:mc>
-                    <m:mcPr>
-                      <m:count m:val="4"/>
-                      <m:mcJc m:val="center"/>
-                    </m:mcPr>
-                  </m:mc>
-                </m:mcs>
-              </m:mPr>
-              <m:mr>
-                <m:e>
-                  <m:sSub>
-                    <m:sSubPr/>
-                    <m:e>
-                      <m:r>
-                        <m:t xml:space="preserve">c</m:t>
-                      </m:r>
-                    </m:e>
-                    <m:sub>
-                      <m:r>
-                        <m:t xml:space="preserve">1</m:t>
-                      </m:r>
-                    </m:sub>
-                  </m:sSub>
-                </m:e>
-                <m:e>
-                  <m:r>
-                    <m:t xml:space="preserve">0</m:t>
-                  </m:r>
-                </m:e>
-                <m:e>
-                  <m:sSub>
-                    <m:sSubPr/>
-                    <m:e>
-                      <m:r>
-                        <m:t xml:space="preserve">s</m:t>
-                      </m:r>
-                    </m:e>
-                    <m:sub>
-                      <m:r>
-                        <m:t xml:space="preserve">1</m:t>
-                      </m:r>
-                    </m:sub>
-                  </m:sSub>
-                </m:e>
-                <m:e>
-                  <m:sSub>
-                    <m:sSubPr/>
-                    <m:e>
-                      <m:r>
-                        <m:t xml:space="preserve">Dc</m:t>
-                      </m:r>
-                    </m:e>
-                    <m:sub>
-                      <m:r>
-                        <m:t xml:space="preserve">1</m:t>
-                      </m:r>
-                    </m:sub>
-                  </m:sSub>
-                </m:e>
-              </m:mr>
-              <m:mr>
-                <m:e>
-                  <m:sSub>
-                    <m:sSubPr/>
-                    <m:e>
-                      <m:r>
-                        <m:t xml:space="preserve">s</m:t>
-                      </m:r>
-                    </m:e>
-                    <m:sub>
-                      <m:r>
-                        <m:t xml:space="preserve">1</m:t>
-                      </m:r>
-                    </m:sub>
-                  </m:sSub>
-                </m:e>
-                <m:e>
-                  <m:r>
-                    <m:t xml:space="preserve">0</m:t>
-                  </m:r>
-                </m:e>
-                <m:e>
-                  <m:sSub>
-                    <m:sSubPr/>
-                    <m:e>
-                      <m:r>
-                        <m:t xml:space="preserve">-c</m:t>
-                      </m:r>
-                    </m:e>
-                    <m:sub>
-                      <m:r>
-                        <m:t xml:space="preserve">1</m:t>
-                      </m:r>
-                    </m:sub>
-                  </m:sSub>
-                </m:e>
-                <m:e>
-                  <m:sSub>
-                    <m:sSubPr/>
-                    <m:e>
-                      <m:r>
-                        <m:t xml:space="preserve">Ds</m:t>
-                      </m:r>
-                    </m:e>
-                    <m:sub>
-                      <m:r>
-                        <m:t xml:space="preserve">1</m:t>
-                      </m:r>
-                    </m:sub>
-                  </m:sSub>
-                </m:e>
-              </m:mr>
-              <m:mr>
-                <m:e>
-                  <m:r>
-                    <m:t xml:space="preserve">0</m:t>
-                  </m:r>
-                </m:e>
-                <m:e>
-                  <m:r>
-                    <m:t xml:space="preserve">1</m:t>
-                  </m:r>
-                </m:e>
-                <m:e>
-                  <m:r>
-                    <m:t xml:space="preserve">0</m:t>
-                  </m:r>
-                </m:e>
-                <m:e>
-                  <m:r>
-                    <m:t xml:space="preserve">H</m:t>
-                  </m:r>
-                </m:e>
-              </m:mr>
-              <m:mr>
-                <m:e>
-                  <m:r>
-                    <m:t xml:space="preserve">0</m:t>
-                  </m:r>
-                </m:e>
-                <m:e>
-                  <m:r>
-                    <m:t xml:space="preserve">0</m:t>
-                  </m:r>
-                </m:e>
-                <m:e>
-                  <m:r>
-                    <m:t xml:space="preserve">0</m:t>
-                  </m:r>
-                </m:e>
-                <m:e>
-                  <m:r>
-                    <m:t xml:space="preserve">1</m:t>
-                  </m:r>
-                </m:e>
-              </m:mr>
-            </m:m>
-          </m:e>
-        </m:d>
-        <m:r>
-          <m:t xml:space="preserve">,</m:t>
-        </m:r>
-        <m:r>
-          <m:t xml:space="preserve">  </m:t>
-        </m:r>
-        <m:sSub>
-          <m:sSubPr/>
-          <m:e>
-            <m:r>
-              <m:t xml:space="preserve">A</m:t>
-            </m:r>
-          </m:e>
-          <m:sub>
-            <m:r>
-              <m:t xml:space="preserve">2</m:t>
-            </m:r>
-          </m:sub>
-        </m:sSub>
-        <m:r>
-          <m:t xml:space="preserve">=</m:t>
-        </m:r>
-        <m:d>
-          <m:dPr>
-            <m:begChr m:val="["/>
-            <m:endChr m:val="]"/>
-            <m:grow m:val="1"/>
-          </m:dPr>
-          <m:e>
-            <m:m>
-              <m:mPr>
-                <m:mcs>
-                  <m:mc>
-                    <m:mcPr>
-                      <m:count m:val="4"/>
-                      <m:mcJc m:val="center"/>
-                    </m:mcPr>
-                  </m:mc>
-                </m:mcs>
-              </m:mPr>
-              <m:mr>
-                <m:e>
-                  <m:sSub>
-                    <m:sSubPr/>
-                    <m:e>
-                      <m:r>
-                        <m:t xml:space="preserve">c</m:t>
-                      </m:r>
-                    </m:e>
-                    <m:sub>
-                      <m:r>
-                        <m:t xml:space="preserve">2</m:t>
-                      </m:r>
-                    </m:sub>
-                  </m:sSub>
-                </m:e>
-                <m:e>
-                  <m:sSub>
-                    <m:sSubPr/>
-                    <m:e>
-                      <m:r>
-                        <m:t xml:space="preserve">-s</m:t>
-                      </m:r>
-                    </m:e>
-                    <m:sub>
-                      <m:r>
-                        <m:t xml:space="preserve">2</m:t>
-                      </m:r>
-                    </m:sub>
-                  </m:sSub>
-                </m:e>
-                <m:e>
-                  <m:r>
-                    <m:t xml:space="preserve">0</m:t>
-                  </m:r>
-                </m:e>
-                <m:e>
-                  <m:sSub>
-                    <m:sSubPr/>
-                    <m:e>
-                      <m:r>
-                        <m:t xml:space="preserve">L</m:t>
-                      </m:r>
-                    </m:e>
-                    <m:sub>
-                      <m:r>
-                        <m:t xml:space="preserve">1</m:t>
-                      </m:r>
-                    </m:sub>
-                  </m:sSub>
-                  <m:sSub>
-                    <m:sSubPr/>
-                    <m:e>
-                      <m:r>
-                        <m:t xml:space="preserve">c</m:t>
-                      </m:r>
-                    </m:e>
-                    <m:sub>
-                      <m:r>
-                        <m:t xml:space="preserve">2</m:t>
-                      </m:r>
-                    </m:sub>
-                  </m:sSub>
-                </m:e>
-              </m:mr>
-              <m:mr>
-                <m:e>
-                  <m:sSub>
-                    <m:sSubPr/>
-                    <m:e>
-                      <m:r>
-                        <m:t xml:space="preserve">s</m:t>
-                      </m:r>
-                    </m:e>
-                    <m:sub>
-                      <m:r>
-                        <m:t xml:space="preserve">2</m:t>
-                      </m:r>
-                    </m:sub>
-                  </m:sSub>
-                </m:e>
-                <m:e>
-                  <m:sSub>
-                    <m:sSubPr/>
-                    <m:e>
-                      <m:r>
-                        <m:t xml:space="preserve">c</m:t>
-                      </m:r>
-                    </m:e>
-                    <m:sub>
-                      <m:r>
-                        <m:t xml:space="preserve">2</m:t>
-                      </m:r>
-                    </m:sub>
-                  </m:sSub>
-                </m:e>
-                <m:e>
-                  <m:r>
-                    <m:t xml:space="preserve">0</m:t>
-                  </m:r>
-                </m:e>
-                <m:e>
-                  <m:sSub>
-                    <m:sSubPr/>
-                    <m:e>
-                      <m:r>
-                        <m:t xml:space="preserve">L</m:t>
-                      </m:r>
-                    </m:e>
-                    <m:sub>
-                      <m:r>
-                        <m:t xml:space="preserve">1</m:t>
-                      </m:r>
-                    </m:sub>
-                  </m:sSub>
-                  <m:sSub>
-                    <m:sSubPr/>
-                    <m:e>
-                      <m:r>
-                        <m:t xml:space="preserve">s</m:t>
-                      </m:r>
-                    </m:e>
-                    <m:sub>
-                      <m:r>
-                        <m:t xml:space="preserve">2</m:t>
-                      </m:r>
-                    </m:sub>
-                  </m:sSub>
-                </m:e>
-              </m:mr>
-              <m:mr>
-                <m:e>
-                  <m:r>
-                    <m:t xml:space="preserve">0</m:t>
-                  </m:r>
-                </m:e>
-                <m:e>
-                  <m:r>
-                    <m:t xml:space="preserve">0</m:t>
-                  </m:r>
-                </m:e>
-                <m:e>
-                  <m:r>
-                    <m:t xml:space="preserve">1</m:t>
-                  </m:r>
-                </m:e>
-                <m:e>
-                  <m:r>
-                    <m:t xml:space="preserve">0</m:t>
-                  </m:r>
-                </m:e>
-              </m:mr>
-              <m:mr>
-                <m:e>
-                  <m:r>
-                    <m:t xml:space="preserve">0</m:t>
-                  </m:r>
-                </m:e>
-                <m:e>
-                  <m:r>
-                    <m:t xml:space="preserve">0</m:t>
-                  </m:r>
-                </m:e>
-                <m:e>
-                  <m:r>
-                    <m:t xml:space="preserve">0</m:t>
-                  </m:r>
-                </m:e>
-                <m:e>
-                  <m:r>
-                    <m:t xml:space="preserve">1</m:t>
-                  </m:r>
-                </m:e>
-              </m:mr>
-            </m:m>
-          </m:e>
-        </m:d>
-      </m:oMath>
-      <w:r>
-        <w:tab/>
-        <w:t>(5)</w:t>
-      </w:r>
-    </w:p>
-    <w:p>
-      <w:pPr>
-        <w:tabs>
-          <w:tab w:pos="4422" w:val="center"/>
-          <w:tab w:pos="9071" w:val="right"/>
-        </w:tabs>
-        <w:spacing w:before="120" w:after="120" w:line="300" w:lineRule="auto"/>
-      </w:pPr>
-      <w:r>
-        <w:tab/>
-      </w:r>
-      <m:oMath>
-        <m:sSub>
-          <m:sSubPr/>
-          <m:e>
-            <m:r>
-              <m:t xml:space="preserve">A</m:t>
-            </m:r>
-          </m:e>
-          <m:sub>
-            <m:r>
-              <m:t xml:space="preserve">3</m:t>
-            </m:r>
-          </m:sub>
-        </m:sSub>
-        <m:r>
-          <m:t xml:space="preserve">=</m:t>
-        </m:r>
-        <m:d>
-          <m:dPr>
-            <m:begChr m:val="["/>
-            <m:endChr m:val="]"/>
-            <m:grow m:val="1"/>
-          </m:dPr>
-          <m:e>
-            <m:m>
-              <m:mPr>
-                <m:mcs>
-                  <m:mc>
-                    <m:mcPr>
-                      <m:count m:val="4"/>
-                      <m:mcJc m:val="center"/>
-                    </m:mcPr>
-                  </m:mc>
-                </m:mcs>
-              </m:mPr>
-              <m:mr>
-                <m:e>
-                  <m:sSub>
-                    <m:sSubPr/>
-                    <m:e>
-                      <m:r>
-                        <m:t xml:space="preserve">c</m:t>
-                      </m:r>
-                    </m:e>
-                    <m:sub>
-                      <m:r>
-                        <m:t xml:space="preserve">3</m:t>
-                      </m:r>
-                    </m:sub>
-                  </m:sSub>
-                </m:e>
-                <m:e>
-                  <m:sSub>
-                    <m:sSubPr/>
-                    <m:e>
-                      <m:r>
-                        <m:t xml:space="preserve">-s</m:t>
-                      </m:r>
-                    </m:e>
-                    <m:sub>
-                      <m:r>
-                        <m:t xml:space="preserve">3</m:t>
-                      </m:r>
-                    </m:sub>
-                  </m:sSub>
-                </m:e>
-                <m:e>
-                  <m:r>
-                    <m:t xml:space="preserve">0</m:t>
-                  </m:r>
-                </m:e>
-                <m:e>
-                  <m:sSub>
-                    <m:sSubPr/>
-                    <m:e>
-                      <m:r>
-                        <m:t xml:space="preserve">L</m:t>
-                      </m:r>
-                    </m:e>
-                    <m:sub>
-                      <m:r>
-                        <m:t xml:space="preserve">2</m:t>
-                      </m:r>
-                    </m:sub>
-                  </m:sSub>
-                  <m:sSub>
-                    <m:sSubPr/>
-                    <m:e>
-                      <m:r>
-                        <m:t xml:space="preserve">c</m:t>
-                      </m:r>
-                    </m:e>
-                    <m:sub>
-                      <m:r>
-                        <m:t xml:space="preserve">3</m:t>
-                      </m:r>
-                    </m:sub>
-                  </m:sSub>
-                </m:e>
-              </m:mr>
-              <m:mr>
-                <m:e>
-                  <m:sSub>
-                    <m:sSubPr/>
-                    <m:e>
-                      <m:r>
-                        <m:t xml:space="preserve">s</m:t>
-                      </m:r>
-                    </m:e>
-                    <m:sub>
-                      <m:r>
-                        <m:t xml:space="preserve">3</m:t>
-                      </m:r>
-                    </m:sub>
-                  </m:sSub>
-                </m:e>
-                <m:e>
-                  <m:sSub>
-                    <m:sSubPr/>
-                    <m:e>
-                      <m:r>
-                        <m:t xml:space="preserve">c</m:t>
-                      </m:r>
-                    </m:e>
-                    <m:sub>
-                      <m:r>
-                        <m:t xml:space="preserve">3</m:t>
-                      </m:r>
-                    </m:sub>
-                  </m:sSub>
-                </m:e>
-                <m:e>
-                  <m:r>
-                    <m:t xml:space="preserve">0</m:t>
-                  </m:r>
-                </m:e>
-                <m:e>
-                  <m:sSub>
-                    <m:sSubPr/>
-                    <m:e>
-                      <m:r>
-                        <m:t xml:space="preserve">L</m:t>
-                      </m:r>
-                    </m:e>
-                    <m:sub>
-                      <m:r>
-                        <m:t xml:space="preserve">2</m:t>
-                      </m:r>
-                    </m:sub>
-                  </m:sSub>
-                  <m:sSub>
-                    <m:sSubPr/>
-                    <m:e>
-                      <m:r>
-                        <m:t xml:space="preserve">s</m:t>
-                      </m:r>
-                    </m:e>
-                    <m:sub>
-                      <m:r>
-                        <m:t xml:space="preserve">3</m:t>
-                      </m:r>
-                    </m:sub>
-                  </m:sSub>
-                </m:e>
-              </m:mr>
-              <m:mr>
-                <m:e>
-                  <m:r>
-                    <m:t xml:space="preserve">0</m:t>
-                  </m:r>
-                </m:e>
-                <m:e>
-                  <m:r>
-                    <m:t xml:space="preserve">0</m:t>
-                  </m:r>
-                </m:e>
-                <m:e>
-                  <m:r>
-                    <m:t xml:space="preserve">1</m:t>
-                  </m:r>
-                </m:e>
-                <m:e>
-                  <m:r>
-                    <m:t xml:space="preserve">0</m:t>
-                  </m:r>
-                </m:e>
-              </m:mr>
-              <m:mr>
-                <m:e>
-                  <m:r>
-                    <m:t xml:space="preserve">0</m:t>
-                  </m:r>
-                </m:e>
-                <m:e>
-                  <m:r>
-                    <m:t xml:space="preserve">0</m:t>
-                  </m:r>
-                </m:e>
-                <m:e>
-                  <m:r>
-                    <m:t xml:space="preserve">0</m:t>
-                  </m:r>
-                </m:e>
-                <m:e>
-                  <m:r>
-                    <m:t xml:space="preserve">1</m:t>
-                  </m:r>
-                </m:e>
-              </m:mr>
-            </m:m>
-          </m:e>
-        </m:d>
-        <m:r>
-          <m:t xml:space="preserve">,</m:t>
-        </m:r>
-        <m:r>
-          <m:t xml:space="preserve">  </m:t>
-        </m:r>
-        <m:sSub>
-          <m:sSubPr/>
-          <m:e>
-            <m:r>
-              <m:t xml:space="preserve">A</m:t>
-            </m:r>
-          </m:e>
-          <m:sub>
-            <m:r>
-              <m:t xml:space="preserve">4</m:t>
-            </m:r>
-          </m:sub>
-        </m:sSub>
-        <m:r>
-          <m:t xml:space="preserve">=</m:t>
-        </m:r>
-        <m:d>
-          <m:dPr>
-            <m:begChr m:val="["/>
-            <m:endChr m:val="]"/>
-            <m:grow m:val="1"/>
-          </m:dPr>
-          <m:e>
-            <m:m>
-              <m:mPr>
-                <m:mcs>
-                  <m:mc>
-                    <m:mcPr>
-                      <m:count m:val="4"/>
-                      <m:mcJc m:val="center"/>
-                    </m:mcPr>
-                  </m:mc>
-                </m:mcs>
-              </m:mPr>
-              <m:mr>
-                <m:e>
-                  <m:r>
-                    <m:t xml:space="preserve">1</m:t>
-                  </m:r>
-                </m:e>
-                <m:e>
-                  <m:r>
-                    <m:t xml:space="preserve">0</m:t>
-                  </m:r>
-                </m:e>
-                <m:e>
-                  <m:r>
-                    <m:t xml:space="preserve">0</m:t>
-                  </m:r>
-                </m:e>
-                <m:e>
-                  <m:sSub>
-                    <m:sSubPr/>
-                    <m:e>
-                      <m:r>
-                        <m:t xml:space="preserve">L</m:t>
-                      </m:r>
-                    </m:e>
-                    <m:sub>
-                      <m:r>
-                        <m:t xml:space="preserve">3</m:t>
-                      </m:r>
-                    </m:sub>
-                  </m:sSub>
-                </m:e>
-              </m:mr>
-              <m:mr>
-                <m:e>
-                  <m:r>
-                    <m:t xml:space="preserve">0</m:t>
-                  </m:r>
-                </m:e>
-                <m:e>
-                  <m:r>
-                    <m:t xml:space="preserve">1</m:t>
-                  </m:r>
-                </m:e>
-                <m:e>
-                  <m:r>
-                    <m:t xml:space="preserve">0</m:t>
-                  </m:r>
-                </m:e>
-                <m:e>
-                  <m:r>
-                    <m:t xml:space="preserve">0</m:t>
-                  </m:r>
-                </m:e>
-              </m:mr>
-              <m:mr>
-                <m:e>
-                  <m:r>
-                    <m:t xml:space="preserve">0</m:t>
-                  </m:r>
-                </m:e>
-                <m:e>
-                  <m:r>
-                    <m:t xml:space="preserve">0</m:t>
-                  </m:r>
-                </m:e>
-                <m:e>
-                  <m:r>
-                    <m:t xml:space="preserve">1</m:t>
-                  </m:r>
-                </m:e>
-                <m:e>
-                  <m:r>
-                    <m:t xml:space="preserve">0</m:t>
-                  </m:r>
-                </m:e>
-              </m:mr>
-              <m:mr>
-                <m:e>
-                  <m:r>
-                    <m:t xml:space="preserve">0</m:t>
-                  </m:r>
-                </m:e>
-                <m:e>
-                  <m:r>
-                    <m:t xml:space="preserve">0</m:t>
-                  </m:r>
-                </m:e>
-                <m:e>
-                  <m:r>
-                    <m:t xml:space="preserve">0</m:t>
-                  </m:r>
-                </m:e>
-                <m:e>
-                  <m:r>
-                    <m:t xml:space="preserve">1</m:t>
-                  </m:r>
-                </m:e>
-              </m:mr>
-            </m:m>
-          </m:e>
-        </m:d>
-      </m:oMath>
-      <w:r>
-        <w:tab/>
-        <w:t>(6)</w:t>
-      </w:r>
-    </w:p>
-    <w:p>
-      <w:pPr>
-        <w:ind w:firstLine="482"/>
-      </w:pPr>
-      <w:r>
-        <w:t xml:space="preserve">式中简记 </w:t>
-      </w:r>
-      <m:oMath>
-        <m:sSub>
-          <m:sSubPr/>
-          <m:e>
-            <m:r>
-              <m:t xml:space="preserve">s</m:t>
-            </m:r>
-          </m:e>
-          <m:sub>
-            <m:r>
-              <m:t xml:space="preserve">i</m:t>
-            </m:r>
-          </m:sub>
-        </m:sSub>
-        <m:r>
-          <m:t xml:space="preserve">=</m:t>
-        </m:r>
-        <m:r>
-          <m:rPr>
-            <m:sty m:val="p"/>
-          </m:rPr>
-          <m:t xml:space="preserve">sin</m:t>
-        </m:r>
-        <m:sSub>
-          <m:sSubPr/>
-          <m:e>
-            <m:r>
-              <m:t xml:space="preserve">θ</m:t>
-            </m:r>
-          </m:e>
-          <m:sub>
-            <m:r>
-              <m:t xml:space="preserve">i</m:t>
-            </m:r>
-          </m:sub>
-        </m:sSub>
-      </m:oMath>
-      <w:r>
-        <w:t>，</w:t>
-      </w:r>
-      <m:oMath>
-        <m:sSub>
-          <m:sSubPr/>
-          <m:e>
-            <m:r>
-              <m:t xml:space="preserve">c</m:t>
-            </m:r>
-          </m:e>
-          <m:sub>
-            <m:r>
-              <m:t xml:space="preserve">i</m:t>
-            </m:r>
-          </m:sub>
-        </m:sSub>
-        <m:r>
-          <m:t xml:space="preserve">=</m:t>
-        </m:r>
-        <m:r>
-          <m:rPr>
-            <m:sty m:val="p"/>
-          </m:rPr>
-          <m:t xml:space="preserve">cos</m:t>
-        </m:r>
-        <m:sSub>
-          <m:sSubPr/>
-          <m:e>
-            <m:r>
-              <m:t xml:space="preserve">θ</m:t>
-            </m:r>
-          </m:e>
-          <m:sub>
-            <m:r>
-              <m:t xml:space="preserve">i</m:t>
-            </m:r>
-          </m:sub>
-        </m:sSub>
-      </m:oMath>
-      <w:r>
-        <w:t>（下同）。</w:t>
-      </w:r>
-    </w:p>
-    <w:p>
-      <w:pPr>
-        <w:pStyle w:val="Heading3"/>
-      </w:pPr>
-      <w:r>
-        <w:t>3.1.3 末端位姿矩阵</w:t>
-      </w:r>
-    </w:p>
-    <w:p>
-      <w:pPr>
-        <w:ind w:firstLine="482"/>
-      </w:pPr>
-      <w:r>
-        <w:t>末端相对基坐标系的位姿为各连杆变换之积：</w:t>
-      </w:r>
-    </w:p>
-    <w:p>
-      <w:pPr>
-        <w:tabs>
-          <w:tab w:pos="4422" w:val="center"/>
-          <w:tab w:pos="9071" w:val="right"/>
-        </w:tabs>
-        <w:spacing w:before="120" w:after="120" w:line="300" w:lineRule="auto"/>
-      </w:pPr>
-      <w:r>
-        <w:tab/>
-      </w:r>
-      <m:oMath>
-        <m:sSub>
-          <m:sSubPr/>
-          <m:e>
-            <m:r>
-              <m:t xml:space="preserve">T</m:t>
-            </m:r>
-          </m:e>
-          <m:sub>
-            <m:r>
-              <m:t xml:space="preserve">4</m:t>
-            </m:r>
-          </m:sub>
-        </m:sSub>
-        <m:sSub>
-          <m:sSubPr/>
-          <m:e>
-            <m:r>
-              <m:t xml:space="preserve">=A</m:t>
-            </m:r>
-          </m:e>
-          <m:sub>
-            <m:r>
-              <m:t xml:space="preserve">1</m:t>
-            </m:r>
-          </m:sub>
-        </m:sSub>
-        <m:sSub>
-          <m:sSubPr/>
-          <m:e>
-            <m:r>
-              <m:t xml:space="preserve">A</m:t>
-            </m:r>
-          </m:e>
-          <m:sub>
-            <m:r>
-              <m:t xml:space="preserve">2</m:t>
-            </m:r>
-          </m:sub>
-        </m:sSub>
-        <m:sSub>
-          <m:sSubPr/>
-          <m:e>
-            <m:r>
-              <m:t xml:space="preserve">A</m:t>
-            </m:r>
-          </m:e>
-          <m:sub>
-            <m:r>
-              <m:t xml:space="preserve">3</m:t>
-            </m:r>
-          </m:sub>
-        </m:sSub>
-        <m:sSub>
-          <m:sSubPr/>
-          <m:e>
-            <m:r>
-              <m:t xml:space="preserve">A</m:t>
-            </m:r>
-          </m:e>
-          <m:sub>
-            <m:r>
-              <m:t xml:space="preserve">4</m:t>
-            </m:r>
-          </m:sub>
-        </m:sSub>
-        <m:r>
-          <m:t xml:space="preserve">=</m:t>
-        </m:r>
-        <m:d>
-          <m:dPr>
-            <m:begChr m:val="["/>
-            <m:endChr m:val="]"/>
-            <m:grow m:val="1"/>
-          </m:dPr>
-          <m:e>
-            <m:m>
-              <m:mPr>
-                <m:mcs>
-                  <m:mc>
-                    <m:mcPr>
-                      <m:count m:val="4"/>
-                      <m:mcJc m:val="center"/>
-                    </m:mcPr>
-                  </m:mc>
-                </m:mcs>
-              </m:mPr>
-              <m:mr>
-                <m:e>
-                  <m:r>
-                    <m:rPr>
-                      <m:sty m:val="bi"/>
-                    </m:rPr>
-                    <m:t xml:space="preserve">n</m:t>
-                  </m:r>
-                </m:e>
-                <m:e>
-                  <m:r>
-                    <m:rPr>
-                      <m:sty m:val="bi"/>
-                    </m:rPr>
-                    <m:t xml:space="preserve">o</m:t>
-                  </m:r>
-                </m:e>
-                <m:e>
-                  <m:r>
-                    <m:rPr>
-                      <m:sty m:val="bi"/>
-                    </m:rPr>
-                    <m:t xml:space="preserve">a</m:t>
-                  </m:r>
-                </m:e>
-                <m:e>
-                  <m:r>
-                    <m:rPr>
-                      <m:sty m:val="bi"/>
-                    </m:rPr>
-                    <m:t xml:space="preserve">p</m:t>
-                  </m:r>
-                </m:e>
-              </m:mr>
-              <m:mr>
-                <m:e>
-                  <m:r>
-                    <m:t xml:space="preserve">0</m:t>
-                  </m:r>
-                </m:e>
-                <m:e>
-                  <m:r>
-                    <m:t xml:space="preserve">0</m:t>
-                  </m:r>
-                </m:e>
-                <m:e>
-                  <m:r>
-                    <m:t xml:space="preserve">0</m:t>
-                  </m:r>
-                </m:e>
-                <m:e>
-                  <m:r>
-                    <m:t xml:space="preserve">1</m:t>
-                  </m:r>
-                </m:e>
-              </m:mr>
-            </m:m>
-          </m:e>
-        </m:d>
-      </m:oMath>
-      <w:r>
-        <w:tab/>
-        <w:t>(7)</w:t>
-      </w:r>
-    </w:p>
-    <w:p>
-      <w:pPr>
-        <w:ind w:firstLine="482"/>
-      </w:pPr>
-      <w:r>
-        <w:t xml:space="preserve">先合并后两个关节的转角。注意到 </w:t>
-      </w:r>
-      <m:oMath>
-        <m:sSub>
-          <m:sSubPr/>
-          <m:e>
-            <m:r>
-              <m:t xml:space="preserve">A</m:t>
-            </m:r>
-          </m:e>
-          <m:sub>
-            <m:r>
-              <m:t xml:space="preserve">2</m:t>
-            </m:r>
-          </m:sub>
-        </m:sSub>
-      </m:oMath>
-      <w:r>
-        <w:t>、</w:t>
-      </w:r>
-      <m:oMath>
-        <m:sSub>
-          <m:sSubPr/>
-          <m:e>
-            <m:r>
-              <m:t xml:space="preserve">A</m:t>
-            </m:r>
-          </m:e>
-          <m:sub>
-            <m:r>
-              <m:t xml:space="preserve">3</m:t>
-            </m:r>
-          </m:sub>
-        </m:sSub>
-      </m:oMath>
-      <w:r>
-        <w:t xml:space="preserve"> 的旋转部分均为绕 </w:t>
-      </w:r>
-      <m:oMath>
-        <m:r>
-          <m:t xml:space="preserve">Z</m:t>
-        </m:r>
-      </m:oMath>
-      <w:r>
-        <w:t xml:space="preserve"> 轴的转动，其乘积只与 </w:t>
-      </w:r>
-      <m:oMath>
-        <m:sSub>
-          <m:sSubPr/>
-          <m:e>
-            <m:r>
-              <m:t xml:space="preserve">θ</m:t>
-            </m:r>
-          </m:e>
-          <m:sub>
-            <m:r>
-              <m:t xml:space="preserve">2</m:t>
-            </m:r>
-          </m:sub>
-        </m:sSub>
-        <m:r>
-          <m:t xml:space="preserve">+</m:t>
-        </m:r>
-        <m:sSub>
-          <m:sSubPr/>
-          <m:e>
-            <m:r>
-              <m:t xml:space="preserve">θ</m:t>
-            </m:r>
-          </m:e>
-          <m:sub>
-            <m:r>
-              <m:t xml:space="preserve">3</m:t>
-            </m:r>
-          </m:sub>
-        </m:sSub>
-      </m:oMath>
-      <w:r>
-        <w:t xml:space="preserve"> 有关：</w:t>
-      </w:r>
-    </w:p>
-    <w:p>
-      <w:pPr>
-        <w:tabs>
-          <w:tab w:pos="4422" w:val="center"/>
-          <w:tab w:pos="9071" w:val="right"/>
-        </w:tabs>
-        <w:spacing w:before="120" w:after="120" w:line="300" w:lineRule="auto"/>
-      </w:pPr>
-      <w:r>
-        <w:tab/>
-      </w:r>
-      <m:oMath>
-        <m:sSub>
-          <m:sSubPr/>
-          <m:e>
-            <m:r>
-              <m:t xml:space="preserve">A</m:t>
-            </m:r>
-          </m:e>
-          <m:sub>
-            <m:r>
-              <m:t xml:space="preserve">2</m:t>
-            </m:r>
-          </m:sub>
-        </m:sSub>
-        <m:sSub>
-          <m:sSubPr/>
-          <m:e>
-            <m:r>
-              <m:t xml:space="preserve">A</m:t>
-            </m:r>
-          </m:e>
-          <m:sub>
-            <m:r>
-              <m:t xml:space="preserve">3</m:t>
-            </m:r>
-          </m:sub>
-        </m:sSub>
-        <m:r>
-          <m:t xml:space="preserve">=</m:t>
-        </m:r>
-        <m:d>
-          <m:dPr>
-            <m:begChr m:val="["/>
-            <m:endChr m:val="]"/>
-            <m:grow m:val="1"/>
-          </m:dPr>
-          <m:e>
-            <m:m>
-              <m:mPr>
-                <m:mcs>
-                  <m:mc>
-                    <m:mcPr>
-                      <m:count m:val="4"/>
-                      <m:mcJc m:val="center"/>
-                    </m:mcPr>
-                  </m:mc>
-                </m:mcs>
-              </m:mPr>
-              <m:mr>
-                <m:e>
-                  <m:sSub>
-                    <m:sSubPr/>
-                    <m:e>
-                      <m:r>
-                        <m:t xml:space="preserve">c</m:t>
-                      </m:r>
-                    </m:e>
-                    <m:sub>
-                      <m:r>
-                        <m:t xml:space="preserve">23</m:t>
-                      </m:r>
-                    </m:sub>
-                  </m:sSub>
-                </m:e>
-                <m:e>
-                  <m:sSub>
-                    <m:sSubPr/>
-                    <m:e>
-                      <m:r>
-                        <m:t xml:space="preserve">-s</m:t>
-                      </m:r>
-                    </m:e>
-                    <m:sub>
-                      <m:r>
-                        <m:t xml:space="preserve">23</m:t>
-                      </m:r>
-                    </m:sub>
-                  </m:sSub>
-                </m:e>
-                <m:e>
-                  <m:r>
-                    <m:t xml:space="preserve">0</m:t>
-                  </m:r>
-                </m:e>
-                <m:e>
-                  <m:sSub>
-                    <m:sSubPr/>
-                    <m:e>
-                      <m:r>
-                        <m:t xml:space="preserve">L</m:t>
-                      </m:r>
-                    </m:e>
-                    <m:sub>
-                      <m:r>
-                        <m:t xml:space="preserve">1</m:t>
-                      </m:r>
-                    </m:sub>
-                  </m:sSub>
-                  <m:sSub>
-                    <m:sSubPr/>
-                    <m:e>
-                      <m:r>
-                        <m:t xml:space="preserve">c</m:t>
-                      </m:r>
-                    </m:e>
-                    <m:sub>
-                      <m:r>
-                        <m:t xml:space="preserve">2</m:t>
-                      </m:r>
-                    </m:sub>
-                  </m:sSub>
-                  <m:sSub>
-                    <m:sSubPr/>
-                    <m:e>
-                      <m:r>
-                        <m:t xml:space="preserve">+L</m:t>
-                      </m:r>
-                    </m:e>
-                    <m:sub>
-                      <m:r>
-                        <m:t xml:space="preserve">2</m:t>
-                      </m:r>
-                    </m:sub>
-                  </m:sSub>
-                  <m:sSub>
-                    <m:sSubPr/>
-                    <m:e>
-                      <m:r>
-                        <m:t xml:space="preserve">c</m:t>
-                      </m:r>
-                    </m:e>
-                    <m:sub>
-                      <m:r>
-                        <m:t xml:space="preserve">23</m:t>
-                      </m:r>
-                    </m:sub>
-                  </m:sSub>
-                </m:e>
-              </m:mr>
-              <m:mr>
-                <m:e>
-                  <m:sSub>
-                    <m:sSubPr/>
-                    <m:e>
-                      <m:r>
-                        <m:t xml:space="preserve">s</m:t>
-                      </m:r>
-                    </m:e>
-                    <m:sub>
-                      <m:r>
-                        <m:t xml:space="preserve">23</m:t>
-                      </m:r>
-                    </m:sub>
-                  </m:sSub>
-                </m:e>
-                <m:e>
-                  <m:sSub>
-                    <m:sSubPr/>
-                    <m:e>
-                      <m:r>
-                        <m:t xml:space="preserve">c</m:t>
-                      </m:r>
-                    </m:e>
-                    <m:sub>
-                      <m:r>
-                        <m:t xml:space="preserve">23</m:t>
-                      </m:r>
-                    </m:sub>
-                  </m:sSub>
-                </m:e>
-                <m:e>
-                  <m:r>
-                    <m:t xml:space="preserve">0</m:t>
-                  </m:r>
-                </m:e>
-                <m:e>
-                  <m:sSub>
-                    <m:sSubPr/>
-                    <m:e>
-                      <m:r>
-                        <m:t xml:space="preserve">L</m:t>
-                      </m:r>
-                    </m:e>
-                    <m:sub>
-                      <m:r>
-                        <m:t xml:space="preserve">1</m:t>
-                      </m:r>
-                    </m:sub>
-                  </m:sSub>
-                  <m:sSub>
-                    <m:sSubPr/>
-                    <m:e>
-                      <m:r>
-                        <m:t xml:space="preserve">s</m:t>
-                      </m:r>
-                    </m:e>
-                    <m:sub>
-                      <m:r>
-                        <m:t xml:space="preserve">2</m:t>
-                      </m:r>
-                    </m:sub>
-                  </m:sSub>
-                  <m:sSub>
-                    <m:sSubPr/>
-                    <m:e>
-                      <m:r>
-                        <m:t xml:space="preserve">+L</m:t>
-                      </m:r>
-                    </m:e>
-                    <m:sub>
-                      <m:r>
-                        <m:t xml:space="preserve">2</m:t>
-                      </m:r>
-                    </m:sub>
-                  </m:sSub>
-                  <m:sSub>
-                    <m:sSubPr/>
-                    <m:e>
-                      <m:r>
-                        <m:t xml:space="preserve">s</m:t>
-                      </m:r>
-                    </m:e>
-                    <m:sub>
-                      <m:r>
-                        <m:t xml:space="preserve">23</m:t>
-                      </m:r>
-                    </m:sub>
-                  </m:sSub>
-                </m:e>
-              </m:mr>
-              <m:mr>
-                <m:e>
-                  <m:r>
-                    <m:t xml:space="preserve">0</m:t>
-                  </m:r>
-                </m:e>
-                <m:e>
-                  <m:r>
-                    <m:t xml:space="preserve">0</m:t>
-                  </m:r>
-                </m:e>
-                <m:e>
-                  <m:r>
-                    <m:t xml:space="preserve">1</m:t>
-                  </m:r>
-                </m:e>
-                <m:e>
-                  <m:r>
-                    <m:t xml:space="preserve">0</m:t>
-                  </m:r>
-                </m:e>
-              </m:mr>
-              <m:mr>
-                <m:e>
-                  <m:r>
-                    <m:t xml:space="preserve">0</m:t>
-                  </m:r>
-                </m:e>
-                <m:e>
-                  <m:r>
-                    <m:t xml:space="preserve">0</m:t>
-                  </m:r>
-                </m:e>
-                <m:e>
-                  <m:r>
-                    <m:t xml:space="preserve">0</m:t>
-                  </m:r>
-                </m:e>
-                <m:e>
-                  <m:r>
-                    <m:t xml:space="preserve">1</m:t>
-                  </m:r>
-                </m:e>
-              </m:mr>
-            </m:m>
-          </m:e>
-        </m:d>
-      </m:oMath>
-      <w:r>
-        <w:tab/>
-        <w:t>(8)</w:t>
-      </w:r>
-    </w:p>
-    <w:p>
-      <w:pPr>
-        <w:ind w:firstLine="482"/>
-      </w:pPr>
-      <w:r>
-        <w:t xml:space="preserve">其中 </w:t>
-      </w:r>
-      <m:oMath>
-        <m:sSub>
-          <m:sSubPr/>
-          <m:e>
-            <m:r>
-              <m:t xml:space="preserve">c</m:t>
-            </m:r>
-          </m:e>
-          <m:sub>
-            <m:r>
-              <m:t xml:space="preserve">23</m:t>
-            </m:r>
-          </m:sub>
-        </m:sSub>
-        <m:r>
-          <m:t xml:space="preserve">=</m:t>
-        </m:r>
-        <m:r>
-          <m:rPr>
-            <m:sty m:val="p"/>
-          </m:rPr>
-          <m:t xml:space="preserve">cos</m:t>
-        </m:r>
-        <m:r>
-          <m:t xml:space="preserve">(</m:t>
-        </m:r>
-        <m:sSub>
-          <m:sSubPr/>
-          <m:e>
-            <m:r>
-              <m:t xml:space="preserve">θ</m:t>
-            </m:r>
-          </m:e>
-          <m:sub>
-            <m:r>
-              <m:t xml:space="preserve">2</m:t>
-            </m:r>
-          </m:sub>
-        </m:sSub>
-        <m:r>
-          <m:t xml:space="preserve">+</m:t>
-        </m:r>
-        <m:sSub>
-          <m:sSubPr/>
-          <m:e>
-            <m:r>
-              <m:t xml:space="preserve">θ</m:t>
-            </m:r>
-          </m:e>
-          <m:sub>
-            <m:r>
-              <m:t xml:space="preserve">3</m:t>
-            </m:r>
-          </m:sub>
-        </m:sSub>
-        <m:r>
-          <m:t xml:space="preserve">)</m:t>
-        </m:r>
-      </m:oMath>
-      <w:r>
-        <w:t>，</w:t>
-      </w:r>
-      <m:oMath>
-        <m:sSub>
-          <m:sSubPr/>
-          <m:e>
-            <m:r>
-              <m:t xml:space="preserve">s</m:t>
-            </m:r>
-          </m:e>
-          <m:sub>
-            <m:r>
-              <m:t xml:space="preserve">23</m:t>
-            </m:r>
-          </m:sub>
-        </m:sSub>
-        <m:r>
-          <m:t xml:space="preserve">=</m:t>
-        </m:r>
-        <m:r>
-          <m:rPr>
-            <m:sty m:val="p"/>
-          </m:rPr>
-          <m:t xml:space="preserve">sin</m:t>
-        </m:r>
-        <m:r>
-          <m:t xml:space="preserve">(</m:t>
-        </m:r>
-        <m:sSub>
-          <m:sSubPr/>
-          <m:e>
-            <m:r>
-              <m:t xml:space="preserve">θ</m:t>
-            </m:r>
-          </m:e>
-          <m:sub>
-            <m:r>
-              <m:t xml:space="preserve">2</m:t>
-            </m:r>
-          </m:sub>
-        </m:sSub>
-        <m:r>
-          <m:t xml:space="preserve">+</m:t>
-        </m:r>
-        <m:sSub>
-          <m:sSubPr/>
-          <m:e>
-            <m:r>
-              <m:t xml:space="preserve">θ</m:t>
-            </m:r>
-          </m:e>
-          <m:sub>
-            <m:r>
-              <m:t xml:space="preserve">3</m:t>
-            </m:r>
-          </m:sub>
-        </m:sSub>
-        <m:r>
-          <m:t xml:space="preserve">)</m:t>
-        </m:r>
-      </m:oMath>
-      <w:r>
-        <w:t xml:space="preserve">。再左乘 </w:t>
-      </w:r>
-      <m:oMath>
-        <m:sSub>
-          <m:sSubPr/>
-          <m:e>
-            <m:r>
-              <m:t xml:space="preserve">A</m:t>
-            </m:r>
-          </m:e>
-          <m:sub>
-            <m:r>
-              <m:t xml:space="preserve">1</m:t>
-            </m:r>
-          </m:sub>
-        </m:sSub>
-      </m:oMath>
-      <w:r>
-        <w:t xml:space="preserve">、右乘 </w:t>
-      </w:r>
-      <m:oMath>
-        <m:sSub>
-          <m:sSubPr/>
-          <m:e>
-            <m:r>
-              <m:t xml:space="preserve">A</m:t>
-            </m:r>
-          </m:e>
-          <m:sub>
-            <m:r>
-              <m:t xml:space="preserve">4</m:t>
-            </m:r>
-          </m:sub>
-        </m:sSub>
-      </m:oMath>
-      <w:r>
-        <w:t xml:space="preserve">，并令 </w:t>
-      </w:r>
-      <m:oMath>
-        <m:sSub>
-          <m:sSubPr/>
-          <m:e>
-            <m:r>
-              <m:t xml:space="preserve">L</m:t>
-            </m:r>
-          </m:e>
-          <m:sub>
-            <m:r>
-              <m:t xml:space="preserve">f</m:t>
-            </m:r>
-          </m:sub>
-        </m:sSub>
-        <m:sSub>
-          <m:sSubPr/>
-          <m:e>
-            <m:r>
-              <m:t xml:space="preserve">=L</m:t>
-            </m:r>
-          </m:e>
-          <m:sub>
-            <m:r>
-              <m:t xml:space="preserve">2</m:t>
-            </m:r>
-          </m:sub>
-        </m:sSub>
-        <m:sSub>
-          <m:sSubPr/>
-          <m:e>
-            <m:r>
-              <m:t xml:space="preserve">+L</m:t>
-            </m:r>
-          </m:e>
-          <m:sub>
-            <m:r>
-              <m:t xml:space="preserve">3</m:t>
-            </m:r>
-          </m:sub>
-        </m:sSub>
-      </m:oMath>
-      <w:r>
-        <w:t>，得末端位姿矩阵：</w:t>
-      </w:r>
-    </w:p>
-    <w:p>
-      <w:pPr>
-        <w:tabs>
-          <w:tab w:pos="4422" w:val="center"/>
-          <w:tab w:pos="9071" w:val="right"/>
-        </w:tabs>
-        <w:spacing w:before="120" w:after="120" w:line="300" w:lineRule="auto"/>
-      </w:pPr>
-      <w:r>
-        <w:tab/>
-      </w:r>
-      <m:oMath>
-        <m:sSub>
-          <m:sSubPr/>
-          <m:e>
-            <m:r>
-              <m:t xml:space="preserve">T</m:t>
-            </m:r>
-          </m:e>
-          <m:sub>
-            <m:r>
-              <m:t xml:space="preserve">4</m:t>
-            </m:r>
-          </m:sub>
-        </m:sSub>
-        <m:r>
-          <m:t xml:space="preserve">=</m:t>
-        </m:r>
-        <m:d>
-          <m:dPr>
-            <m:begChr m:val="["/>
-            <m:endChr m:val="]"/>
-            <m:grow m:val="1"/>
-          </m:dPr>
-          <m:e>
-            <m:m>
-              <m:mPr>
-                <m:mcs>
-                  <m:mc>
-                    <m:mcPr>
-                      <m:count m:val="4"/>
-                      <m:mcJc m:val="center"/>
-                    </m:mcPr>
-                  </m:mc>
-                </m:mcs>
-              </m:mPr>
-              <m:mr>
-                <m:e>
-                  <m:sSub>
-                    <m:sSubPr/>
-                    <m:e>
-                      <m:r>
-                        <m:t xml:space="preserve">c</m:t>
-                      </m:r>
-                    </m:e>
-                    <m:sub>
-                      <m:r>
-                        <m:t xml:space="preserve">1</m:t>
-                      </m:r>
-                    </m:sub>
-                  </m:sSub>
-                  <m:sSub>
-                    <m:sSubPr/>
-                    <m:e>
-                      <m:r>
-                        <m:t xml:space="preserve">c</m:t>
-                      </m:r>
-                    </m:e>
-                    <m:sub>
-                      <m:r>
-                        <m:t xml:space="preserve">23</m:t>
-                      </m:r>
-                    </m:sub>
-                  </m:sSub>
-                </m:e>
-                <m:e>
-                  <m:sSub>
-                    <m:sSubPr/>
-                    <m:e>
-                      <m:r>
-                        <m:t xml:space="preserve">-c</m:t>
-                      </m:r>
-                    </m:e>
-                    <m:sub>
-                      <m:r>
-                        <m:t xml:space="preserve">1</m:t>
-                      </m:r>
-                    </m:sub>
-                  </m:sSub>
-                  <m:sSub>
-                    <m:sSubPr/>
-                    <m:e>
-                      <m:r>
-                        <m:t xml:space="preserve">s</m:t>
-                      </m:r>
-                    </m:e>
-                    <m:sub>
-                      <m:r>
-                        <m:t xml:space="preserve">23</m:t>
-                      </m:r>
-                    </m:sub>
-                  </m:sSub>
-                </m:e>
-                <m:e>
-                  <m:sSub>
-                    <m:sSubPr/>
-                    <m:e>
-                      <m:r>
-                        <m:t xml:space="preserve">s</m:t>
-                      </m:r>
-                    </m:e>
-                    <m:sub>
-                      <m:r>
-                        <m:t xml:space="preserve">1</m:t>
-                      </m:r>
-                    </m:sub>
-                  </m:sSub>
-                </m:e>
-                <m:e>
-                  <m:sSub>
-                    <m:sSubPr/>
-                    <m:e>
-                      <m:r>
-                        <m:t xml:space="preserve">c</m:t>
-                      </m:r>
-                    </m:e>
-                    <m:sub>
-                      <m:r>
-                        <m:t xml:space="preserve">1</m:t>
-                      </m:r>
-                    </m:sub>
-                  </m:sSub>
-                  <m:d>
-                    <m:dPr>
-                      <m:begChr m:val="("/>
-                      <m:endChr m:val=")"/>
-                      <m:grow m:val="1"/>
-                    </m:dPr>
-                    <m:e>
-                      <m:sSub>
-                        <m:sSubPr/>
-                        <m:e>
-                          <m:r>
-                            <m:t xml:space="preserve">D+L</m:t>
-                          </m:r>
-                        </m:e>
-                        <m:sub>
-                          <m:r>
-                            <m:t xml:space="preserve">1</m:t>
-                          </m:r>
-                        </m:sub>
-                      </m:sSub>
-                      <m:sSub>
-                        <m:sSubPr/>
-                        <m:e>
-                          <m:r>
-                            <m:t xml:space="preserve">c</m:t>
-                          </m:r>
-                        </m:e>
-                        <m:sub>
-                          <m:r>
-                            <m:t xml:space="preserve">2</m:t>
-                          </m:r>
-                        </m:sub>
-                      </m:sSub>
-                      <m:sSub>
-                        <m:sSubPr/>
-                        <m:e>
-                          <m:r>
-                            <m:t xml:space="preserve">+L</m:t>
-                          </m:r>
-                        </m:e>
-                        <m:sub>
-                          <m:r>
-                            <m:t xml:space="preserve">f</m:t>
-                          </m:r>
-                        </m:sub>
-                      </m:sSub>
-                      <m:sSub>
-                        <m:sSubPr/>
-                        <m:e>
-                          <m:r>
-                            <m:t xml:space="preserve">c</m:t>
-                          </m:r>
-                        </m:e>
-                        <m:sub>
-                          <m:r>
-                            <m:t xml:space="preserve">23</m:t>
-                          </m:r>
-                        </m:sub>
-                      </m:sSub>
-                    </m:e>
-                  </m:d>
-                </m:e>
-              </m:mr>
-              <m:mr>
-                <m:e>
-                  <m:sSub>
-                    <m:sSubPr/>
-                    <m:e>
-                      <m:r>
-                        <m:t xml:space="preserve">s</m:t>
-                      </m:r>
-                    </m:e>
-                    <m:sub>
-                      <m:r>
-                        <m:t xml:space="preserve">1</m:t>
-                      </m:r>
-                    </m:sub>
-                  </m:sSub>
-                  <m:sSub>
-                    <m:sSubPr/>
-                    <m:e>
-                      <m:r>
-                        <m:t xml:space="preserve">c</m:t>
-                      </m:r>
-                    </m:e>
-                    <m:sub>
-                      <m:r>
-                        <m:t xml:space="preserve">23</m:t>
-                      </m:r>
-                    </m:sub>
-                  </m:sSub>
-                </m:e>
-                <m:e>
-                  <m:sSub>
-                    <m:sSubPr/>
-                    <m:e>
-                      <m:r>
-                        <m:t xml:space="preserve">-s</m:t>
-                      </m:r>
-                    </m:e>
-                    <m:sub>
-                      <m:r>
-                        <m:t xml:space="preserve">1</m:t>
-                      </m:r>
-                    </m:sub>
-                  </m:sSub>
-                  <m:sSub>
-                    <m:sSubPr/>
-                    <m:e>
-                      <m:r>
-                        <m:t xml:space="preserve">s</m:t>
-                      </m:r>
-                    </m:e>
-                    <m:sub>
-                      <m:r>
-                        <m:t xml:space="preserve">23</m:t>
-                      </m:r>
-                    </m:sub>
-                  </m:sSub>
-                </m:e>
-                <m:e>
-                  <m:sSub>
-                    <m:sSubPr/>
-                    <m:e>
-                      <m:r>
-                        <m:t xml:space="preserve">-c</m:t>
-                      </m:r>
-                    </m:e>
-                    <m:sub>
-                      <m:r>
-                        <m:t xml:space="preserve">1</m:t>
-                      </m:r>
-                    </m:sub>
-                  </m:sSub>
-                </m:e>
-                <m:e>
-                  <m:sSub>
-                    <m:sSubPr/>
-                    <m:e>
-                      <m:r>
-                        <m:t xml:space="preserve">s</m:t>
-                      </m:r>
-                    </m:e>
-                    <m:sub>
-                      <m:r>
-                        <m:t xml:space="preserve">1</m:t>
-                      </m:r>
-                    </m:sub>
-                  </m:sSub>
-                  <m:d>
-                    <m:dPr>
-                      <m:begChr m:val="("/>
-                      <m:endChr m:val=")"/>
-                      <m:grow m:val="1"/>
-                    </m:dPr>
-                    <m:e>
-                      <m:sSub>
-                        <m:sSubPr/>
-                        <m:e>
-                          <m:r>
-                            <m:t xml:space="preserve">D+L</m:t>
-                          </m:r>
-                        </m:e>
-                        <m:sub>
-                          <m:r>
-                            <m:t xml:space="preserve">1</m:t>
-                          </m:r>
-                        </m:sub>
-                      </m:sSub>
-                      <m:sSub>
-                        <m:sSubPr/>
-                        <m:e>
-                          <m:r>
-                            <m:t xml:space="preserve">c</m:t>
-                          </m:r>
-                        </m:e>
-                        <m:sub>
-                          <m:r>
-                            <m:t xml:space="preserve">2</m:t>
-                          </m:r>
-                        </m:sub>
-                      </m:sSub>
-                      <m:sSub>
-                        <m:sSubPr/>
-                        <m:e>
-                          <m:r>
-                            <m:t xml:space="preserve">+L</m:t>
-                          </m:r>
-                        </m:e>
-                        <m:sub>
-                          <m:r>
-                            <m:t xml:space="preserve">f</m:t>
-                          </m:r>
-                        </m:sub>
-                      </m:sSub>
-                      <m:sSub>
-                        <m:sSubPr/>
-                        <m:e>
-                          <m:r>
-                            <m:t xml:space="preserve">c</m:t>
-                          </m:r>
-                        </m:e>
-                        <m:sub>
-                          <m:r>
-                            <m:t xml:space="preserve">23</m:t>
-                          </m:r>
-                        </m:sub>
-                      </m:sSub>
-                    </m:e>
-                  </m:d>
-                </m:e>
-              </m:mr>
-              <m:mr>
-                <m:e>
-                  <m:sSub>
-                    <m:sSubPr/>
-                    <m:e>
-                      <m:r>
-                        <m:t xml:space="preserve">s</m:t>
-                      </m:r>
-                    </m:e>
-                    <m:sub>
-                      <m:r>
-                        <m:t xml:space="preserve">23</m:t>
-                      </m:r>
-                    </m:sub>
-                  </m:sSub>
-                </m:e>
-                <m:e>
-                  <m:sSub>
-                    <m:sSubPr/>
-                    <m:e>
-                      <m:r>
-                        <m:t xml:space="preserve">c</m:t>
-                      </m:r>
-                    </m:e>
-                    <m:sub>
-                      <m:r>
-                        <m:t xml:space="preserve">23</m:t>
-                      </m:r>
-                    </m:sub>
-                  </m:sSub>
-                </m:e>
-                <m:e>
-                  <m:r>
-                    <m:t xml:space="preserve">0</m:t>
-                  </m:r>
-                </m:e>
-                <m:e>
-                  <m:sSub>
-                    <m:sSubPr/>
-                    <m:e>
-                      <m:r>
-                        <m:t xml:space="preserve">H+L</m:t>
-                      </m:r>
-                    </m:e>
-                    <m:sub>
-                      <m:r>
-                        <m:t xml:space="preserve">1</m:t>
-                      </m:r>
-                    </m:sub>
-                  </m:sSub>
-                  <m:sSub>
-                    <m:sSubPr/>
-                    <m:e>
-                      <m:r>
-                        <m:t xml:space="preserve">s</m:t>
-                      </m:r>
-                    </m:e>
-                    <m:sub>
-                      <m:r>
-                        <m:t xml:space="preserve">2</m:t>
-                      </m:r>
-                    </m:sub>
-                  </m:sSub>
-                  <m:sSub>
-                    <m:sSubPr/>
-                    <m:e>
-                      <m:r>
-                        <m:t xml:space="preserve">+L</m:t>
-                      </m:r>
-                    </m:e>
-                    <m:sub>
-                      <m:r>
-                        <m:t xml:space="preserve">f</m:t>
-                      </m:r>
-                    </m:sub>
-                  </m:sSub>
-                  <m:sSub>
-                    <m:sSubPr/>
-                    <m:e>
-                      <m:r>
-                        <m:t xml:space="preserve">s</m:t>
-                      </m:r>
-                    </m:e>
-                    <m:sub>
-                      <m:r>
-                        <m:t xml:space="preserve">23</m:t>
-                      </m:r>
-                    </m:sub>
-                  </m:sSub>
-                </m:e>
-              </m:mr>
-              <m:mr>
-                <m:e>
-                  <m:r>
-                    <m:t xml:space="preserve">0</m:t>
-                  </m:r>
-                </m:e>
-                <m:e>
-                  <m:r>
-                    <m:t xml:space="preserve">0</m:t>
-                  </m:r>
-                </m:e>
-                <m:e>
-                  <m:r>
-                    <m:t xml:space="preserve">0</m:t>
-                  </m:r>
-                </m:e>
-                <m:e>
-                  <m:r>
-                    <m:t xml:space="preserve">1</m:t>
-                  </m:r>
-                </m:e>
-              </m:mr>
-            </m:m>
-          </m:e>
-        </m:d>
-      </m:oMath>
-      <w:r>
-        <w:tab/>
-        <w:t>(9)</w:t>
-      </w:r>
-    </w:p>
-    <w:p>
-      <w:pPr>
-        <w:pStyle w:val="Heading3"/>
-      </w:pPr>
-      <w:r>
-        <w:t>3.1.4 正解方程</w:t>
-      </w:r>
-    </w:p>
-    <w:p>
-      <w:pPr>
-        <w:ind w:firstLine="482"/>
-      </w:pPr>
-      <w:r>
-        <w:t>取上式第 4 列的前三个元素，即得运动学正解方程：</w:t>
-      </w:r>
-    </w:p>
-    <w:p>
-      <w:pPr>
-        <w:tabs>
-          <w:tab w:pos="4422" w:val="center"/>
-          <w:tab w:pos="9071" w:val="right"/>
-        </w:tabs>
-        <w:spacing w:before="120" w:after="120" w:line="300" w:lineRule="auto"/>
-      </w:pPr>
-      <w:r>
-        <w:tab/>
-      </w:r>
-      <m:oMath>
-        <m:r>
-          <m:t xml:space="preserve">x</m:t>
-        </m:r>
-        <m:r>
-          <m:t xml:space="preserve">=</m:t>
-        </m:r>
-        <m:r>
-          <m:rPr>
-            <m:sty m:val="p"/>
-          </m:rPr>
-          <m:t xml:space="preserve">cos</m:t>
-        </m:r>
-        <m:sSub>
-          <m:sSubPr/>
-          <m:e>
-            <m:r>
-              <m:t xml:space="preserve">θ</m:t>
-            </m:r>
-          </m:e>
-          <m:sub>
-            <m:r>
-              <m:t xml:space="preserve">1</m:t>
-            </m:r>
-          </m:sub>
-        </m:sSub>
-        <m:d>
-          <m:dPr>
-            <m:begChr m:val="("/>
-            <m:endChr m:val=")"/>
-            <m:grow m:val="1"/>
-          </m:dPr>
-          <m:e>
-            <m:sSub>
-              <m:sSubPr/>
-              <m:e>
-                <m:r>
-                  <m:t xml:space="preserve">D+L</m:t>
-                </m:r>
-              </m:e>
-              <m:sub>
-                <m:r>
-                  <m:t xml:space="preserve">1</m:t>
-                </m:r>
-              </m:sub>
-            </m:sSub>
-            <m:r>
-              <m:rPr>
-                <m:sty m:val="p"/>
-              </m:rPr>
-              <m:t xml:space="preserve">cos</m:t>
-            </m:r>
-            <m:sSub>
-              <m:sSubPr/>
-              <m:e>
-                <m:r>
-                  <m:t xml:space="preserve">θ</m:t>
-                </m:r>
-              </m:e>
-              <m:sub>
-                <m:r>
-                  <m:t xml:space="preserve">2</m:t>
-                </m:r>
-              </m:sub>
-            </m:sSub>
-            <m:sSub>
-              <m:sSubPr/>
-              <m:e>
-                <m:r>
-                  <m:t xml:space="preserve">+L</m:t>
-                </m:r>
-              </m:e>
-              <m:sub>
-                <m:r>
-                  <m:t xml:space="preserve">f</m:t>
-                </m:r>
-              </m:sub>
-            </m:sSub>
-            <m:r>
-              <m:rPr>
-                <m:sty m:val="p"/>
-              </m:rPr>
-              <m:t xml:space="preserve">cos</m:t>
-            </m:r>
-            <m:r>
-              <m:t xml:space="preserve">(</m:t>
-            </m:r>
-            <m:sSub>
-              <m:sSubPr/>
-              <m:e>
-                <m:r>
-                  <m:t xml:space="preserve">θ</m:t>
-                </m:r>
-              </m:e>
-              <m:sub>
-                <m:r>
-                  <m:t xml:space="preserve">2</m:t>
-                </m:r>
-              </m:sub>
-            </m:sSub>
-            <m:r>
-              <m:t xml:space="preserve">+</m:t>
-            </m:r>
-            <m:sSub>
-              <m:sSubPr/>
-              <m:e>
-                <m:r>
-                  <m:t xml:space="preserve">θ</m:t>
-                </m:r>
-              </m:e>
-              <m:sub>
-                <m:r>
-                  <m:t xml:space="preserve">3</m:t>
-                </m:r>
-              </m:sub>
-            </m:sSub>
-            <m:r>
-              <m:t xml:space="preserve">)</m:t>
-            </m:r>
-          </m:e>
-        </m:d>
-      </m:oMath>
-      <w:r>
-        <w:tab/>
-        <w:t>(10)</w:t>
-      </w:r>
-    </w:p>
-    <w:p>
-      <w:pPr>
-        <w:tabs>
-          <w:tab w:pos="4422" w:val="center"/>
-          <w:tab w:pos="9071" w:val="right"/>
-        </w:tabs>
-        <w:spacing w:before="120" w:after="120" w:line="300" w:lineRule="auto"/>
-      </w:pPr>
-      <w:r>
-        <w:tab/>
-      </w:r>
-      <m:oMath>
-        <m:r>
-          <m:t xml:space="preserve">y</m:t>
-        </m:r>
-        <m:r>
-          <m:t xml:space="preserve">=</m:t>
-        </m:r>
-        <m:r>
-          <m:rPr>
-            <m:sty m:val="p"/>
-          </m:rPr>
-          <m:t xml:space="preserve">sin</m:t>
-        </m:r>
-        <m:sSub>
-          <m:sSubPr/>
-          <m:e>
-            <m:r>
-              <m:t xml:space="preserve">θ</m:t>
-            </m:r>
-          </m:e>
-          <m:sub>
-            <m:r>
-              <m:t xml:space="preserve">1</m:t>
-            </m:r>
-          </m:sub>
-        </m:sSub>
-        <m:d>
-          <m:dPr>
-            <m:begChr m:val="("/>
-            <m:endChr m:val=")"/>
-            <m:grow m:val="1"/>
-          </m:dPr>
-          <m:e>
-            <m:sSub>
-              <m:sSubPr/>
-              <m:e>
-                <m:r>
-                  <m:t xml:space="preserve">D+L</m:t>
-                </m:r>
-              </m:e>
-              <m:sub>
-                <m:r>
-                  <m:t xml:space="preserve">1</m:t>
-                </m:r>
-              </m:sub>
-            </m:sSub>
-            <m:r>
-              <m:rPr>
-                <m:sty m:val="p"/>
-              </m:rPr>
-              <m:t xml:space="preserve">cos</m:t>
-            </m:r>
-            <m:sSub>
-              <m:sSubPr/>
-              <m:e>
-                <m:r>
-                  <m:t xml:space="preserve">θ</m:t>
-                </m:r>
-              </m:e>
-              <m:sub>
-                <m:r>
-                  <m:t xml:space="preserve">2</m:t>
-                </m:r>
-              </m:sub>
-            </m:sSub>
-            <m:sSub>
-              <m:sSubPr/>
-              <m:e>
-                <m:r>
-                  <m:t xml:space="preserve">+L</m:t>
-                </m:r>
-              </m:e>
-              <m:sub>
-                <m:r>
-                  <m:t xml:space="preserve">f</m:t>
-                </m:r>
-              </m:sub>
-            </m:sSub>
-            <m:r>
-              <m:rPr>
-                <m:sty m:val="p"/>
-              </m:rPr>
-              <m:t xml:space="preserve">cos</m:t>
-            </m:r>
-            <m:r>
-              <m:t xml:space="preserve">(</m:t>
-            </m:r>
-            <m:sSub>
-              <m:sSubPr/>
-              <m:e>
-                <m:r>
-                  <m:t xml:space="preserve">θ</m:t>
-                </m:r>
-              </m:e>
-              <m:sub>
-                <m:r>
-                  <m:t xml:space="preserve">2</m:t>
-                </m:r>
-              </m:sub>
-            </m:sSub>
-            <m:r>
-              <m:t xml:space="preserve">+</m:t>
-            </m:r>
-            <m:sSub>
-              <m:sSubPr/>
-              <m:e>
-                <m:r>
-                  <m:t xml:space="preserve">θ</m:t>
-                </m:r>
-              </m:e>
-              <m:sub>
-                <m:r>
-                  <m:t xml:space="preserve">3</m:t>
-                </m:r>
-              </m:sub>
-            </m:sSub>
-            <m:r>
-              <m:t xml:space="preserve">)</m:t>
-            </m:r>
-          </m:e>
-        </m:d>
-      </m:oMath>
-      <w:r>
-        <w:tab/>
-        <w:t>(11)</w:t>
-      </w:r>
-    </w:p>
-    <w:p>
-      <w:pPr>
-        <w:tabs>
-          <w:tab w:pos="4422" w:val="center"/>
-          <w:tab w:pos="9071" w:val="right"/>
-        </w:tabs>
-        <w:spacing w:before="120" w:after="120" w:line="300" w:lineRule="auto"/>
-      </w:pPr>
-      <w:r>
-        <w:tab/>
-      </w:r>
-      <m:oMath>
-        <m:r>
-          <m:t xml:space="preserve">z</m:t>
-        </m:r>
-        <m:r>
-          <m:t xml:space="preserve">=</m:t>
-        </m:r>
-        <m:sSub>
-          <m:sSubPr/>
-          <m:e>
-            <m:r>
-              <m:t xml:space="preserve">H+L</m:t>
-            </m:r>
-          </m:e>
-          <m:sub>
-            <m:r>
-              <m:t xml:space="preserve">1</m:t>
-            </m:r>
-          </m:sub>
-        </m:sSub>
-        <m:r>
-          <m:rPr>
-            <m:sty m:val="p"/>
-          </m:rPr>
-          <m:t xml:space="preserve">sin</m:t>
-        </m:r>
-        <m:sSub>
-          <m:sSubPr/>
-          <m:e>
-            <m:r>
-              <m:t xml:space="preserve">θ</m:t>
-            </m:r>
-          </m:e>
-          <m:sub>
-            <m:r>
-              <m:t xml:space="preserve">2</m:t>
-            </m:r>
-          </m:sub>
-        </m:sSub>
-        <m:sSub>
-          <m:sSubPr/>
-          <m:e>
-            <m:r>
-              <m:t xml:space="preserve">+L</m:t>
-            </m:r>
-          </m:e>
-          <m:sub>
-            <m:r>
-              <m:t xml:space="preserve">f</m:t>
-            </m:r>
-          </m:sub>
-        </m:sSub>
-        <m:r>
-          <m:rPr>
-            <m:sty m:val="p"/>
-          </m:rPr>
-          <m:t xml:space="preserve">sin</m:t>
-        </m:r>
-        <m:r>
-          <m:t xml:space="preserve">(</m:t>
-        </m:r>
-        <m:sSub>
-          <m:sSubPr/>
-          <m:e>
-            <m:r>
-              <m:t xml:space="preserve">θ</m:t>
-            </m:r>
-          </m:e>
-          <m:sub>
-            <m:r>
-              <m:t xml:space="preserve">2</m:t>
-            </m:r>
-          </m:sub>
-        </m:sSub>
-        <m:r>
-          <m:t xml:space="preserve">+</m:t>
-        </m:r>
-        <m:sSub>
-          <m:sSubPr/>
-          <m:e>
-            <m:r>
-              <m:t xml:space="preserve">θ</m:t>
-            </m:r>
-          </m:e>
-          <m:sub>
-            <m:r>
-              <m:t xml:space="preserve">3</m:t>
-            </m:r>
-          </m:sub>
-        </m:sSub>
-        <m:r>
-          <m:t xml:space="preserve">)</m:t>
-        </m:r>
-      </m:oMath>
-      <w:r>
-        <w:tab/>
-        <w:t>(12)</w:t>
-      </w:r>
-    </w:p>
-    <w:p>
-      <w:pPr>
-        <w:ind w:firstLine="482"/>
-      </w:pPr>
-      <w:r>
-        <w:t>同时，末端姿态矩阵（旋转部分）为</w:t>
-      </w:r>
-    </w:p>
-    <w:p>
-      <w:pPr>
-        <w:tabs>
-          <w:tab w:pos="4422" w:val="center"/>
-          <w:tab w:pos="9071" w:val="right"/>
-        </w:tabs>
-        <w:spacing w:before="120" w:after="120" w:line="300" w:lineRule="auto"/>
-      </w:pPr>
-      <w:r>
-        <w:tab/>
-      </w:r>
-      <m:oMath>
-        <m:sSub>
-          <m:sSubPr/>
-          <m:e>
-            <m:r>
-              <m:t xml:space="preserve">R</m:t>
-            </m:r>
-          </m:e>
-          <m:sub>
-            <m:r>
-              <m:t xml:space="preserve">4</m:t>
-            </m:r>
-          </m:sub>
-        </m:sSub>
-        <m:r>
-          <m:t xml:space="preserve">=</m:t>
-        </m:r>
-        <m:d>
-          <m:dPr>
-            <m:begChr m:val="["/>
-            <m:endChr m:val="]"/>
-            <m:grow m:val="1"/>
-          </m:dPr>
-          <m:e>
-            <m:m>
-              <m:mPr>
-                <m:mcs>
-                  <m:mc>
-                    <m:mcPr>
-                      <m:count m:val="3"/>
-                      <m:mcJc m:val="center"/>
-                    </m:mcPr>
-                  </m:mc>
-                </m:mcs>
-              </m:mPr>
-              <m:mr>
-                <m:e>
-                  <m:sSub>
-                    <m:sSubPr/>
-                    <m:e>
-                      <m:r>
-                        <m:t xml:space="preserve">c</m:t>
-                      </m:r>
-                    </m:e>
-                    <m:sub>
-                      <m:r>
-                        <m:t xml:space="preserve">1</m:t>
-                      </m:r>
-                    </m:sub>
-                  </m:sSub>
-                  <m:sSub>
-                    <m:sSubPr/>
-                    <m:e>
-                      <m:r>
-                        <m:t xml:space="preserve">c</m:t>
-                      </m:r>
-                    </m:e>
-                    <m:sub>
-                      <m:r>
-                        <m:t xml:space="preserve">23</m:t>
-                      </m:r>
-                    </m:sub>
-                  </m:sSub>
-                </m:e>
-                <m:e>
-                  <m:sSub>
-                    <m:sSubPr/>
-                    <m:e>
-                      <m:r>
-                        <m:t xml:space="preserve">-c</m:t>
-                      </m:r>
-                    </m:e>
-                    <m:sub>
-                      <m:r>
-                        <m:t xml:space="preserve">1</m:t>
-                      </m:r>
-                    </m:sub>
-                  </m:sSub>
-                  <m:sSub>
-                    <m:sSubPr/>
-                    <m:e>
-                      <m:r>
-                        <m:t xml:space="preserve">s</m:t>
-                      </m:r>
-                    </m:e>
-                    <m:sub>
-                      <m:r>
-                        <m:t xml:space="preserve">23</m:t>
-                      </m:r>
-                    </m:sub>
-                  </m:sSub>
-                </m:e>
-                <m:e>
-                  <m:sSub>
-                    <m:sSubPr/>
-                    <m:e>
-                      <m:r>
-                        <m:t xml:space="preserve">s</m:t>
-                      </m:r>
-                    </m:e>
-                    <m:sub>
-                      <m:r>
-                        <m:t xml:space="preserve">1</m:t>
-                      </m:r>
-                    </m:sub>
-                  </m:sSub>
-                </m:e>
-              </m:mr>
-              <m:mr>
-                <m:e>
-                  <m:sSub>
-                    <m:sSubPr/>
-                    <m:e>
-                      <m:r>
-                        <m:t xml:space="preserve">s</m:t>
-                      </m:r>
-                    </m:e>
-                    <m:sub>
-                      <m:r>
-                        <m:t xml:space="preserve">1</m:t>
-                      </m:r>
-                    </m:sub>
-                  </m:sSub>
-                  <m:sSub>
-                    <m:sSubPr/>
-                    <m:e>
-                      <m:r>
-                        <m:t xml:space="preserve">c</m:t>
-                      </m:r>
-                    </m:e>
-                    <m:sub>
-                      <m:r>
-                        <m:t xml:space="preserve">23</m:t>
-                      </m:r>
-                    </m:sub>
-                  </m:sSub>
-                </m:e>
-                <m:e>
-                  <m:sSub>
-                    <m:sSubPr/>
-                    <m:e>
-                      <m:r>
-                        <m:t xml:space="preserve">-s</m:t>
-                      </m:r>
-                    </m:e>
-                    <m:sub>
-                      <m:r>
-                        <m:t xml:space="preserve">1</m:t>
-                      </m:r>
-                    </m:sub>
-                  </m:sSub>
-                  <m:sSub>
-                    <m:sSubPr/>
-                    <m:e>
-                      <m:r>
-                        <m:t xml:space="preserve">s</m:t>
-                      </m:r>
-                    </m:e>
-                    <m:sub>
-                      <m:r>
-                        <m:t xml:space="preserve">23</m:t>
-                      </m:r>
-                    </m:sub>
-                  </m:sSub>
-                </m:e>
-                <m:e>
-                  <m:sSub>
-                    <m:sSubPr/>
-                    <m:e>
-                      <m:r>
-                        <m:t xml:space="preserve">-c</m:t>
-                      </m:r>
-                    </m:e>
-                    <m:sub>
-                      <m:r>
-                        <m:t xml:space="preserve">1</m:t>
-                      </m:r>
-                    </m:sub>
-                  </m:sSub>
-                </m:e>
-              </m:mr>
-              <m:mr>
-                <m:e>
-                  <m:sSub>
-                    <m:sSubPr/>
-                    <m:e>
-                      <m:r>
-                        <m:t xml:space="preserve">s</m:t>
-                      </m:r>
-                    </m:e>
-                    <m:sub>
-                      <m:r>
-                        <m:t xml:space="preserve">23</m:t>
-                      </m:r>
-                    </m:sub>
-                  </m:sSub>
-                </m:e>
-                <m:e>
-                  <m:sSub>
-                    <m:sSubPr/>
-                    <m:e>
-                      <m:r>
-                        <m:t xml:space="preserve">c</m:t>
-                      </m:r>
-                    </m:e>
-                    <m:sub>
-                      <m:r>
-                        <m:t xml:space="preserve">23</m:t>
-                      </m:r>
-                    </m:sub>
-                  </m:sSub>
-                </m:e>
-                <m:e>
-                  <m:r>
-                    <m:t xml:space="preserve">0</m:t>
-                  </m:r>
-                </m:e>
-              </m:mr>
-            </m:m>
-          </m:e>
-        </m:d>
-        <m:r>
-          <m:t xml:space="preserve">=</m:t>
-        </m:r>
-        <m:sSub>
-          <m:sSubPr/>
-          <m:e>
-            <m:r>
-              <m:rPr>
-                <m:sty m:val="p"/>
-              </m:rPr>
-              <m:t xml:space="preserve">Rot</m:t>
-            </m:r>
-          </m:e>
-          <m:sub>
-            <m:r>
-              <m:t xml:space="preserve">z</m:t>
-            </m:r>
-          </m:sub>
-        </m:sSub>
-        <m:r>
-          <m:t xml:space="preserve">(</m:t>
-        </m:r>
-        <m:sSub>
-          <m:sSubPr/>
-          <m:e>
-            <m:r>
-              <m:t xml:space="preserve">θ</m:t>
-            </m:r>
-          </m:e>
-          <m:sub>
-            <m:r>
-              <m:t xml:space="preserve">1</m:t>
-            </m:r>
-          </m:sub>
-        </m:sSub>
-        <m:r>
-          <m:t xml:space="preserve">)</m:t>
-        </m:r>
-        <m:r>
-          <m:t xml:space="preserve"> </m:t>
-        </m:r>
-        <m:sSub>
-          <m:sSubPr/>
-          <m:e>
-            <m:r>
-              <m:rPr>
-                <m:sty m:val="p"/>
-              </m:rPr>
-              <m:t xml:space="preserve">Rot</m:t>
-            </m:r>
-          </m:e>
-          <m:sub>
-            <m:r>
-              <m:t xml:space="preserve">x</m:t>
-            </m:r>
-          </m:sub>
-        </m:sSub>
-        <m:sSup>
-          <m:sSupPr/>
-          <m:e>
-            <m:r>
-              <m:t xml:space="preserve">(90</m:t>
-            </m:r>
-          </m:e>
-          <m:sup>
-            <m:r>
-              <m:t xml:space="preserve">∘</m:t>
-            </m:r>
-          </m:sup>
-        </m:sSup>
-        <m:r>
-          <m:t xml:space="preserve">)</m:t>
-        </m:r>
-        <m:r>
-          <m:t xml:space="preserve"> </m:t>
-        </m:r>
-        <m:sSub>
-          <m:sSubPr/>
-          <m:e>
-            <m:r>
-              <m:rPr>
-                <m:sty m:val="p"/>
-              </m:rPr>
-              <m:t xml:space="preserve">Rot</m:t>
-            </m:r>
-          </m:e>
-          <m:sub>
-            <m:r>
-              <m:t xml:space="preserve">z</m:t>
-            </m:r>
-          </m:sub>
-        </m:sSub>
-        <m:r>
-          <m:t xml:space="preserve">(</m:t>
-        </m:r>
-        <m:sSub>
-          <m:sSubPr/>
-          <m:e>
-            <m:r>
-              <m:t xml:space="preserve">θ</m:t>
-            </m:r>
-          </m:e>
-          <m:sub>
-            <m:r>
-              <m:t xml:space="preserve">2</m:t>
-            </m:r>
-          </m:sub>
-        </m:sSub>
-        <m:r>
-          <m:t xml:space="preserve">+</m:t>
-        </m:r>
-        <m:sSub>
-          <m:sSubPr/>
-          <m:e>
-            <m:r>
-              <m:t xml:space="preserve">θ</m:t>
-            </m:r>
-          </m:e>
-          <m:sub>
-            <m:r>
-              <m:t xml:space="preserve">3</m:t>
-            </m:r>
-          </m:sub>
-        </m:sSub>
-        <m:r>
-          <m:t xml:space="preserve">)</m:t>
-        </m:r>
-      </m:oMath>
-      <w:r>
-        <w:tab/>
-        <w:t>(13)</w:t>
-      </w:r>
-    </w:p>
-    <w:p>
-      <w:pPr>
-        <w:ind w:firstLine="482"/>
-      </w:pPr>
-      <w:r>
-        <w:t xml:space="preserve">由于夹爪相对小臂固定，其姿态只由 </w:t>
-      </w:r>
-      <m:oMath>
-        <m:sSub>
-          <m:sSubPr/>
-          <m:e>
-            <m:r>
-              <m:t xml:space="preserve">θ</m:t>
-            </m:r>
-          </m:e>
-          <m:sub>
-            <m:r>
-              <m:t xml:space="preserve">1</m:t>
-            </m:r>
-          </m:sub>
-        </m:sSub>
-      </m:oMath>
-      <w:r>
-        <w:t xml:space="preserve"> 与 </w:t>
-      </w:r>
-      <m:oMath>
-        <m:sSub>
-          <m:sSubPr/>
-          <m:e>
-            <m:r>
-              <m:t xml:space="preserve">θ</m:t>
-            </m:r>
-          </m:e>
-          <m:sub>
-            <m:r>
-              <m:t xml:space="preserve">2</m:t>
-            </m:r>
-          </m:sub>
-        </m:sSub>
-        <m:r>
-          <m:t xml:space="preserve">+</m:t>
-        </m:r>
-        <m:sSub>
-          <m:sSubPr/>
-          <m:e>
-            <m:r>
-              <m:t xml:space="preserve">θ</m:t>
-            </m:r>
-          </m:e>
-          <m:sub>
-            <m:r>
-              <m:t xml:space="preserve">3</m:t>
-            </m:r>
-          </m:sub>
-        </m:sSub>
-      </m:oMath>
-      <w:r>
-        <w:t xml:space="preserve"> 决定，不存在独立的姿态自由度——这与 meArm 为 3 自由度位置机构（外加夹爪开合）的构型一致。</w:t>
-      </w:r>
-    </w:p>
-    <w:p>
-      <w:pPr>
-        <w:pStyle w:val="Heading2"/>
-      </w:pPr>
-      <w:r>
-        <w:t>3.2 基于几何投影的验证</w:t>
-      </w:r>
-    </w:p>
-    <w:p>
-      <w:pPr>
-        <w:ind w:firstLine="482"/>
-      </w:pPr>
-      <w:r>
-        <w:t>正解方程亦可由几何关系直接得到，用以验证上式。由图 1-1，把一个三维问题分解为"水平面的回转"与"竖直平面内的平面臂"两部分。</w:t>
-      </w:r>
-    </w:p>
-    <w:p>
-      <w:pPr>
-        <w:ind w:firstLine="482"/>
-      </w:pPr>
-      <w:r>
-        <w:t xml:space="preserve">第一步，求肩关节中心在基坐标系中的位置。肩关节位于底座回转轴线上方 </w:t>
+        <w:t xml:space="preserve">，求肩关节中心在基坐标系中的位置。肩关节位于底座回转轴线上方 </w:t>
       </w:r>
       <m:oMath>
         <m:r>
@@ -7580,7 +2746,7 @@
         </m:r>
       </m:oMath>
       <w:r>
-        <w:t>，则</w:t>
+        <w:t>，故</w:t>
       </w:r>
     </w:p>
     <w:p>
@@ -7698,7 +2864,7 @@
       </m:oMath>
       <w:r>
         <w:tab/>
-        <w:t>(14)</w:t>
+        <w:t>(1)</w:t>
       </w:r>
     </w:p>
     <w:p>
@@ -7706,7 +2872,13 @@
         <w:ind w:firstLine="482"/>
       </w:pPr>
       <w:r>
-        <w:t xml:space="preserve">第二步，在竖直平面内叠加两段连杆的位移。大臂在水平面内的投影为 </w:t>
+        <w:rPr>
+          <w:b/>
+        </w:rPr>
+        <w:t>第二步</w:t>
+      </w:r>
+      <w:r>
+        <w:t xml:space="preserve">，在竖直平面内叠加两段连杆的位移。大臂在水平面内的投影为 </w:t>
       </w:r>
       <m:oMath>
         <m:sSub>
@@ -8054,7 +3226,7 @@
       </m:oMath>
       <w:r>
         <w:tab/>
-        <w:t>(15)</w:t>
+        <w:t>(2)</w:t>
       </w:r>
     </w:p>
     <w:p>
@@ -8062,7 +3234,25 @@
         <w:ind w:firstLine="482"/>
       </w:pPr>
       <w:r>
-        <w:t>则</w:t>
+        <w:t xml:space="preserve">将这段半径按 </w:t>
+      </w:r>
+      <m:oMath>
+        <m:sSub>
+          <m:sSubPr/>
+          <m:e>
+            <m:r>
+              <m:t xml:space="preserve">θ</m:t>
+            </m:r>
+          </m:e>
+          <m:sub>
+            <m:r>
+              <m:t xml:space="preserve">1</m:t>
+            </m:r>
+          </m:sub>
+        </m:sSub>
+      </m:oMath>
+      <w:r>
+        <w:t xml:space="preserve"> 回转到水平面内，再加上竖直方向的高度，即得运动学正解方程：</w:t>
       </w:r>
     </w:p>
     <w:p>
@@ -8100,11 +3290,140 @@
           </m:sub>
         </m:sSub>
         <m:r>
-          <m:t xml:space="preserve">,</m:t>
+          <m:t xml:space="preserve">=</m:t>
         </m:r>
         <m:r>
-          <m:t xml:space="preserve">  </m:t>
+          <m:rPr>
+            <m:sty m:val="p"/>
+          </m:rPr>
+          <m:t xml:space="preserve">cos</m:t>
         </m:r>
+        <m:sSub>
+          <m:sSubPr/>
+          <m:e>
+            <m:r>
+              <m:t xml:space="preserve">θ</m:t>
+            </m:r>
+          </m:e>
+          <m:sub>
+            <m:r>
+              <m:t xml:space="preserve">1</m:t>
+            </m:r>
+          </m:sub>
+        </m:sSub>
+        <m:d>
+          <m:dPr>
+            <m:begChr m:val="("/>
+            <m:endChr m:val=")"/>
+            <m:grow m:val="1"/>
+          </m:dPr>
+          <m:e>
+            <m:sSub>
+              <m:sSubPr/>
+              <m:e>
+                <m:r>
+                  <m:t xml:space="preserve">D+L</m:t>
+                </m:r>
+              </m:e>
+              <m:sub>
+                <m:r>
+                  <m:t xml:space="preserve">1</m:t>
+                </m:r>
+              </m:sub>
+            </m:sSub>
+            <m:r>
+              <m:rPr>
+                <m:sty m:val="p"/>
+              </m:rPr>
+              <m:t xml:space="preserve">cos</m:t>
+            </m:r>
+            <m:sSub>
+              <m:sSubPr/>
+              <m:e>
+                <m:r>
+                  <m:t xml:space="preserve">θ</m:t>
+                </m:r>
+              </m:e>
+              <m:sub>
+                <m:r>
+                  <m:t xml:space="preserve">2</m:t>
+                </m:r>
+              </m:sub>
+            </m:sSub>
+            <m:sSub>
+              <m:sSubPr/>
+              <m:e>
+                <m:r>
+                  <m:t xml:space="preserve">+L</m:t>
+                </m:r>
+              </m:e>
+              <m:sub>
+                <m:r>
+                  <m:t xml:space="preserve">f</m:t>
+                </m:r>
+              </m:sub>
+            </m:sSub>
+            <m:r>
+              <m:rPr>
+                <m:sty m:val="p"/>
+              </m:rPr>
+              <m:t xml:space="preserve">cos</m:t>
+            </m:r>
+            <m:r>
+              <m:t xml:space="preserve">(</m:t>
+            </m:r>
+            <m:sSub>
+              <m:sSubPr/>
+              <m:e>
+                <m:r>
+                  <m:t xml:space="preserve">θ</m:t>
+                </m:r>
+              </m:e>
+              <m:sub>
+                <m:r>
+                  <m:t xml:space="preserve">2</m:t>
+                </m:r>
+              </m:sub>
+            </m:sSub>
+            <m:r>
+              <m:t xml:space="preserve">+</m:t>
+            </m:r>
+            <m:sSub>
+              <m:sSubPr/>
+              <m:e>
+                <m:r>
+                  <m:t xml:space="preserve">θ</m:t>
+                </m:r>
+              </m:e>
+              <m:sub>
+                <m:r>
+                  <m:t xml:space="preserve">3</m:t>
+                </m:r>
+              </m:sub>
+            </m:sSub>
+            <m:r>
+              <m:t xml:space="preserve">)</m:t>
+            </m:r>
+          </m:e>
+        </m:d>
+      </m:oMath>
+      <w:r>
+        <w:tab/>
+        <w:t>(3)</w:t>
+      </w:r>
+    </w:p>
+    <w:p>
+      <w:pPr>
+        <w:tabs>
+          <w:tab w:pos="4422" w:val="center"/>
+          <w:tab w:pos="9071" w:val="right"/>
+        </w:tabs>
+        <w:spacing w:before="120" w:after="120" w:line="300" w:lineRule="auto"/>
+      </w:pPr>
+      <w:r>
+        <w:tab/>
+      </w:r>
+      <m:oMath>
         <m:r>
           <m:t xml:space="preserve">y=R</m:t>
         </m:r>
@@ -8128,11 +3447,140 @@
           </m:sub>
         </m:sSub>
         <m:r>
-          <m:t xml:space="preserve">,</m:t>
+          <m:t xml:space="preserve">=</m:t>
         </m:r>
         <m:r>
-          <m:t xml:space="preserve">  </m:t>
+          <m:rPr>
+            <m:sty m:val="p"/>
+          </m:rPr>
+          <m:t xml:space="preserve">sin</m:t>
         </m:r>
+        <m:sSub>
+          <m:sSubPr/>
+          <m:e>
+            <m:r>
+              <m:t xml:space="preserve">θ</m:t>
+            </m:r>
+          </m:e>
+          <m:sub>
+            <m:r>
+              <m:t xml:space="preserve">1</m:t>
+            </m:r>
+          </m:sub>
+        </m:sSub>
+        <m:d>
+          <m:dPr>
+            <m:begChr m:val="("/>
+            <m:endChr m:val=")"/>
+            <m:grow m:val="1"/>
+          </m:dPr>
+          <m:e>
+            <m:sSub>
+              <m:sSubPr/>
+              <m:e>
+                <m:r>
+                  <m:t xml:space="preserve">D+L</m:t>
+                </m:r>
+              </m:e>
+              <m:sub>
+                <m:r>
+                  <m:t xml:space="preserve">1</m:t>
+                </m:r>
+              </m:sub>
+            </m:sSub>
+            <m:r>
+              <m:rPr>
+                <m:sty m:val="p"/>
+              </m:rPr>
+              <m:t xml:space="preserve">cos</m:t>
+            </m:r>
+            <m:sSub>
+              <m:sSubPr/>
+              <m:e>
+                <m:r>
+                  <m:t xml:space="preserve">θ</m:t>
+                </m:r>
+              </m:e>
+              <m:sub>
+                <m:r>
+                  <m:t xml:space="preserve">2</m:t>
+                </m:r>
+              </m:sub>
+            </m:sSub>
+            <m:sSub>
+              <m:sSubPr/>
+              <m:e>
+                <m:r>
+                  <m:t xml:space="preserve">+L</m:t>
+                </m:r>
+              </m:e>
+              <m:sub>
+                <m:r>
+                  <m:t xml:space="preserve">f</m:t>
+                </m:r>
+              </m:sub>
+            </m:sSub>
+            <m:r>
+              <m:rPr>
+                <m:sty m:val="p"/>
+              </m:rPr>
+              <m:t xml:space="preserve">cos</m:t>
+            </m:r>
+            <m:r>
+              <m:t xml:space="preserve">(</m:t>
+            </m:r>
+            <m:sSub>
+              <m:sSubPr/>
+              <m:e>
+                <m:r>
+                  <m:t xml:space="preserve">θ</m:t>
+                </m:r>
+              </m:e>
+              <m:sub>
+                <m:r>
+                  <m:t xml:space="preserve">2</m:t>
+                </m:r>
+              </m:sub>
+            </m:sSub>
+            <m:r>
+              <m:t xml:space="preserve">+</m:t>
+            </m:r>
+            <m:sSub>
+              <m:sSubPr/>
+              <m:e>
+                <m:r>
+                  <m:t xml:space="preserve">θ</m:t>
+                </m:r>
+              </m:e>
+              <m:sub>
+                <m:r>
+                  <m:t xml:space="preserve">3</m:t>
+                </m:r>
+              </m:sub>
+            </m:sSub>
+            <m:r>
+              <m:t xml:space="preserve">)</m:t>
+            </m:r>
+          </m:e>
+        </m:d>
+      </m:oMath>
+      <w:r>
+        <w:tab/>
+        <w:t>(4)</w:t>
+      </w:r>
+    </w:p>
+    <w:p>
+      <w:pPr>
+        <w:tabs>
+          <w:tab w:pos="4422" w:val="center"/>
+          <w:tab w:pos="9071" w:val="right"/>
+        </w:tabs>
+        <w:spacing w:before="120" w:after="120" w:line="300" w:lineRule="auto"/>
+      </w:pPr>
+      <w:r>
+        <w:tab/>
+      </w:r>
+      <m:oMath>
         <m:sSub>
           <m:sSubPr/>
           <m:e>
@@ -8222,15 +3670,84 @@
       </m:oMath>
       <w:r>
         <w:tab/>
-        <w:t>(16)</w:t>
+        <w:t>(5)</w:t>
       </w:r>
     </w:p>
     <w:p>
       <w:pPr>
-        <w:ind w:firstLine="482"/>
+        <w:spacing w:before="120" w:after="160" w:line="312" w:lineRule="auto"/>
+        <w:ind w:left="340" w:right="170"/>
+        <w:shd w:val="clear" w:color="auto" w:fill="F2F5F9"/>
+        <w:pBdr>
+          <w:left w:val="single" w:sz="18" w:space="6" w:color="1F4E79"/>
+        </w:pBdr>
       </w:pPr>
       <w:r>
-        <w:t>与 3.1.4 节结果完全一致，正解推导得到相互印证。</w:t>
+        <w:rPr>
+          <w:rFonts w:ascii="Times New Roman" w:hAnsi="Times New Roman" w:eastAsia="宋体" w:cs="Times New Roman"/>
+          <w:sz w:val="21"/>
+        </w:rPr>
+        <w:t xml:space="preserve">由于夹爪相对小臂固定安装，末端姿态只由 </w:t>
+      </w:r>
+      <m:oMath>
+        <m:sSub>
+          <m:sSubPr/>
+          <m:e>
+            <m:r>
+              <m:t xml:space="preserve">θ</m:t>
+            </m:r>
+          </m:e>
+          <m:sub>
+            <m:r>
+              <m:t xml:space="preserve">1</m:t>
+            </m:r>
+          </m:sub>
+        </m:sSub>
+      </m:oMath>
+      <w:r>
+        <w:rPr>
+          <w:rFonts w:ascii="Times New Roman" w:hAnsi="Times New Roman" w:eastAsia="宋体" w:cs="Times New Roman"/>
+          <w:sz w:val="21"/>
+        </w:rPr>
+        <w:t xml:space="preserve"> 与 </w:t>
+      </w:r>
+      <m:oMath>
+        <m:sSub>
+          <m:sSubPr/>
+          <m:e>
+            <m:r>
+              <m:t xml:space="preserve">θ</m:t>
+            </m:r>
+          </m:e>
+          <m:sub>
+            <m:r>
+              <m:t xml:space="preserve">2</m:t>
+            </m:r>
+          </m:sub>
+        </m:sSub>
+        <m:r>
+          <m:t xml:space="preserve">+</m:t>
+        </m:r>
+        <m:sSub>
+          <m:sSubPr/>
+          <m:e>
+            <m:r>
+              <m:t xml:space="preserve">θ</m:t>
+            </m:r>
+          </m:e>
+          <m:sub>
+            <m:r>
+              <m:t xml:space="preserve">3</m:t>
+            </m:r>
+          </m:sub>
+        </m:sSub>
+      </m:oMath>
+      <w:r>
+        <w:rPr>
+          <w:rFonts w:ascii="Times New Roman" w:hAnsi="Times New Roman" w:eastAsia="宋体" w:cs="Times New Roman"/>
+          <w:sz w:val="21"/>
+        </w:rPr>
+        <w:t xml:space="preserve"> 决定，不存在独立的姿态自由度——这与 meArm 为 3 自由度位置机构（外加夹爪开合）的构型一致。任务五的轨迹绘制只关心末端位置，故本文不再展开姿态矩阵。（正解方程亦可用标准 D-H 参数法推得，结果一致。）</w:t>
       </w:r>
     </w:p>
     <w:p>
@@ -8360,25 +3877,7 @@
         <w:ind w:firstLine="482"/>
       </w:pPr>
       <w:r>
-        <w:t>meArm 的肩、肘两轴共面（均垂直于手臂所在的竖直平面），底座轴垂直于该平面，满足"</w:t>
-      </w:r>
-      <w:r>
-        <w:rPr>
-          <w:b/>
-        </w:rPr>
-        <w:t>一轴垂直 + 平面双连杆</w:t>
-      </w:r>
-      <w:r>
-        <w:t>"的典型可解结构，因此可采用</w:t>
-      </w:r>
-      <w:r>
-        <w:rPr>
-          <w:b/>
-        </w:rPr>
-        <w:t>解析法（几何法）</w:t>
-      </w:r>
-      <w:r>
-        <w:t>求解，无需数值迭代。求解分三步：</w:t>
+        <w:t>meArm 的肩、肘两轴共面（均垂直于手臂所在的竖直平面），底座轴垂直于该平面，满足"一轴垂直 + 平面双连杆"的典型可解结构，故可用解析法求解，分三步：</w:t>
       </w:r>
     </w:p>
     <w:p>
@@ -8663,33 +4162,7 @@
         </m:r>
       </m:oMath>
       <w:r>
-        <w:t xml:space="preserve"> 时 </w:t>
-      </w:r>
-      <m:oMath>
-        <m:sSub>
-          <m:sSubPr/>
-          <m:e>
-            <m:r>
-              <m:t xml:space="preserve">θ</m:t>
-            </m:r>
-          </m:e>
-          <m:sub>
-            <m:r>
-              <m:t xml:space="preserve">1</m:t>
-            </m:r>
-          </m:sub>
-        </m:sSub>
-      </m:oMath>
-      <w:r>
-        <w:t xml:space="preserve"> 与 </w:t>
-      </w:r>
-      <m:oMath>
-        <m:r>
-          <m:t xml:space="preserve">x,y</m:t>
-        </m:r>
-      </m:oMath>
-      <w:r>
-        <w:t xml:space="preserve"> 的关系为</w:t>
+        <w:t xml:space="preserve"> 时</w:t>
       </w:r>
     </w:p>
     <w:p>
@@ -8747,15 +4220,24 @@
       </m:oMath>
       <w:r>
         <w:tab/>
-        <w:t>(17)</w:t>
+        <w:t>(6)</w:t>
       </w:r>
     </w:p>
     <w:p>
       <w:pPr>
-        <w:ind w:firstLine="482"/>
+        <w:spacing w:before="120" w:after="160" w:line="312" w:lineRule="auto"/>
+        <w:ind w:left="340" w:right="170"/>
+        <w:shd w:val="clear" w:color="auto" w:fill="F2F5F9"/>
+        <w:pBdr>
+          <w:left w:val="single" w:sz="18" w:space="6" w:color="1F4E79"/>
+        </w:pBdr>
       </w:pPr>
       <w:r>
-        <w:t xml:space="preserve">注意此处必须使用四象限反正切函数 </w:t>
+        <w:rPr>
+          <w:rFonts w:ascii="Times New Roman" w:hAnsi="Times New Roman" w:eastAsia="宋体" w:cs="Times New Roman"/>
+          <w:sz w:val="21"/>
+        </w:rPr>
+        <w:t xml:space="preserve">注意此处必须用四象限反正切函数 </w:t>
       </w:r>
       <m:oMath>
         <m:r>
@@ -8766,7 +4248,11 @@
         </m:r>
       </m:oMath>
       <w:r>
-        <w:t xml:space="preserve"> 而不能使用 </w:t>
+        <w:rPr>
+          <w:rFonts w:ascii="Times New Roman" w:hAnsi="Times New Roman" w:eastAsia="宋体" w:cs="Times New Roman"/>
+          <w:sz w:val="21"/>
+        </w:rPr>
+        <w:t xml:space="preserve">，不能用 </w:t>
       </w:r>
       <m:oMath>
         <m:r>
@@ -8780,6 +4266,10 @@
         </m:r>
       </m:oMath>
       <w:r>
+        <w:rPr>
+          <w:rFonts w:ascii="Times New Roman" w:hAnsi="Times New Roman" w:eastAsia="宋体" w:cs="Times New Roman"/>
+          <w:sz w:val="21"/>
+        </w:rPr>
         <w:t xml:space="preserve">：后者只能给出 </w:t>
       </w:r>
       <m:oMath>
@@ -8814,7 +4304,11 @@
         </m:r>
       </m:oMath>
       <w:r>
-        <w:t xml:space="preserve"> 的取值范围，无法区分机械臂指向"正前方偏左"与"正后方偏右"两种情形。</w:t>
+        <w:rPr>
+          <w:rFonts w:ascii="Times New Roman" w:hAnsi="Times New Roman" w:eastAsia="宋体" w:cs="Times New Roman"/>
+          <w:sz w:val="21"/>
+        </w:rPr>
+        <w:t xml:space="preserve"> 的取值，无法区分"正前方偏左"与"正后方偏右"两种情形。</w:t>
       </w:r>
     </w:p>
     <w:p>
@@ -8908,7 +4402,7 @@
       </m:oMath>
       <w:r>
         <w:tab/>
-        <w:t>(18)</w:t>
+        <w:t>(7)</w:t>
       </w:r>
     </w:p>
     <w:p>
@@ -8977,7 +4471,7 @@
       </m:oMath>
       <w:r>
         <w:tab/>
-        <w:t>(19)</w:t>
+        <w:t>(8)</w:t>
       </w:r>
     </w:p>
     <w:p>
@@ -9041,7 +4535,7 @@
         </m:sSub>
       </m:oMath>
       <w:r>
-        <w:t>"，即经典的平面 2R 机构逆解问题。</w:t>
+        <w:t>"——经典的平面 2R 机构逆解。</w:t>
       </w:r>
     </w:p>
     <w:p>
@@ -9072,7 +4566,7 @@
         <w:ind w:firstLine="482"/>
       </w:pPr>
       <w:r>
-        <w:t>由正解方程第 1、3 式，两连杆末端位置满足</w:t>
+        <w:t>由正解方程，两连杆末端位置满足</w:t>
       </w:r>
     </w:p>
     <w:p>
@@ -9271,7 +4765,7 @@
       </m:oMath>
       <w:r>
         <w:tab/>
-        <w:t>(20)</w:t>
+        <w:t>(9)</w:t>
       </w:r>
     </w:p>
     <w:p>
@@ -9328,7 +4822,7 @@
         </m:r>
       </m:oMath>
       <w:r>
-        <w:t xml:space="preserve"> 化简：</w:t>
+        <w:t xml:space="preserve"> 化简，得</w:t>
       </w:r>
     </w:p>
     <w:p>
@@ -9469,7 +4963,7 @@
       </m:oMath>
       <w:r>
         <w:tab/>
-        <w:t>(21)</w:t>
+        <w:t>(10)</w:t>
       </w:r>
     </w:p>
     <w:p>
@@ -9521,7 +5015,7 @@
         </m:r>
       </m:oMath>
       <w:r>
-        <w:t xml:space="preserve"> 构成的三角形的余弦定理（</w:t>
+        <w:t xml:space="preserve"> 组成的三角形的余弦定理（</w:t>
       </w:r>
       <m:oMath>
         <m:sSub>
@@ -9542,7 +5036,7 @@
         </m:r>
       </m:oMath>
       <w:r>
-        <w:t xml:space="preserve"> 时两连杆共线，</w:t>
+        <w:t xml:space="preserve"> 时两连杆共线、</w:t>
       </w:r>
       <m:oMath>
         <m:r>
@@ -9816,7 +5310,7 @@
       </m:oMath>
       <w:r>
         <w:tab/>
-        <w:t>(22)</w:t>
+        <w:t>(11)</w:t>
       </w:r>
     </w:p>
     <w:p>
@@ -9952,7 +5446,7 @@
       </m:oMath>
       <w:r>
         <w:tab/>
-        <w:t>(23)</w:t>
+        <w:t>(12)</w:t>
       </w:r>
     </w:p>
     <w:p>
@@ -10037,7 +5531,7 @@
       </m:oMath>
       <w:r>
         <w:tab/>
-        <w:t>(24)</w:t>
+        <w:t>(13)</w:t>
       </w:r>
     </w:p>
     <w:p>
@@ -10053,26 +5547,14 @@
         </m:r>
       </m:oMath>
       <w:r>
-        <w:t xml:space="preserve">。该角即 </w:t>
+        <w:t xml:space="preserve">（即 </w:t>
       </w:r>
       <m:oMath>
         <m:r>
           <m:t xml:space="preserve">△</m:t>
         </m:r>
         <m:r>
-          <m:t xml:space="preserve">(S,</m:t>
-        </m:r>
-        <m:r>
-          <m:t xml:space="preserve"> </m:t>
-        </m:r>
-        <m:r>
-          <m:t xml:space="preserve">E,</m:t>
-        </m:r>
-        <m:r>
-          <m:t xml:space="preserve"> </m:t>
-        </m:r>
-        <m:r>
-          <m:t xml:space="preserve">P)</m:t>
+          <m:t xml:space="preserve">(S,E,P)</m:t>
         </m:r>
       </m:oMath>
       <w:r>
@@ -10084,7 +5566,7 @@
         </m:r>
       </m:oMath>
       <w:r>
-        <w:t xml:space="preserve"> 处的内角，由三角形边角关系可得</w:t>
+        <w:t xml:space="preserve"> 处的内角），由三角形边角关系可得</w:t>
       </w:r>
     </w:p>
     <w:p>
@@ -10206,7 +5688,7 @@
       </m:oMath>
       <w:r>
         <w:tab/>
-        <w:t>(25)</w:t>
+        <w:t>(14)</w:t>
       </w:r>
     </w:p>
     <w:p>
@@ -10392,7 +5874,7 @@
       </m:oMath>
       <w:r>
         <w:tab/>
-        <w:t>(26)</w:t>
+        <w:t>(15)</w:t>
       </w:r>
     </w:p>
     <w:p>
@@ -10433,7 +5915,7 @@
         </m:r>
       </m:oMath>
       <w:r>
-        <w:t xml:space="preserve"> 会返回相应的象限角，</w:t>
+        <w:t xml:space="preserve"> 会自动返回相应象限角，</w:t>
       </w:r>
       <m:oMath>
         <m:sSub>
@@ -10695,7 +6177,7 @@
           <w:p>
             <w:pPr>
               <w:spacing w:line="276" w:lineRule="auto" w:after="20"/>
-              <w:jc w:val="left"/>
+              <w:jc w:val="center"/>
             </w:pPr>
             <w:r>
               <w:rPr>
@@ -10703,7 +6185,7 @@
                 <w:b w:val="0"/>
                 <w:sz w:val="21"/>
               </w:rPr>
-              <w:t>肘上构型（肘关节朝上，meArm 常用姿态）</w:t>
+              <w:t>肘上构型（meArm 常用姿态）</w:t>
             </w:r>
           </w:p>
         </w:tc>
@@ -10818,16 +6300,7 @@
         <w:ind w:firstLine="482"/>
       </w:pPr>
       <w:r>
-        <w:t>因此逆解是</w:t>
-      </w:r>
-      <w:r>
-        <w:rPr>
-          <w:b/>
-        </w:rPr>
-        <w:t>多解</w:t>
-      </w:r>
-      <w:r>
-        <w:t>的（一般情形下为 2 组），工程实现中必须给出选解准则。常用的准则有两条：</w:t>
+        <w:t>工程实现中须给出选解准则，常用两条：</w:t>
       </w:r>
     </w:p>
     <w:p>
@@ -10844,7 +6317,7 @@
         <w:t>贴近当前姿态准则</w:t>
       </w:r>
       <w:r>
-        <w:t>：选择与机械臂当前关节角最接近的一组解，使关节运动量最小、避免运动中发生肘部翻转。实现上可比较两组解与当前角的差的绝对值之和，取较小者；</w:t>
+        <w:t>：选与当前关节角最接近的一组解，使关节运动量最小、避免运动中肘部翻转；</w:t>
       </w:r>
     </w:p>
     <w:p>
@@ -10861,7 +6334,7 @@
         <w:t>固定构型准则</w:t>
       </w:r>
       <w:r>
-        <w:t>：始终固定使用肘上构型（或肘下构型），保证动作风格一致。任务五的连续轨迹绘制宜采用本条准则，避免绘制过程中肘部突然翻转导致笔尖跳动。</w:t>
+        <w:t>：始终固定使用肘上（或肘下）构型，保证动作风格一致。任务五的连续轨迹绘制宜采用本条，避免绘制中肘部突然翻转导致笔尖跳动。</w:t>
       </w:r>
     </w:p>
     <w:p>
@@ -10869,7 +6342,7 @@
         <w:ind w:firstLine="482"/>
       </w:pPr>
       <w:r>
-        <w:t>此外还须用关节的机械限位对两组解进行筛选，剔除超出舵机行程的解。</w:t>
+        <w:t>此外还须用关节的机械限位对两组解筛选，剔除超出舵机行程的解。</w:t>
       </w:r>
     </w:p>
     <w:p>
@@ -11030,7 +6503,7 @@
       </m:oMath>
       <w:r>
         <w:tab/>
-        <w:t>(27)</w:t>
+        <w:t>(16)</w:t>
       </w:r>
     </w:p>
     <w:p>
@@ -11076,7 +6549,7 @@
         </m:r>
       </m:oMath>
       <w:r>
-        <w:t>。该条件的几何意义是：</w:t>
+        <w:t>。几何意义是：</w:t>
       </w:r>
       <w:r>
         <w:rPr>
@@ -11156,192 +6629,7 @@
         <w:t xml:space="preserve"> 的球壳内</w:t>
       </w:r>
       <w:r>
-        <w:t>（再受各关节转角的机械限位与底座回转角的限制截取）。</w:t>
-      </w:r>
-    </w:p>
-    <w:p>
-      <w:pPr>
-        <w:ind w:firstLine="482"/>
-      </w:pPr>
-      <w:r>
-        <w:t xml:space="preserve">当 </w:t>
-      </w:r>
-      <m:oMath>
-        <m:r>
-          <m:t xml:space="preserve">ρ</m:t>
-        </m:r>
-        <m:sSub>
-          <m:sSubPr/>
-          <m:e>
-            <m:r>
-              <m:t xml:space="preserve">&gt;L</m:t>
-            </m:r>
-          </m:e>
-          <m:sub>
-            <m:r>
-              <m:t xml:space="preserve">1</m:t>
-            </m:r>
-          </m:sub>
-        </m:sSub>
-        <m:sSub>
-          <m:sSubPr/>
-          <m:e>
-            <m:r>
-              <m:t xml:space="preserve">+L</m:t>
-            </m:r>
-          </m:e>
-          <m:sub>
-            <m:r>
-              <m:t xml:space="preserve">f</m:t>
-            </m:r>
-          </m:sub>
-        </m:sSub>
-      </m:oMath>
-      <w:r>
-        <w:t xml:space="preserve"> 时目标点超出机械臂的最大伸展范围（例如取 </w:t>
-      </w:r>
-      <m:oMath>
-        <m:sSub>
-          <m:sSubPr/>
-          <m:e>
-            <m:r>
-              <m:t xml:space="preserve">L</m:t>
-            </m:r>
-          </m:e>
-          <m:sub>
-            <m:r>
-              <m:t xml:space="preserve">1</m:t>
-            </m:r>
-          </m:sub>
-        </m:sSub>
-        <m:sSub>
-          <m:sSubPr/>
-          <m:e>
-            <m:r>
-              <m:t xml:space="preserve">=L</m:t>
-            </m:r>
-          </m:e>
-          <m:sub>
-            <m:r>
-              <m:t xml:space="preserve">2</m:t>
-            </m:r>
-          </m:sub>
-        </m:sSub>
-        <m:r>
-          <m:t xml:space="preserve">=80</m:t>
-        </m:r>
-      </m:oMath>
-      <w:r>
-        <w:t>、</w:t>
-      </w:r>
-      <m:oMath>
-        <m:sSub>
-          <m:sSubPr/>
-          <m:e>
-            <m:r>
-              <m:t xml:space="preserve">L</m:t>
-            </m:r>
-          </m:e>
-          <m:sub>
-            <m:r>
-              <m:t xml:space="preserve">3</m:t>
-            </m:r>
-          </m:sub>
-        </m:sSub>
-        <m:r>
-          <m:t xml:space="preserve">=53</m:t>
-        </m:r>
-      </m:oMath>
-      <w:r>
-        <w:t>、</w:t>
-      </w:r>
-      <m:oMath>
-        <m:r>
-          <m:t xml:space="preserve">D=15</m:t>
-        </m:r>
-      </m:oMath>
-      <w:r>
-        <w:t xml:space="preserve">，则从底座轴线算起的最大水平伸展为 </w:t>
-      </w:r>
-      <m:oMath>
-        <m:sSub>
-          <m:sSubPr/>
-          <m:e>
-            <m:r>
-              <m:t xml:space="preserve">D+L</m:t>
-            </m:r>
-          </m:e>
-          <m:sub>
-            <m:r>
-              <m:t xml:space="preserve">1</m:t>
-            </m:r>
-          </m:sub>
-        </m:sSub>
-        <m:sSub>
-          <m:sSubPr/>
-          <m:e>
-            <m:r>
-              <m:t xml:space="preserve">+L</m:t>
-            </m:r>
-          </m:e>
-          <m:sub>
-            <m:r>
-              <m:t xml:space="preserve">f</m:t>
-            </m:r>
-          </m:sub>
-        </m:sSub>
-        <m:r>
-          <m:t xml:space="preserve">=228</m:t>
-        </m:r>
-        <m:r>
-          <m:t xml:space="preserve"> </m:t>
-        </m:r>
-        <m:r>
-          <m:rPr>
-            <m:sty m:val="p"/>
-          </m:rPr>
-          <m:t xml:space="preserve">mm</m:t>
-        </m:r>
-      </m:oMath>
-      <w:r>
-        <w:t xml:space="preserve">）；当 </w:t>
-      </w:r>
-      <m:oMath>
-        <m:r>
-          <m:t xml:space="preserve">ρ</m:t>
-        </m:r>
-        <m:sSub>
-          <m:sSubPr/>
-          <m:e>
-            <m:r>
-              <m:t xml:space="preserve">&lt;|L</m:t>
-            </m:r>
-          </m:e>
-          <m:sub>
-            <m:r>
-              <m:t xml:space="preserve">1</m:t>
-            </m:r>
-          </m:sub>
-        </m:sSub>
-        <m:sSub>
-          <m:sSubPr/>
-          <m:e>
-            <m:r>
-              <m:t xml:space="preserve">-L</m:t>
-            </m:r>
-          </m:e>
-          <m:sub>
-            <m:r>
-              <m:t xml:space="preserve">f</m:t>
-            </m:r>
-          </m:sub>
-        </m:sSub>
-        <m:r>
-          <m:t xml:space="preserve">|</m:t>
-        </m:r>
-      </m:oMath>
-      <w:r>
-        <w:t xml:space="preserve"> 时目标点落入机械臂"折叠盲区"，即使完全收拢也无法触及。工程实现时应在逆解入口处先做该项检查，并对 </w:t>
+        <w:t xml:space="preserve">（再受各关节转角的机械限位与底座回转角的限制截取）。工程实现时应在逆解入口先做该项检查，并对 </w:t>
       </w:r>
       <m:oMath>
         <m:r>
@@ -11365,7 +6653,7 @@
         </m:sSub>
       </m:oMath>
       <w:r>
-        <w:t xml:space="preserve"> 做限幅钳位处理，避免 </w:t>
+        <w:t xml:space="preserve"> 做限幅钳位，避免 </w:t>
       </w:r>
       <m:oMath>
         <m:r>
@@ -11376,208 +6664,7 @@
         </m:r>
       </m:oMath>
       <w:r>
-        <w:t xml:space="preserve"> 的定义域越界而产生 NaN。</w:t>
-      </w:r>
-    </w:p>
-    <w:p>
-      <w:pPr>
-        <w:pStyle w:val="Heading2"/>
-      </w:pPr>
-      <w:r>
-        <w:t>4.8 奇异位形</w:t>
-      </w:r>
-    </w:p>
-    <w:p>
-      <w:pPr>
-        <w:ind w:firstLine="482"/>
-      </w:pPr>
-      <w:r>
-        <w:t xml:space="preserve">当 </w:t>
-      </w:r>
-      <m:oMath>
-        <m:sSub>
-          <m:sSubPr/>
-          <m:e>
-            <m:r>
-              <m:t xml:space="preserve">θ</m:t>
-            </m:r>
-          </m:e>
-          <m:sub>
-            <m:r>
-              <m:t xml:space="preserve">3</m:t>
-            </m:r>
-          </m:sub>
-        </m:sSub>
-        <m:r>
-          <m:t xml:space="preserve">→</m:t>
-        </m:r>
-        <m:r>
-          <m:t xml:space="preserve">0</m:t>
-        </m:r>
-      </m:oMath>
-      <w:r>
-        <w:t xml:space="preserve"> 时（即 </w:t>
-      </w:r>
-      <m:oMath>
-        <m:r>
-          <m:t xml:space="preserve">ρ</m:t>
-        </m:r>
-        <m:r>
-          <m:t xml:space="preserve">→</m:t>
-        </m:r>
-        <m:sSub>
-          <m:sSubPr/>
-          <m:e>
-            <m:r>
-              <m:t xml:space="preserve">L</m:t>
-            </m:r>
-          </m:e>
-          <m:sub>
-            <m:r>
-              <m:t xml:space="preserve">1</m:t>
-            </m:r>
-          </m:sub>
-        </m:sSub>
-        <m:sSub>
-          <m:sSubPr/>
-          <m:e>
-            <m:r>
-              <m:t xml:space="preserve">+L</m:t>
-            </m:r>
-          </m:e>
-          <m:sub>
-            <m:r>
-              <m:t xml:space="preserve">f</m:t>
-            </m:r>
-          </m:sub>
-        </m:sSub>
-      </m:oMath>
-      <w:r>
-        <w:t>，机械臂完全伸直），</w:t>
-      </w:r>
-      <m:oMath>
-        <m:r>
-          <m:t xml:space="preserve">β</m:t>
-        </m:r>
-        <m:r>
-          <m:t xml:space="preserve">=</m:t>
-        </m:r>
-        <m:r>
-          <m:rPr>
-            <m:sty m:val="p"/>
-          </m:rPr>
-          <m:t xml:space="preserve">atan2</m:t>
-        </m:r>
-        <m:r>
-          <m:t xml:space="preserve">(0,</m:t>
-        </m:r>
-        <m:r>
-          <m:t xml:space="preserve"> </m:t>
-        </m:r>
-        <m:sSub>
-          <m:sSubPr/>
-          <m:e>
-            <m:r>
-              <m:t xml:space="preserve">L</m:t>
-            </m:r>
-          </m:e>
-          <m:sub>
-            <m:r>
-              <m:t xml:space="preserve">1</m:t>
-            </m:r>
-          </m:sub>
-        </m:sSub>
-        <m:sSub>
-          <m:sSubPr/>
-          <m:e>
-            <m:r>
-              <m:t xml:space="preserve">+L</m:t>
-            </m:r>
-          </m:e>
-          <m:sub>
-            <m:r>
-              <m:t xml:space="preserve">f</m:t>
-            </m:r>
-          </m:sub>
-        </m:sSub>
-        <m:r>
-          <m:t xml:space="preserve">)=0</m:t>
-        </m:r>
-      </m:oMath>
-      <w:r>
-        <w:t xml:space="preserve">，此时 </w:t>
-      </w:r>
-      <m:oMath>
-        <m:sSub>
-          <m:sSubPr/>
-          <m:e>
-            <m:r>
-              <m:t xml:space="preserve">θ</m:t>
-            </m:r>
-          </m:e>
-          <m:sub>
-            <m:r>
-              <m:t xml:space="preserve">3</m:t>
-            </m:r>
-          </m:sub>
-        </m:sSub>
-      </m:oMath>
-      <w:r>
-        <w:t xml:space="preserve"> 的符号不可分辨，两组解退化为同一组——这是</w:t>
-      </w:r>
-      <w:r>
-        <w:rPr>
-          <w:b/>
-        </w:rPr>
-        <w:t>边界奇异位形</w:t>
-      </w:r>
-      <w:r>
-        <w:t xml:space="preserve">，雅可比矩阵降秩，末端在径向失去运动能力。当 </w:t>
-      </w:r>
-      <m:oMath>
-        <m:sSub>
-          <m:sSubPr/>
-          <m:e>
-            <m:r>
-              <m:t xml:space="preserve">θ</m:t>
-            </m:r>
-          </m:e>
-          <m:sub>
-            <m:r>
-              <m:t xml:space="preserve">3</m:t>
-            </m:r>
-          </m:sub>
-        </m:sSub>
-        <m:r>
-          <m:t xml:space="preserve">→</m:t>
-        </m:r>
-        <m:r>
-          <m:t xml:space="preserve">±</m:t>
-        </m:r>
-        <m:sSup>
-          <m:sSupPr/>
-          <m:e>
-            <m:r>
-              <m:t xml:space="preserve">180</m:t>
-            </m:r>
-          </m:e>
-          <m:sup>
-            <m:r>
-              <m:t xml:space="preserve">∘</m:t>
-            </m:r>
-          </m:sup>
-        </m:sSup>
-      </m:oMath>
-      <w:r>
-        <w:t>（完全折叠）时同样出现奇异。</w:t>
-      </w:r>
-    </w:p>
-    <w:p>
-      <w:pPr>
-        <w:ind w:firstLine="482"/>
-      </w:pPr>
-      <w:r>
-        <w:t>在任务五的轨迹规划中，应避免让目标点落在工作空间的内外边界上，或在接近边界时降低运动速度，以保证运动平稳、避免关节角速率发散。</w:t>
+        <w:t xml:space="preserve"> 定义域越界产生 NaN。</w:t>
       </w:r>
     </w:p>
     <w:p>
@@ -11712,7 +6799,7 @@
         </m:sSup>
       </m:oMath>
       <w:r>
-        <w:t xml:space="preserve"> 的工作区间内，舵机的角度指令与实际输出轴转角近似为线性，故可设为</w:t>
+        <w:t xml:space="preserve"> 工作区间内，舵机角度指令与实际输出轴转角近似为线性，故可设为</w:t>
       </w:r>
     </w:p>
     <w:p>
@@ -11802,7 +6889,7 @@
       </m:oMath>
       <w:r>
         <w:tab/>
-        <w:t>(28)</w:t>
+        <w:t>(17)</w:t>
       </w:r>
     </w:p>
     <w:p>
@@ -11860,7 +6947,7 @@
         </m:r>
       </m:oMath>
       <w:r>
-        <w:t xml:space="preserve"> 由该关节的安装方向决定（关节正方向与舵机角度增大的方向一致时取 </w:t>
+        <w:t xml:space="preserve"> 由该关节的安装方向决定（关节正方向与舵机角度增大方向一致时取 </w:t>
       </w:r>
       <m:oMath>
         <m:r>
@@ -11931,7 +7018,7 @@
         <w:t>两点标定法</w:t>
       </w:r>
       <w:r>
-        <w:t xml:space="preserve">确定：将关节手动置于两个不同的已知关节角 </w:t>
+        <w:t xml:space="preserve">确定：将关节手动置于两个已知关节角 </w:t>
       </w:r>
       <m:oMath>
         <m:sSubSup>
@@ -12235,7 +7322,7 @@
       </m:oMath>
       <w:r>
         <w:tab/>
-        <w:t>(29)</w:t>
+        <w:t>(18)</w:t>
       </w:r>
     </w:p>
     <w:p>
@@ -12243,7 +7330,7 @@
         <w:ind w:firstLine="482"/>
       </w:pPr>
       <w:r>
-        <w:t>采用两点标定而非直接测量装配尺寸，可一并把舵机零位偏差、舵盘齿位误差与机械安装角度一并补偿。各关节的舵机行程限位如表 5-1。</w:t>
+        <w:t>采用两点标定而非直接测量装配尺寸，可一并补偿舵机零位偏差、舵盘齿位误差与机械安装角度。各关节的舵机行程限位与程序变量对应关系如表 5-1。</w:t>
       </w:r>
     </w:p>
     <w:p>
@@ -12802,7 +7889,7 @@
         <w:ind w:firstLine="482"/>
       </w:pPr>
       <w:r>
-        <w:t>逆解算出的关节角须经上式转换为舵机角度后，再用表 5-1 的行程范围做限幅校验；若越限，则该目标点在本机实际不可达。</w:t>
+        <w:t>逆解算出的关节角经上式转换为舵机角度后，再用表 5-1 的行程范围做限幅校验；若越限，则该目标点在本机实际不可达。</w:t>
       </w:r>
     </w:p>
     <w:p>
@@ -13153,7 +8240,7 @@
       </m:oMath>
       <w:r>
         <w:tab/>
-        <w:t>(30)</w:t>
+        <w:t>(19)</w:t>
       </w:r>
     </w:p>
     <w:p>
@@ -13234,7 +8321,7 @@
       </m:oMath>
       <w:r>
         <w:tab/>
-        <w:t>(31)</w:t>
+        <w:t>(20)</w:t>
       </w:r>
     </w:p>
     <w:p>
@@ -13270,7 +8357,7 @@
       </m:oMath>
       <w:r>
         <w:tab/>
-        <w:t>(32)</w:t>
+        <w:t>(21)</w:t>
       </w:r>
     </w:p>
     <w:p>
@@ -13402,7 +8489,7 @@
       </m:oMath>
       <w:r>
         <w:tab/>
-        <w:t>(33)</w:t>
+        <w:t>(22)</w:t>
       </w:r>
     </w:p>
     <w:p>
@@ -13591,7 +8678,7 @@
       </m:oMath>
       <w:r>
         <w:tab/>
-        <w:t>(34)</w:t>
+        <w:t>(23)</w:t>
       </w:r>
     </w:p>
     <w:p>
@@ -13668,7 +8755,7 @@
       </m:oMath>
       <w:r>
         <w:tab/>
-        <w:t>(35)</w:t>
+        <w:t>(24)</w:t>
       </w:r>
     </w:p>
     <w:p>
@@ -13875,7 +8962,7 @@
       </m:oMath>
       <w:r>
         <w:tab/>
-        <w:t>(36)</w:t>
+        <w:t>(25)</w:t>
       </w:r>
     </w:p>
     <w:p>
@@ -13957,7 +9044,7 @@
       </m:oMath>
       <w:r>
         <w:tab/>
-        <w:t>(37)</w:t>
+        <w:t>(26)</w:t>
       </w:r>
     </w:p>
     <w:p>
@@ -14422,418 +9509,22 @@
     </w:p>
     <w:p>
       <w:pPr>
-        <w:pStyle w:val="Heading2"/>
-      </w:pPr>
-      <w:r>
-        <w:t>6.2 正逆解一致性验证</w:t>
-      </w:r>
-    </w:p>
-    <w:p>
-      <w:pPr>
         <w:ind w:firstLine="482"/>
       </w:pPr>
       <w:r>
-        <w:t>将表 6-1 的两组解分别代回第 3.1.4 节的正解方程，检验能否还原原目标点。</w:t>
-      </w:r>
-    </w:p>
-    <w:p>
-      <w:pPr>
-        <w:ind w:firstLine="482"/>
-      </w:pPr>
-      <w:r>
-        <w:rPr>
-          <w:b/>
-        </w:rPr>
-        <w:t>解 A</w:t>
-      </w:r>
-      <w:r>
-        <w:t>（</w:t>
-      </w:r>
-      <m:oMath>
-        <m:sSub>
-          <m:sSubPr/>
-          <m:e>
-            <m:r>
-              <m:t xml:space="preserve">θ</m:t>
-            </m:r>
-          </m:e>
-          <m:sub>
-            <m:r>
-              <m:t xml:space="preserve">1</m:t>
-            </m:r>
-          </m:sub>
-        </m:sSub>
-        <m:sSup>
-          <m:sSupPr/>
-          <m:e>
-            <m:r>
-              <m:t xml:space="preserve">=0</m:t>
-            </m:r>
-          </m:e>
-          <m:sup>
-            <m:r>
-              <m:t xml:space="preserve">∘</m:t>
-            </m:r>
-          </m:sup>
-        </m:sSup>
-      </m:oMath>
-      <w:r>
-        <w:t>，</w:t>
-      </w:r>
-      <m:oMath>
-        <m:sSub>
-          <m:sSubPr/>
-          <m:e>
-            <m:r>
-              <m:t xml:space="preserve">θ</m:t>
-            </m:r>
-          </m:e>
-          <m:sub>
-            <m:r>
-              <m:t xml:space="preserve">2</m:t>
-            </m:r>
-          </m:sub>
-        </m:sSub>
-        <m:sSup>
-          <m:sSupPr/>
-          <m:e>
-            <m:r>
-              <m:t xml:space="preserve">=59.100</m:t>
-            </m:r>
-          </m:e>
-          <m:sup>
-            <m:r>
-              <m:t xml:space="preserve">∘</m:t>
-            </m:r>
-          </m:sup>
-        </m:sSup>
-      </m:oMath>
-      <w:r>
-        <w:t>，</w:t>
-      </w:r>
-      <m:oMath>
-        <m:sSub>
-          <m:sSubPr/>
-          <m:e>
-            <m:r>
-              <m:t xml:space="preserve">θ</m:t>
-            </m:r>
-          </m:e>
-          <m:sub>
-            <m:r>
-              <m:t xml:space="preserve">3</m:t>
-            </m:r>
-          </m:sub>
-        </m:sSub>
-        <m:sSup>
-          <m:sSupPr/>
-          <m:e>
-            <m:r>
-              <m:t xml:space="preserve">=-90.172</m:t>
-            </m:r>
-          </m:e>
-          <m:sup>
-            <m:r>
-              <m:t xml:space="preserve">∘</m:t>
-            </m:r>
-          </m:sup>
-        </m:sSup>
-      </m:oMath>
-      <w:r>
-        <w:t>）：</w:t>
-      </w:r>
-    </w:p>
-    <w:p>
-      <w:pPr>
-        <w:tabs>
-          <w:tab w:pos="4422" w:val="center"/>
-          <w:tab w:pos="9071" w:val="right"/>
-        </w:tabs>
-        <w:spacing w:before="120" w:after="120" w:line="300" w:lineRule="auto"/>
-      </w:pPr>
-      <w:r>
-        <w:tab/>
-      </w:r>
-      <m:oMath>
-        <m:r>
-          <m:t xml:space="preserve">x=</m:t>
-        </m:r>
-        <m:r>
-          <m:rPr>
-            <m:sty m:val="p"/>
-          </m:rPr>
-          <m:t xml:space="preserve">cos</m:t>
-        </m:r>
-        <m:sSup>
-          <m:sSupPr/>
-          <m:e>
-            <m:r>
-              <m:t xml:space="preserve">0</m:t>
-            </m:r>
-          </m:e>
-          <m:sup>
-            <m:r>
-              <m:t xml:space="preserve">∘</m:t>
-            </m:r>
-          </m:sup>
-        </m:sSup>
-        <m:d>
-          <m:dPr>
-            <m:begChr m:val="("/>
-            <m:endChr m:val=")"/>
-            <m:grow m:val="1"/>
-          </m:dPr>
-          <m:e>
-            <m:r>
-              <m:t xml:space="preserve">15+80</m:t>
-            </m:r>
-            <m:r>
-              <m:rPr>
-                <m:sty m:val="p"/>
-              </m:rPr>
-              <m:t xml:space="preserve">cos</m:t>
-            </m:r>
-            <m:sSup>
-              <m:sSupPr/>
-              <m:e>
-                <m:r>
-                  <m:t xml:space="preserve">59.100</m:t>
-                </m:r>
-              </m:e>
-              <m:sup>
-                <m:r>
-                  <m:t xml:space="preserve">∘</m:t>
-                </m:r>
-              </m:sup>
-            </m:sSup>
-            <m:r>
-              <m:t xml:space="preserve">+133</m:t>
-            </m:r>
-            <m:r>
-              <m:rPr>
-                <m:sty m:val="p"/>
-              </m:rPr>
-              <m:t xml:space="preserve">cos</m:t>
-            </m:r>
-            <m:sSup>
-              <m:sSupPr/>
-              <m:e>
-                <m:r>
-                  <m:t xml:space="preserve">(-31.072</m:t>
-                </m:r>
-              </m:e>
-              <m:sup>
-                <m:r>
-                  <m:t xml:space="preserve">∘</m:t>
-                </m:r>
-              </m:sup>
-            </m:sSup>
-            <m:r>
-              <m:t xml:space="preserve">)</m:t>
-            </m:r>
-          </m:e>
-        </m:d>
-        <m:r>
-          <m:t xml:space="preserve">=15+41.072+113.928=170.000</m:t>
-        </m:r>
-        <m:r>
-          <m:t xml:space="preserve"> </m:t>
-        </m:r>
-        <m:r>
-          <m:rPr>
-            <m:sty m:val="p"/>
-          </m:rPr>
-          <m:t xml:space="preserve">mm</m:t>
-        </m:r>
-      </m:oMath>
-      <w:r>
-        <w:tab/>
-        <w:t>(38)</w:t>
-      </w:r>
-    </w:p>
-    <w:p>
-      <w:pPr>
-        <w:tabs>
-          <w:tab w:pos="4422" w:val="center"/>
-          <w:tab w:pos="9071" w:val="right"/>
-        </w:tabs>
-        <w:spacing w:before="120" w:after="120" w:line="300" w:lineRule="auto"/>
-      </w:pPr>
-      <w:r>
-        <w:tab/>
-      </w:r>
-      <m:oMath>
-        <m:r>
-          <m:t xml:space="preserve">y=</m:t>
-        </m:r>
-        <m:r>
-          <m:rPr>
-            <m:sty m:val="p"/>
-          </m:rPr>
-          <m:t xml:space="preserve">sin</m:t>
-        </m:r>
-        <m:sSup>
-          <m:sSupPr/>
-          <m:e>
-            <m:r>
-              <m:t xml:space="preserve">0</m:t>
-            </m:r>
-          </m:e>
-          <m:sup>
-            <m:r>
-              <m:t xml:space="preserve">∘</m:t>
-            </m:r>
-          </m:sup>
-        </m:sSup>
-        <m:r>
-          <m:t xml:space="preserve">×</m:t>
-        </m:r>
-        <m:r>
-          <m:t xml:space="preserve">(</m:t>
-        </m:r>
-        <m:r>
-          <m:t xml:space="preserve">⋅</m:t>
-        </m:r>
-        <m:r>
-          <m:t xml:space="preserve">)=0.000</m:t>
-        </m:r>
-        <m:r>
-          <m:t xml:space="preserve"> </m:t>
-        </m:r>
-        <m:r>
-          <m:rPr>
-            <m:sty m:val="p"/>
-          </m:rPr>
-          <m:t xml:space="preserve">mm</m:t>
-        </m:r>
-      </m:oMath>
-      <w:r>
-        <w:tab/>
-        <w:t>(39)</w:t>
-      </w:r>
-    </w:p>
-    <w:p>
-      <w:pPr>
-        <w:tabs>
-          <w:tab w:pos="4422" w:val="center"/>
-          <w:tab w:pos="9071" w:val="right"/>
-        </w:tabs>
-        <w:spacing w:before="120" w:after="120" w:line="300" w:lineRule="auto"/>
-      </w:pPr>
-      <w:r>
-        <w:tab/>
-      </w:r>
-      <m:oMath>
-        <m:r>
-          <m:t xml:space="preserve">z=64+80</m:t>
-        </m:r>
-        <m:r>
-          <m:rPr>
-            <m:sty m:val="p"/>
-          </m:rPr>
-          <m:t xml:space="preserve">sin</m:t>
-        </m:r>
-        <m:sSup>
-          <m:sSupPr/>
-          <m:e>
-            <m:r>
-              <m:t xml:space="preserve">59.100</m:t>
-            </m:r>
-          </m:e>
-          <m:sup>
-            <m:r>
-              <m:t xml:space="preserve">∘</m:t>
-            </m:r>
-          </m:sup>
-        </m:sSup>
-        <m:r>
-          <m:t xml:space="preserve">+133</m:t>
-        </m:r>
-        <m:r>
-          <m:rPr>
-            <m:sty m:val="p"/>
-          </m:rPr>
-          <m:t xml:space="preserve">sin</m:t>
-        </m:r>
-        <m:sSup>
-          <m:sSupPr/>
-          <m:e>
-            <m:r>
-              <m:t xml:space="preserve">(-31.072</m:t>
-            </m:r>
-          </m:e>
-          <m:sup>
-            <m:r>
-              <m:t xml:space="preserve">∘</m:t>
-            </m:r>
-          </m:sup>
-        </m:sSup>
-        <m:r>
-          <m:t xml:space="preserve">)=64.000</m:t>
-        </m:r>
-        <m:r>
-          <m:t xml:space="preserve"> </m:t>
-        </m:r>
-        <m:r>
-          <m:rPr>
-            <m:sty m:val="p"/>
-          </m:rPr>
-          <m:t xml:space="preserve">mm</m:t>
-        </m:r>
-      </m:oMath>
-      <w:r>
-        <w:tab/>
-        <w:t>(40)</w:t>
-      </w:r>
-    </w:p>
-    <w:p>
-      <w:pPr>
-        <w:ind w:firstLine="482"/>
-      </w:pPr>
-      <w:r>
-        <w:rPr>
-          <w:b/>
-        </w:rPr>
-        <w:t>解 B</w:t>
-      </w:r>
-      <w:r>
-        <w:t xml:space="preserve">：同理可算得回代结果同为 </w:t>
+        <w:t xml:space="preserve">将两组解分别代回第三节的正解方程，回代误差均在 </w:t>
       </w:r>
       <m:oMath>
         <m:sSup>
           <m:sSupPr/>
           <m:e>
-            <m:d>
-              <m:dPr>
-                <m:begChr m:val="("/>
-                <m:endChr m:val=")"/>
-                <m:grow m:val="1"/>
-              </m:dPr>
-              <m:e>
-                <m:r>
-                  <m:t xml:space="preserve">170.000,</m:t>
-                </m:r>
-                <m:r>
-                  <m:t xml:space="preserve"> </m:t>
-                </m:r>
-                <m:r>
-                  <m:t xml:space="preserve">0.000,</m:t>
-                </m:r>
-                <m:r>
-                  <m:t xml:space="preserve"> </m:t>
-                </m:r>
-                <m:r>
-                  <m:t xml:space="preserve">64.000</m:t>
-                </m:r>
-              </m:e>
-            </m:d>
+            <m:r>
+              <m:t xml:space="preserve">10</m:t>
+            </m:r>
           </m:e>
           <m:sup>
             <m:r>
-              <m:rPr>
-                <m:sty m:val="p"/>
-              </m:rPr>
-              <m:t xml:space="preserve">T</m:t>
+              <m:t xml:space="preserve">-13</m:t>
             </m:r>
           </m:sup>
         </m:sSup>
@@ -14848,7 +9539,7 @@
         </m:r>
       </m:oMath>
       <w:r>
-        <w:t>。可见两组解对应同一末端位置，与 4.6 节的结论相符。</w:t>
+        <w:t xml:space="preserve"> 量级（计算机浮点舍入误差水平），表明两组解对应同一末端位置，与 4.6 节的结论相符。</w:t>
       </w:r>
     </w:p>
     <w:p>
@@ -14856,7 +9547,7 @@
         <w:pStyle w:val="Heading2"/>
       </w:pPr>
       <w:r>
-        <w:t>6.3 多目标点验证</w:t>
+        <w:t>6.2 多目标点验证</w:t>
       </w:r>
     </w:p>
     <w:p>
@@ -14864,7 +9555,7 @@
         <w:ind w:firstLine="482"/>
       </w:pPr>
       <w:r>
-        <w:t>为进一步验证逆解公式的正确性，另取若干目标点算解并回代，结果如表 6-2。表中"回代误差"为目标点坐标与用逆解结果正解回代所得坐标之差的绝对值。</w:t>
+        <w:t>另取若干目标点算解并回代，结果如表 6-2（均取肘上构型）。"回代误差"为目标点坐标与用逆解结果正解回代所得坐标之差的绝对值。</w:t>
       </w:r>
     </w:p>
     <w:p>
@@ -14872,7 +9563,7 @@
         <w:ind w:firstLine="482"/>
       </w:pPr>
       <w:r>
-        <w:t>表 6-2 多目标点逆解与回代验证（均取肘上构型）</w:t>
+        <w:t>表 6-2 多目标点逆解与回代验证</w:t>
       </w:r>
     </w:p>
     <w:tbl>
@@ -15441,270 +10132,6 @@
           </w:p>
         </w:tc>
       </w:tr>
-      <w:tr>
-        <w:trPr>
-          <w:cantSplit/>
-        </w:trPr>
-        <w:tc>
-          <w:tcPr>
-            <w:tcW w:type="dxa" w:w="1814"/>
-          </w:tcPr>
-          <w:p>
-            <w:pPr>
-              <w:spacing w:line="276" w:lineRule="auto" w:after="20"/>
-              <w:jc w:val="center"/>
-            </w:pPr>
-            <m:oMath>
-              <m:r>
-                <m:t xml:space="preserve">(200,</m:t>
-              </m:r>
-              <m:r>
-                <m:t xml:space="preserve"> </m:t>
-              </m:r>
-              <m:r>
-                <m:t xml:space="preserve">0,</m:t>
-              </m:r>
-              <m:r>
-                <m:t xml:space="preserve"> </m:t>
-              </m:r>
-              <m:r>
-                <m:t xml:space="preserve">128)</m:t>
-              </m:r>
-            </m:oMath>
-          </w:p>
-        </w:tc>
-        <w:tc>
-          <w:tcPr>
-            <w:tcW w:type="dxa" w:w="1814"/>
-          </w:tcPr>
-          <w:p>
-            <w:pPr>
-              <w:spacing w:line="276" w:lineRule="auto" w:after="20"/>
-              <w:jc w:val="center"/>
-            </w:pPr>
-            <m:oMath>
-              <m:sSup>
-                <m:sSupPr/>
-                <m:e>
-                  <m:r>
-                    <m:t xml:space="preserve">0.000</m:t>
-                  </m:r>
-                </m:e>
-                <m:sup>
-                  <m:r>
-                    <m:t xml:space="preserve">∘</m:t>
-                  </m:r>
-                </m:sup>
-              </m:sSup>
-            </m:oMath>
-          </w:p>
-        </w:tc>
-        <w:tc>
-          <w:tcPr>
-            <w:tcW w:type="dxa" w:w="1814"/>
-          </w:tcPr>
-          <w:p>
-            <w:pPr>
-              <w:spacing w:line="276" w:lineRule="auto" w:after="20"/>
-              <w:jc w:val="center"/>
-            </w:pPr>
-            <m:oMath>
-              <m:sSup>
-                <m:sSupPr/>
-                <m:e>
-                  <m:r>
-                    <m:t xml:space="preserve">+49.421</m:t>
-                  </m:r>
-                </m:e>
-                <m:sup>
-                  <m:r>
-                    <m:t xml:space="preserve">∘</m:t>
-                  </m:r>
-                </m:sup>
-              </m:sSup>
-            </m:oMath>
-          </w:p>
-        </w:tc>
-        <w:tc>
-          <w:tcPr>
-            <w:tcW w:type="dxa" w:w="1814"/>
-          </w:tcPr>
-          <w:p>
-            <w:pPr>
-              <w:spacing w:line="276" w:lineRule="auto" w:after="20"/>
-              <w:jc w:val="center"/>
-            </w:pPr>
-            <m:oMath>
-              <m:sSup>
-                <m:sSupPr/>
-                <m:e>
-                  <m:r>
-                    <m:t xml:space="preserve">-48.026</m:t>
-                  </m:r>
-                </m:e>
-                <m:sup>
-                  <m:r>
-                    <m:t xml:space="preserve">∘</m:t>
-                  </m:r>
-                </m:sup>
-              </m:sSup>
-            </m:oMath>
-          </w:p>
-        </w:tc>
-        <w:tc>
-          <w:tcPr>
-            <w:tcW w:type="dxa" w:w="1814"/>
-          </w:tcPr>
-          <w:p>
-            <w:pPr>
-              <w:spacing w:line="276" w:lineRule="auto" w:after="20"/>
-              <w:jc w:val="center"/>
-            </w:pPr>
-            <m:oMath>
-              <m:sSup>
-                <m:sSupPr/>
-                <m:e>
-                  <m:r>
-                    <m:t xml:space="preserve">&lt;10</m:t>
-                  </m:r>
-                </m:e>
-                <m:sup>
-                  <m:r>
-                    <m:t xml:space="preserve">-13</m:t>
-                  </m:r>
-                </m:sup>
-              </m:sSup>
-            </m:oMath>
-          </w:p>
-        </w:tc>
-      </w:tr>
-      <w:tr>
-        <w:trPr>
-          <w:cantSplit/>
-        </w:trPr>
-        <w:tc>
-          <w:tcPr>
-            <w:tcW w:type="dxa" w:w="1814"/>
-          </w:tcPr>
-          <w:p>
-            <w:pPr>
-              <w:spacing w:line="276" w:lineRule="auto" w:after="20"/>
-              <w:jc w:val="center"/>
-            </w:pPr>
-            <m:oMath>
-              <m:r>
-                <m:t xml:space="preserve">(120,</m:t>
-              </m:r>
-              <m:r>
-                <m:t xml:space="preserve"> </m:t>
-              </m:r>
-              <m:r>
-                <m:t xml:space="preserve">90,</m:t>
-              </m:r>
-              <m:r>
-                <m:t xml:space="preserve"> </m:t>
-              </m:r>
-              <m:r>
-                <m:t xml:space="preserve">150)</m:t>
-              </m:r>
-            </m:oMath>
-          </w:p>
-        </w:tc>
-        <w:tc>
-          <w:tcPr>
-            <w:tcW w:type="dxa" w:w="1814"/>
-          </w:tcPr>
-          <w:p>
-            <w:pPr>
-              <w:spacing w:line="276" w:lineRule="auto" w:after="20"/>
-              <w:jc w:val="center"/>
-            </w:pPr>
-            <m:oMath>
-              <m:sSup>
-                <m:sSupPr/>
-                <m:e>
-                  <m:r>
-                    <m:t xml:space="preserve">36.870</m:t>
-                  </m:r>
-                </m:e>
-                <m:sup>
-                  <m:r>
-                    <m:t xml:space="preserve">∘</m:t>
-                  </m:r>
-                </m:sup>
-              </m:sSup>
-            </m:oMath>
-          </w:p>
-        </w:tc>
-        <w:tc>
-          <w:tcPr>
-            <w:tcW w:type="dxa" w:w="1814"/>
-          </w:tcPr>
-          <w:p>
-            <w:pPr>
-              <w:spacing w:line="276" w:lineRule="auto" w:after="20"/>
-              <w:jc w:val="center"/>
-            </w:pPr>
-            <m:oMath>
-              <m:sSup>
-                <m:sSupPr/>
-                <m:e>
-                  <m:r>
-                    <m:t xml:space="preserve">+88.470</m:t>
-                  </m:r>
-                </m:e>
-                <m:sup>
-                  <m:r>
-                    <m:t xml:space="preserve">∘</m:t>
-                  </m:r>
-                </m:sup>
-              </m:sSup>
-            </m:oMath>
-          </w:p>
-        </w:tc>
-        <w:tc>
-          <w:tcPr>
-            <w:tcW w:type="dxa" w:w="1814"/>
-          </w:tcPr>
-          <w:p>
-            <w:pPr>
-              <w:spacing w:line="276" w:lineRule="auto" w:after="20"/>
-              <w:jc w:val="center"/>
-            </w:pPr>
-            <m:oMath>
-              <m:sSup>
-                <m:sSupPr/>
-                <m:e>
-                  <m:r>
-                    <m:t xml:space="preserve">-85.872</m:t>
-                  </m:r>
-                </m:e>
-                <m:sup>
-                  <m:r>
-                    <m:t xml:space="preserve">∘</m:t>
-                  </m:r>
-                </m:sup>
-              </m:sSup>
-            </m:oMath>
-          </w:p>
-        </w:tc>
-        <w:tc>
-          <w:tcPr>
-            <w:tcW w:type="dxa" w:w="1814"/>
-          </w:tcPr>
-          <w:p>
-            <w:pPr>
-              <w:spacing w:line="276" w:lineRule="auto" w:after="20"/>
-              <w:jc w:val="center"/>
-            </w:pPr>
-            <m:oMath>
-              <m:r>
-                <m:t xml:space="preserve">0</m:t>
-              </m:r>
-            </m:oMath>
-          </w:p>
-        </w:tc>
-      </w:tr>
     </w:tbl>
     <w:p>
       <w:pPr>
@@ -15716,456 +10143,8 @@
         <w:ind w:firstLine="482"/>
       </w:pPr>
       <w:r>
-        <w:t xml:space="preserve">各点的回代误差均在 </w:t>
+        <w:t>各点回代误差均在浮点舍入误差水平，表明本文推导的正、逆解公式严格自洽。</w:t>
       </w:r>
-      <m:oMath>
-        <m:sSup>
-          <m:sSupPr/>
-          <m:e>
-            <m:r>
-              <m:t xml:space="preserve">10</m:t>
-            </m:r>
-          </m:e>
-          <m:sup>
-            <m:r>
-              <m:t xml:space="preserve">-13</m:t>
-            </m:r>
-          </m:sup>
-        </m:sSup>
-        <m:r>
-          <m:t xml:space="preserve"> </m:t>
-        </m:r>
-        <m:r>
-          <m:rPr>
-            <m:sty m:val="p"/>
-          </m:rPr>
-          <m:t xml:space="preserve">mm</m:t>
-        </m:r>
-      </m:oMath>
-      <w:r>
-        <w:t xml:space="preserve"> 量级（计算机浮点运算的舍入误差水平），表明本文推导的正、逆解公式严格自洽。</w:t>
-      </w:r>
-    </w:p>
-    <w:p>
-      <w:pPr>
-        <w:pStyle w:val="Heading2"/>
-      </w:pPr>
-      <w:r>
-        <w:t>6.4 可达性检查示例</w:t>
-      </w:r>
-    </w:p>
-    <w:p>
-      <w:pPr>
-        <w:ind w:firstLine="482"/>
-      </w:pPr>
-      <w:r>
-        <w:t>以第 4.7 节的判据检验以下三点的可达性，结果如表 6-3。</w:t>
-      </w:r>
-    </w:p>
-    <w:p>
-      <w:pPr>
-        <w:ind w:firstLine="482"/>
-      </w:pPr>
-      <w:r>
-        <w:t>表 6-3 可达性检查</w:t>
-      </w:r>
-    </w:p>
-    <w:tbl>
-      <w:tblPr>
-        <w:tblStyle w:val="TableGrid"/>
-        <w:tblW w:type="auto" w:w="0"/>
-        <w:jc w:val="center"/>
-        <w:tblLayout w:type="autofit"/>
-        <w:tblLook w:firstColumn="1" w:firstRow="1" w:lastColumn="0" w:lastRow="0" w:noHBand="0" w:noVBand="1" w:val="04A0"/>
-      </w:tblPr>
-      <w:tblGrid>
-        <w:gridCol w:w="2268"/>
-        <w:gridCol w:w="2268"/>
-        <w:gridCol w:w="2268"/>
-        <w:gridCol w:w="2268"/>
-      </w:tblGrid>
-      <w:tr>
-        <w:trPr>
-          <w:cantSplit/>
-          <w:tblHeader/>
-        </w:trPr>
-        <w:tc>
-          <w:tcPr>
-            <w:tcW w:type="dxa" w:w="2268"/>
-            <w:shd w:val="clear" w:color="auto" w:fill="E8EEF6"/>
-          </w:tcPr>
-          <w:p>
-            <w:pPr>
-              <w:spacing w:line="276" w:lineRule="auto" w:after="20"/>
-              <w:jc w:val="center"/>
-            </w:pPr>
-            <w:r>
-              <w:rPr>
-                <w:rFonts w:ascii="Times New Roman" w:hAnsi="Times New Roman" w:eastAsia="黑体" w:cs="Times New Roman"/>
-                <w:b/>
-                <w:sz w:val="21"/>
-              </w:rPr>
-              <w:t>目标点 /mm</w:t>
-            </w:r>
-          </w:p>
-        </w:tc>
-        <w:tc>
-          <w:tcPr>
-            <w:tcW w:type="dxa" w:w="2268"/>
-            <w:shd w:val="clear" w:color="auto" w:fill="E8EEF6"/>
-          </w:tcPr>
-          <w:p>
-            <w:pPr>
-              <w:spacing w:line="276" w:lineRule="auto" w:after="20"/>
-              <w:jc w:val="center"/>
-            </w:pPr>
-            <w:r>
-              <w:rPr>
-                <w:rFonts w:ascii="Times New Roman" w:hAnsi="Times New Roman" w:eastAsia="黑体" w:cs="Times New Roman"/>
-                <w:b/>
-                <w:sz w:val="21"/>
-              </w:rPr>
-              <w:t xml:space="preserve">距肩关节中心的距离 </w:t>
-            </w:r>
-            <m:oMath>
-              <m:r>
-                <m:t xml:space="preserve">ρ</m:t>
-              </m:r>
-            </m:oMath>
-            <w:r>
-              <w:rPr>
-                <w:rFonts w:ascii="Times New Roman" w:hAnsi="Times New Roman" w:eastAsia="黑体" w:cs="Times New Roman"/>
-                <w:b/>
-                <w:sz w:val="21"/>
-              </w:rPr>
-              <w:t xml:space="preserve"> /mm</w:t>
-            </w:r>
-          </w:p>
-        </w:tc>
-        <w:tc>
-          <w:tcPr>
-            <w:tcW w:type="dxa" w:w="2268"/>
-            <w:shd w:val="clear" w:color="auto" w:fill="E8EEF6"/>
-          </w:tcPr>
-          <w:p>
-            <w:pPr>
-              <w:spacing w:line="276" w:lineRule="auto" w:after="20"/>
-              <w:jc w:val="center"/>
-            </w:pPr>
-            <w:r>
-              <w:rPr>
-                <w:rFonts w:ascii="Times New Roman" w:hAnsi="Times New Roman" w:eastAsia="黑体" w:cs="Times New Roman"/>
-                <w:b/>
-                <w:sz w:val="21"/>
-              </w:rPr>
-              <w:t xml:space="preserve">判据 </w:t>
-            </w:r>
-            <m:oMath>
-              <m:r>
-                <m:t xml:space="preserve">53</m:t>
-              </m:r>
-              <m:r>
-                <m:t xml:space="preserve">≤</m:t>
-              </m:r>
-              <m:r>
-                <m:t xml:space="preserve">ρ</m:t>
-              </m:r>
-              <m:r>
-                <m:t xml:space="preserve">≤</m:t>
-              </m:r>
-              <m:r>
-                <m:t xml:space="preserve">213</m:t>
-              </m:r>
-            </m:oMath>
-          </w:p>
-        </w:tc>
-        <w:tc>
-          <w:tcPr>
-            <w:tcW w:type="dxa" w:w="2268"/>
-            <w:shd w:val="clear" w:color="auto" w:fill="E8EEF6"/>
-          </w:tcPr>
-          <w:p>
-            <w:pPr>
-              <w:spacing w:line="276" w:lineRule="auto" w:after="20"/>
-              <w:jc w:val="center"/>
-            </w:pPr>
-            <w:r>
-              <w:rPr>
-                <w:rFonts w:ascii="Times New Roman" w:hAnsi="Times New Roman" w:eastAsia="黑体" w:cs="Times New Roman"/>
-                <w:b/>
-                <w:sz w:val="21"/>
-              </w:rPr>
-              <w:t>结论</w:t>
-            </w:r>
-          </w:p>
-        </w:tc>
-      </w:tr>
-      <w:tr>
-        <w:trPr>
-          <w:cantSplit/>
-        </w:trPr>
-        <w:tc>
-          <w:tcPr>
-            <w:tcW w:type="dxa" w:w="2268"/>
-          </w:tcPr>
-          <w:p>
-            <w:pPr>
-              <w:spacing w:line="276" w:lineRule="auto" w:after="20"/>
-              <w:jc w:val="center"/>
-            </w:pPr>
-            <m:oMath>
-              <m:r>
-                <m:t xml:space="preserve">(300,</m:t>
-              </m:r>
-              <m:r>
-                <m:t xml:space="preserve"> </m:t>
-              </m:r>
-              <m:r>
-                <m:t xml:space="preserve">0,</m:t>
-              </m:r>
-              <m:r>
-                <m:t xml:space="preserve"> </m:t>
-              </m:r>
-              <m:r>
-                <m:t xml:space="preserve">100)</m:t>
-              </m:r>
-            </m:oMath>
-          </w:p>
-        </w:tc>
-        <w:tc>
-          <w:tcPr>
-            <w:tcW w:type="dxa" w:w="2268"/>
-          </w:tcPr>
-          <w:p>
-            <w:pPr>
-              <w:spacing w:line="276" w:lineRule="auto" w:after="20"/>
-              <w:jc w:val="center"/>
-            </w:pPr>
-            <m:oMath>
-              <m:r>
-                <m:t xml:space="preserve">287.26</m:t>
-              </m:r>
-            </m:oMath>
-          </w:p>
-        </w:tc>
-        <w:tc>
-          <w:tcPr>
-            <w:tcW w:type="dxa" w:w="2268"/>
-          </w:tcPr>
-          <w:p>
-            <w:pPr>
-              <w:spacing w:line="276" w:lineRule="auto" w:after="20"/>
-              <w:jc w:val="center"/>
-            </w:pPr>
-            <w:r>
-              <w:rPr>
-                <w:rFonts w:ascii="Times New Roman" w:hAnsi="Times New Roman" w:eastAsia="宋体" w:cs="Times New Roman"/>
-                <w:b w:val="0"/>
-                <w:sz w:val="21"/>
-              </w:rPr>
-              <w:t>不满足</w:t>
-            </w:r>
-          </w:p>
-        </w:tc>
-        <w:tc>
-          <w:tcPr>
-            <w:tcW w:type="dxa" w:w="2268"/>
-          </w:tcPr>
-          <w:p>
-            <w:pPr>
-              <w:spacing w:line="276" w:lineRule="auto" w:after="20"/>
-              <w:jc w:val="center"/>
-            </w:pPr>
-            <w:r>
-              <w:rPr>
-                <w:rFonts w:ascii="Times New Roman" w:hAnsi="Times New Roman" w:eastAsia="宋体" w:cs="Times New Roman"/>
-                <w:b w:val="0"/>
-                <w:sz w:val="21"/>
-              </w:rPr>
-              <w:t>超出最大伸展范围，不可达</w:t>
-            </w:r>
-          </w:p>
-        </w:tc>
-      </w:tr>
-      <w:tr>
-        <w:trPr>
-          <w:cantSplit/>
-        </w:trPr>
-        <w:tc>
-          <w:tcPr>
-            <w:tcW w:type="dxa" w:w="2268"/>
-          </w:tcPr>
-          <w:p>
-            <w:pPr>
-              <w:spacing w:line="276" w:lineRule="auto" w:after="20"/>
-              <w:jc w:val="center"/>
-            </w:pPr>
-            <m:oMath>
-              <m:r>
-                <m:t xml:space="preserve">(15,</m:t>
-              </m:r>
-              <m:r>
-                <m:t xml:space="preserve"> </m:t>
-              </m:r>
-              <m:r>
-                <m:t xml:space="preserve">0,</m:t>
-              </m:r>
-              <m:r>
-                <m:t xml:space="preserve"> </m:t>
-              </m:r>
-              <m:r>
-                <m:t xml:space="preserve">64)</m:t>
-              </m:r>
-            </m:oMath>
-          </w:p>
-        </w:tc>
-        <w:tc>
-          <w:tcPr>
-            <w:tcW w:type="dxa" w:w="2268"/>
-          </w:tcPr>
-          <w:p>
-            <w:pPr>
-              <w:spacing w:line="276" w:lineRule="auto" w:after="20"/>
-              <w:jc w:val="center"/>
-            </w:pPr>
-            <m:oMath>
-              <m:r>
-                <m:t xml:space="preserve">0.00</m:t>
-              </m:r>
-            </m:oMath>
-          </w:p>
-        </w:tc>
-        <w:tc>
-          <w:tcPr>
-            <w:tcW w:type="dxa" w:w="2268"/>
-          </w:tcPr>
-          <w:p>
-            <w:pPr>
-              <w:spacing w:line="276" w:lineRule="auto" w:after="20"/>
-              <w:jc w:val="center"/>
-            </w:pPr>
-            <w:r>
-              <w:rPr>
-                <w:rFonts w:ascii="Times New Roman" w:hAnsi="Times New Roman" w:eastAsia="宋体" w:cs="Times New Roman"/>
-                <w:b w:val="0"/>
-                <w:sz w:val="21"/>
-              </w:rPr>
-              <w:t>不满足</w:t>
-            </w:r>
-          </w:p>
-        </w:tc>
-        <w:tc>
-          <w:tcPr>
-            <w:tcW w:type="dxa" w:w="2268"/>
-          </w:tcPr>
-          <w:p>
-            <w:pPr>
-              <w:spacing w:line="276" w:lineRule="auto" w:after="20"/>
-              <w:jc w:val="left"/>
-            </w:pPr>
-            <w:r>
-              <w:rPr>
-                <w:rFonts w:ascii="Times New Roman" w:hAnsi="Times New Roman" w:eastAsia="宋体" w:cs="Times New Roman"/>
-                <w:b w:val="0"/>
-                <w:sz w:val="21"/>
-              </w:rPr>
-              <w:t>落在底座轴线上，落入折叠盲区，不可达</w:t>
-            </w:r>
-          </w:p>
-        </w:tc>
-      </w:tr>
-      <w:tr>
-        <w:trPr>
-          <w:cantSplit/>
-        </w:trPr>
-        <w:tc>
-          <w:tcPr>
-            <w:tcW w:type="dxa" w:w="2268"/>
-          </w:tcPr>
-          <w:p>
-            <w:pPr>
-              <w:spacing w:line="276" w:lineRule="auto" w:after="20"/>
-              <w:jc w:val="center"/>
-            </w:pPr>
-            <m:oMath>
-              <m:r>
-                <m:t xml:space="preserve">(15,</m:t>
-              </m:r>
-              <m:r>
-                <m:t xml:space="preserve"> </m:t>
-              </m:r>
-              <m:r>
-                <m:t xml:space="preserve">0,</m:t>
-              </m:r>
-              <m:r>
-                <m:t xml:space="preserve"> </m:t>
-              </m:r>
-              <m:r>
-                <m:t xml:space="preserve">200)</m:t>
-              </m:r>
-            </m:oMath>
-          </w:p>
-        </w:tc>
-        <w:tc>
-          <w:tcPr>
-            <w:tcW w:type="dxa" w:w="2268"/>
-          </w:tcPr>
-          <w:p>
-            <w:pPr>
-              <w:spacing w:line="276" w:lineRule="auto" w:after="20"/>
-              <w:jc w:val="center"/>
-            </w:pPr>
-            <m:oMath>
-              <m:r>
-                <m:t xml:space="preserve">136.00</m:t>
-              </m:r>
-            </m:oMath>
-          </w:p>
-        </w:tc>
-        <w:tc>
-          <w:tcPr>
-            <w:tcW w:type="dxa" w:w="2268"/>
-          </w:tcPr>
-          <w:p>
-            <w:pPr>
-              <w:spacing w:line="276" w:lineRule="auto" w:after="20"/>
-              <w:jc w:val="center"/>
-            </w:pPr>
-            <w:r>
-              <w:rPr>
-                <w:rFonts w:ascii="Times New Roman" w:hAnsi="Times New Roman" w:eastAsia="宋体" w:cs="Times New Roman"/>
-                <w:b w:val="0"/>
-                <w:sz w:val="21"/>
-              </w:rPr>
-              <w:t>满足</w:t>
-            </w:r>
-          </w:p>
-        </w:tc>
-        <w:tc>
-          <w:tcPr>
-            <w:tcW w:type="dxa" w:w="2268"/>
-          </w:tcPr>
-          <w:p>
-            <w:pPr>
-              <w:spacing w:line="276" w:lineRule="auto" w:after="20"/>
-              <w:jc w:val="center"/>
-            </w:pPr>
-            <w:r>
-              <w:rPr>
-                <w:rFonts w:ascii="Times New Roman" w:hAnsi="Times New Roman" w:eastAsia="宋体" w:cs="Times New Roman"/>
-                <w:b w:val="0"/>
-                <w:sz w:val="21"/>
-              </w:rPr>
-              <w:t>可达</w:t>
-            </w:r>
-          </w:p>
-        </w:tc>
-      </w:tr>
-    </w:tbl>
-    <w:p>
-      <w:pPr>
-        <w:spacing w:after="0"/>
-      </w:pPr>
     </w:p>
     <w:p>
       <w:pPr>
@@ -16180,32 +10159,7 @@
         <w:ind w:firstLine="482"/>
       </w:pPr>
       <w:r>
-        <w:t>本文完成了 meArm 四自由度机械臂的运动学建模与正、逆解推导，主要结论如下：</w:t>
-      </w:r>
-    </w:p>
-    <w:p>
-      <w:pPr>
-        <w:ind w:firstLine="482"/>
-      </w:pPr>
-      <w:r>
         <w:t xml:space="preserve">1. </w:t>
-      </w:r>
-      <w:r>
-        <w:rPr>
-          <w:b/>
-        </w:rPr>
-        <w:t>构型简化</w:t>
-      </w:r>
-      <w:r>
-        <w:t>：meArm 的夹爪开合不参与末端定位，其肘关节由平行连杆从底座侧驱动。平行四边形机构的"连杆姿态保持不变"特性，使肘关节转角与肩关节转角解耦，因而整条手臂严格等效为"底座回转 + 垂直平面内 2R 串联平面臂"，为解析求逆提供了前提。</w:t>
-      </w:r>
-    </w:p>
-    <w:p>
-      <w:pPr>
-        <w:ind w:firstLine="482"/>
-      </w:pPr>
-      <w:r>
-        <w:t xml:space="preserve">2. </w:t>
       </w:r>
       <w:r>
         <w:rPr>
@@ -16214,7 +10168,7 @@
         <w:t>运动学正解</w:t>
       </w:r>
       <w:r>
-        <w:t>（式 3.1.4）：</w:t>
+        <w:t>（已知关节角求末端位置）：</w:t>
       </w:r>
     </w:p>
     <w:p>
@@ -16349,7 +10303,7 @@
       </m:oMath>
       <w:r>
         <w:tab/>
-        <w:t>(41)</w:t>
+        <w:t>(27)</w:t>
       </w:r>
     </w:p>
     <w:p>
@@ -16484,7 +10438,7 @@
       </m:oMath>
       <w:r>
         <w:tab/>
-        <w:t>(42)</w:t>
+        <w:t>(28)</w:t>
       </w:r>
     </w:p>
     <w:p>
@@ -16588,7 +10542,7 @@
       </m:oMath>
       <w:r>
         <w:tab/>
-        <w:t>(43)</w:t>
+        <w:t>(29)</w:t>
       </w:r>
     </w:p>
     <w:p>
@@ -16596,7 +10550,7 @@
         <w:ind w:firstLine="482"/>
       </w:pPr>
       <w:r>
-        <w:t xml:space="preserve">3. </w:t>
+        <w:t xml:space="preserve">2. </w:t>
       </w:r>
       <w:r>
         <w:rPr>
@@ -16605,7 +10559,7 @@
         <w:t>运动学逆解</w:t>
       </w:r>
       <w:r>
-        <w:t>（式 4.4、4.5）：</w:t>
+        <w:t>（已知末端位置求关节角）：</w:t>
       </w:r>
     </w:p>
     <w:p>
@@ -16703,7 +10657,7 @@
       </m:oMath>
       <w:r>
         <w:tab/>
-        <w:t>(44)</w:t>
+        <w:t>(30)</w:t>
       </w:r>
     </w:p>
     <w:p>
@@ -16855,7 +10809,7 @@
       </m:oMath>
       <w:r>
         <w:tab/>
-        <w:t>(45)</w:t>
+        <w:t>(31)</w:t>
       </w:r>
     </w:p>
     <w:p>
@@ -17002,7 +10956,7 @@
       </m:oMath>
       <w:r>
         <w:tab/>
-        <w:t>(46)</w:t>
+        <w:t>(32)</w:t>
       </w:r>
     </w:p>
     <w:p>
@@ -17010,7 +10964,7 @@
         <w:ind w:firstLine="482"/>
       </w:pPr>
       <w:r>
-        <w:t xml:space="preserve">4. </w:t>
+        <w:t xml:space="preserve">3. </w:t>
       </w:r>
       <w:r>
         <w:rPr>
@@ -17094,146 +11048,7 @@
         </m:sSub>
       </m:oMath>
       <w:r>
-        <w:t xml:space="preserve"> 判定，</w:t>
-      </w:r>
-      <m:oMath>
-        <m:sSub>
-          <m:sSubPr/>
-          <m:e>
-            <m:r>
-              <m:t xml:space="preserve">θ</m:t>
-            </m:r>
-          </m:e>
-          <m:sub>
-            <m:r>
-              <m:t xml:space="preserve">3</m:t>
-            </m:r>
-          </m:sub>
-        </m:sSub>
-        <m:r>
-          <m:t xml:space="preserve">→</m:t>
-        </m:r>
-        <m:r>
-          <m:t xml:space="preserve">0</m:t>
-        </m:r>
-      </m:oMath>
-      <w:r>
-        <w:t xml:space="preserve"> 与 </w:t>
-      </w:r>
-      <m:oMath>
-        <m:sSub>
-          <m:sSubPr/>
-          <m:e>
-            <m:r>
-              <m:t xml:space="preserve">θ</m:t>
-            </m:r>
-          </m:e>
-          <m:sub>
-            <m:r>
-              <m:t xml:space="preserve">3</m:t>
-            </m:r>
-          </m:sub>
-        </m:sSub>
-        <m:r>
-          <m:t xml:space="preserve">→</m:t>
-        </m:r>
-        <m:r>
-          <m:t xml:space="preserve">±</m:t>
-        </m:r>
-        <m:sSup>
-          <m:sSupPr/>
-          <m:e>
-            <m:r>
-              <m:t xml:space="preserve">180</m:t>
-            </m:r>
-          </m:e>
-          <m:sup>
-            <m:r>
-              <m:t xml:space="preserve">∘</m:t>
-            </m:r>
-          </m:sup>
-        </m:sSup>
-      </m:oMath>
-      <w:r>
-        <w:t xml:space="preserve"> 处为奇异位形。</w:t>
-      </w:r>
-    </w:p>
-    <w:p>
-      <w:pPr>
-        <w:ind w:firstLine="482"/>
-      </w:pPr>
-      <w:r>
-        <w:t xml:space="preserve">5. </w:t>
-      </w:r>
-      <w:r>
-        <w:rPr>
-          <w:b/>
-        </w:rPr>
-        <w:t>数值验证</w:t>
-      </w:r>
-      <w:r>
-        <w:t xml:space="preserve">：以 </w:t>
-      </w:r>
-      <m:oMath>
-        <m:r>
-          <m:t xml:space="preserve">(170,0,64)</m:t>
-        </m:r>
-        <m:r>
-          <m:t xml:space="preserve"> </m:t>
-        </m:r>
-        <m:r>
-          <m:rPr>
-            <m:sty m:val="p"/>
-          </m:rPr>
-          <m:t xml:space="preserve">mm</m:t>
-        </m:r>
-      </m:oMath>
-      <w:r>
-        <w:t xml:space="preserve"> 为例的完整算例与多目标点回代验证表明，逆解结果代回正解后与原目标点的偏差在 </w:t>
-      </w:r>
-      <m:oMath>
-        <m:sSup>
-          <m:sSupPr/>
-          <m:e>
-            <m:r>
-              <m:t xml:space="preserve">10</m:t>
-            </m:r>
-          </m:e>
-          <m:sup>
-            <m:r>
-              <m:t xml:space="preserve">-13</m:t>
-            </m:r>
-          </m:sup>
-        </m:sSup>
-        <m:r>
-          <m:t xml:space="preserve"> </m:t>
-        </m:r>
-        <m:r>
-          <m:rPr>
-            <m:sty m:val="p"/>
-          </m:rPr>
-          <m:t xml:space="preserve">mm</m:t>
-        </m:r>
-      </m:oMath>
-      <w:r>
-        <w:t xml:space="preserve"> 量级，公式正确、自洽。</w:t>
-      </w:r>
-    </w:p>
-    <w:p>
-      <w:pPr>
-        <w:ind w:firstLine="482"/>
-      </w:pPr>
-      <w:r>
-        <w:t xml:space="preserve">6. </w:t>
-      </w:r>
-      <w:r>
-        <w:rPr>
-          <w:b/>
-        </w:rPr>
-        <w:t>工程接口</w:t>
-      </w:r>
-      <w:r>
-        <w:t xml:space="preserve">：逆解所得关节角经线性映射 </w:t>
+        <w:t xml:space="preserve"> 判定。逆解所得关节角经线性映射 </w:t>
       </w:r>
       <m:oMath>
         <m:sSub>
@@ -17298,7 +11113,7 @@
         </m:sSub>
       </m:oMath>
       <w:r>
-        <w:t xml:space="preserve"> 转换为舵机角度，映射系数由两点标定法确定，并须用表 5-1 的舵机行程做限位校验。该接口即为后续"轨迹绘制"任务的解算基础：把纸面上的一系列目标点 </w:t>
+        <w:t xml:space="preserve"> 转换为舵机角度后下发，并用表 5-1 的行程做限位校验。该接口即为后续"轨迹绘制"任务的解算基础——把纸面上的一系列目标点 </w:t>
       </w:r>
       <m:oMath>
         <m:r>
@@ -17322,1117 +11137,150 @@
         <w:ind w:firstLine="482"/>
       </w:pPr>
       <w:r>
-        <w:t>由于套件存在加工公差与装配误差，表 2-3 的参数应实测后替换。测量方法如下。</w:t>
+        <w:t>表 2-3 的参数为套件标称值，实测时应按以下方法标定并替换：</w:t>
       </w:r>
-    </w:p>
-    <w:tbl>
-      <w:tblPr>
-        <w:tblStyle w:val="TableGrid"/>
-        <w:tblW w:type="auto" w:w="0"/>
-        <w:jc w:val="center"/>
-        <w:tblLayout w:type="autofit"/>
-        <w:tblLook w:firstColumn="1" w:firstRow="1" w:lastColumn="0" w:lastRow="0" w:noHBand="0" w:noVBand="1" w:val="04A0"/>
-      </w:tblPr>
-      <w:tblGrid>
-        <w:gridCol w:w="3024"/>
-        <w:gridCol w:w="3024"/>
-        <w:gridCol w:w="3024"/>
-      </w:tblGrid>
-      <w:tr>
-        <w:trPr>
-          <w:cantSplit/>
-          <w:tblHeader/>
-        </w:trPr>
-        <w:tc>
-          <w:tcPr>
-            <w:tcW w:type="dxa" w:w="3024"/>
-            <w:shd w:val="clear" w:color="auto" w:fill="E8EEF6"/>
-          </w:tcPr>
-          <w:p>
-            <w:pPr>
-              <w:spacing w:line="276" w:lineRule="auto" w:after="20"/>
-              <w:jc w:val="center"/>
-            </w:pPr>
-            <w:r>
-              <w:rPr>
-                <w:rFonts w:ascii="Times New Roman" w:hAnsi="Times New Roman" w:eastAsia="黑体" w:cs="Times New Roman"/>
-                <w:b/>
-                <w:sz w:val="21"/>
-              </w:rPr>
-              <w:t>参数</w:t>
-            </w:r>
-          </w:p>
-        </w:tc>
-        <w:tc>
-          <w:tcPr>
-            <w:tcW w:type="dxa" w:w="3024"/>
-            <w:shd w:val="clear" w:color="auto" w:fill="E8EEF6"/>
-          </w:tcPr>
-          <w:p>
-            <w:pPr>
-              <w:spacing w:line="276" w:lineRule="auto" w:after="20"/>
-              <w:jc w:val="center"/>
-            </w:pPr>
-            <w:r>
-              <w:rPr>
-                <w:rFonts w:ascii="Times New Roman" w:hAnsi="Times New Roman" w:eastAsia="黑体" w:cs="Times New Roman"/>
-                <w:b/>
-                <w:sz w:val="21"/>
-              </w:rPr>
-              <w:t>测量方法</w:t>
-            </w:r>
-          </w:p>
-        </w:tc>
-        <w:tc>
-          <w:tcPr>
-            <w:tcW w:type="dxa" w:w="3024"/>
-            <w:shd w:val="clear" w:color="auto" w:fill="E8EEF6"/>
-          </w:tcPr>
-          <w:p>
-            <w:pPr>
-              <w:spacing w:line="276" w:lineRule="auto" w:after="20"/>
-              <w:jc w:val="center"/>
-            </w:pPr>
-            <w:r>
-              <w:rPr>
-                <w:rFonts w:ascii="Times New Roman" w:hAnsi="Times New Roman" w:eastAsia="黑体" w:cs="Times New Roman"/>
-                <w:b/>
-                <w:sz w:val="21"/>
-              </w:rPr>
-              <w:t>测量基准</w:t>
-            </w:r>
-          </w:p>
-        </w:tc>
-      </w:tr>
-      <w:tr>
-        <w:trPr>
-          <w:cantSplit/>
-        </w:trPr>
-        <w:tc>
-          <w:tcPr>
-            <w:tcW w:type="dxa" w:w="3024"/>
-          </w:tcPr>
-          <w:p>
-            <w:pPr>
-              <w:spacing w:line="276" w:lineRule="auto" w:after="20"/>
-              <w:jc w:val="center"/>
-            </w:pPr>
-            <m:oMath>
-              <m:sSub>
-                <m:sSubPr/>
-                <m:e>
-                  <m:r>
-                    <m:t xml:space="preserve">L</m:t>
-                  </m:r>
-                </m:e>
-                <m:sub>
-                  <m:r>
-                    <m:t xml:space="preserve">1</m:t>
-                  </m:r>
-                </m:sub>
-              </m:sSub>
-            </m:oMath>
-          </w:p>
-        </w:tc>
-        <w:tc>
-          <w:tcPr>
-            <w:tcW w:type="dxa" w:w="3024"/>
-          </w:tcPr>
-          <w:p>
-            <w:pPr>
-              <w:spacing w:line="276" w:lineRule="auto" w:after="20"/>
-              <w:jc w:val="center"/>
-            </w:pPr>
-            <w:r>
-              <w:rPr>
-                <w:rFonts w:ascii="Times New Roman" w:hAnsi="Times New Roman" w:eastAsia="宋体" w:cs="Times New Roman"/>
-                <w:b w:val="0"/>
-                <w:sz w:val="21"/>
-              </w:rPr>
-              <w:t>大臂两端转轴的</w:t>
-            </w:r>
-            <w:r>
-              <w:rPr>
-                <w:rFonts w:ascii="Times New Roman" w:hAnsi="Times New Roman" w:eastAsia="宋体" w:cs="Times New Roman"/>
-                <w:b/>
-                <w:sz w:val="21"/>
-              </w:rPr>
-              <w:t>中心距</w:t>
-            </w:r>
-          </w:p>
-        </w:tc>
-        <w:tc>
-          <w:tcPr>
-            <w:tcW w:type="dxa" w:w="3024"/>
-          </w:tcPr>
-          <w:p>
-            <w:pPr>
-              <w:spacing w:line="276" w:lineRule="auto" w:after="20"/>
-              <w:jc w:val="center"/>
-            </w:pPr>
-            <w:r>
-              <w:rPr>
-                <w:rFonts w:ascii="Times New Roman" w:hAnsi="Times New Roman" w:eastAsia="宋体" w:cs="Times New Roman"/>
-                <w:b w:val="0"/>
-                <w:sz w:val="21"/>
-              </w:rPr>
-              <w:t>肩关节轴线 → 肘关节轴线</w:t>
-            </w:r>
-          </w:p>
-        </w:tc>
-      </w:tr>
-      <w:tr>
-        <w:trPr>
-          <w:cantSplit/>
-        </w:trPr>
-        <w:tc>
-          <w:tcPr>
-            <w:tcW w:type="dxa" w:w="3024"/>
-          </w:tcPr>
-          <w:p>
-            <w:pPr>
-              <w:spacing w:line="276" w:lineRule="auto" w:after="20"/>
-              <w:jc w:val="center"/>
-            </w:pPr>
-            <m:oMath>
-              <m:sSub>
-                <m:sSubPr/>
-                <m:e>
-                  <m:r>
-                    <m:t xml:space="preserve">L</m:t>
-                  </m:r>
-                </m:e>
-                <m:sub>
-                  <m:r>
-                    <m:t xml:space="preserve">2</m:t>
-                  </m:r>
-                </m:sub>
-              </m:sSub>
-            </m:oMath>
-          </w:p>
-        </w:tc>
-        <w:tc>
-          <w:tcPr>
-            <w:tcW w:type="dxa" w:w="3024"/>
-          </w:tcPr>
-          <w:p>
-            <w:pPr>
-              <w:spacing w:line="276" w:lineRule="auto" w:after="20"/>
-              <w:jc w:val="center"/>
-            </w:pPr>
-            <w:r>
-              <w:rPr>
-                <w:rFonts w:ascii="Times New Roman" w:hAnsi="Times New Roman" w:eastAsia="宋体" w:cs="Times New Roman"/>
-                <w:b w:val="0"/>
-                <w:sz w:val="21"/>
-              </w:rPr>
-              <w:t>小臂两端转轴的</w:t>
-            </w:r>
-            <w:r>
-              <w:rPr>
-                <w:rFonts w:ascii="Times New Roman" w:hAnsi="Times New Roman" w:eastAsia="宋体" w:cs="Times New Roman"/>
-                <w:b/>
-                <w:sz w:val="21"/>
-              </w:rPr>
-              <w:t>中心距</w:t>
-            </w:r>
-          </w:p>
-        </w:tc>
-        <w:tc>
-          <w:tcPr>
-            <w:tcW w:type="dxa" w:w="3024"/>
-          </w:tcPr>
-          <w:p>
-            <w:pPr>
-              <w:spacing w:line="276" w:lineRule="auto" w:after="20"/>
-              <w:jc w:val="center"/>
-            </w:pPr>
-            <w:r>
-              <w:rPr>
-                <w:rFonts w:ascii="Times New Roman" w:hAnsi="Times New Roman" w:eastAsia="宋体" w:cs="Times New Roman"/>
-                <w:b w:val="0"/>
-                <w:sz w:val="21"/>
-              </w:rPr>
-              <w:t>肘关节轴线 → 腕关节轴线</w:t>
-            </w:r>
-          </w:p>
-        </w:tc>
-      </w:tr>
-      <w:tr>
-        <w:trPr>
-          <w:cantSplit/>
-        </w:trPr>
-        <w:tc>
-          <w:tcPr>
-            <w:tcW w:type="dxa" w:w="3024"/>
-          </w:tcPr>
-          <w:p>
-            <w:pPr>
-              <w:spacing w:line="276" w:lineRule="auto" w:after="20"/>
-              <w:jc w:val="center"/>
-            </w:pPr>
-            <m:oMath>
-              <m:sSub>
-                <m:sSubPr/>
-                <m:e>
-                  <m:r>
-                    <m:t xml:space="preserve">L</m:t>
-                  </m:r>
-                </m:e>
-                <m:sub>
-                  <m:r>
-                    <m:t xml:space="preserve">3</m:t>
-                  </m:r>
-                </m:sub>
-              </m:sSub>
-            </m:oMath>
-          </w:p>
-        </w:tc>
-        <w:tc>
-          <w:tcPr>
-            <w:tcW w:type="dxa" w:w="3024"/>
-          </w:tcPr>
-          <w:p>
-            <w:pPr>
-              <w:spacing w:line="276" w:lineRule="auto" w:after="20"/>
-              <w:jc w:val="left"/>
-            </w:pPr>
-            <w:r>
-              <w:rPr>
-                <w:rFonts w:ascii="Times New Roman" w:hAnsi="Times New Roman" w:eastAsia="宋体" w:cs="Times New Roman"/>
-                <w:b w:val="0"/>
-                <w:sz w:val="21"/>
-              </w:rPr>
-              <w:t>腕关节轴线到夹爪两指闭合时的</w:t>
-            </w:r>
-            <w:r>
-              <w:rPr>
-                <w:rFonts w:ascii="Times New Roman" w:hAnsi="Times New Roman" w:eastAsia="宋体" w:cs="Times New Roman"/>
-                <w:b/>
-                <w:sz w:val="21"/>
-              </w:rPr>
-              <w:t>夹持中心</w:t>
-            </w:r>
-            <w:r>
-              <w:rPr>
-                <w:rFonts w:ascii="Times New Roman" w:hAnsi="Times New Roman" w:eastAsia="宋体" w:cs="Times New Roman"/>
-                <w:b w:val="0"/>
-                <w:sz w:val="21"/>
-              </w:rPr>
-              <w:t>的直线距离</w:t>
-            </w:r>
-          </w:p>
-        </w:tc>
-        <w:tc>
-          <w:tcPr>
-            <w:tcW w:type="dxa" w:w="3024"/>
-          </w:tcPr>
-          <w:p>
-            <w:pPr>
-              <w:spacing w:line="276" w:lineRule="auto" w:after="20"/>
-              <w:jc w:val="center"/>
-            </w:pPr>
-            <w:r>
-              <w:rPr>
-                <w:rFonts w:ascii="Times New Roman" w:hAnsi="Times New Roman" w:eastAsia="宋体" w:cs="Times New Roman"/>
-                <w:b w:val="0"/>
-                <w:sz w:val="21"/>
-              </w:rPr>
-              <w:t>沿小臂轴线方向</w:t>
-            </w:r>
-          </w:p>
-        </w:tc>
-      </w:tr>
-      <w:tr>
-        <w:trPr>
-          <w:cantSplit/>
-        </w:trPr>
-        <w:tc>
-          <w:tcPr>
-            <w:tcW w:type="dxa" w:w="3024"/>
-          </w:tcPr>
-          <w:p>
-            <w:pPr>
-              <w:spacing w:line="276" w:lineRule="auto" w:after="20"/>
-              <w:jc w:val="center"/>
-            </w:pPr>
-            <m:oMath>
-              <m:r>
-                <m:t xml:space="preserve">H</m:t>
-              </m:r>
-            </m:oMath>
-          </w:p>
-        </w:tc>
-        <w:tc>
-          <w:tcPr>
-            <w:tcW w:type="dxa" w:w="3024"/>
-          </w:tcPr>
-          <w:p>
-            <w:pPr>
-              <w:spacing w:line="276" w:lineRule="auto" w:after="20"/>
-              <w:jc w:val="center"/>
-            </w:pPr>
-            <w:r>
-              <w:rPr>
-                <w:rFonts w:ascii="Times New Roman" w:hAnsi="Times New Roman" w:eastAsia="宋体" w:cs="Times New Roman"/>
-                <w:b w:val="0"/>
-                <w:sz w:val="21"/>
-              </w:rPr>
-              <w:t>安装底面到肩关节轴线的</w:t>
-            </w:r>
-            <w:r>
-              <w:rPr>
-                <w:rFonts w:ascii="Times New Roman" w:hAnsi="Times New Roman" w:eastAsia="宋体" w:cs="Times New Roman"/>
-                <w:b/>
-                <w:sz w:val="21"/>
-              </w:rPr>
-              <w:t>高度</w:t>
-            </w:r>
-          </w:p>
-        </w:tc>
-        <w:tc>
-          <w:tcPr>
-            <w:tcW w:type="dxa" w:w="3024"/>
-          </w:tcPr>
-          <w:p>
-            <w:pPr>
-              <w:spacing w:line="276" w:lineRule="auto" w:after="20"/>
-              <w:jc w:val="center"/>
-            </w:pPr>
-            <w:r>
-              <w:rPr>
-                <w:rFonts w:ascii="Times New Roman" w:hAnsi="Times New Roman" w:eastAsia="宋体" w:cs="Times New Roman"/>
-                <w:b w:val="0"/>
-                <w:sz w:val="21"/>
-              </w:rPr>
-              <w:t>竖直方向</w:t>
-            </w:r>
-          </w:p>
-        </w:tc>
-      </w:tr>
-      <w:tr>
-        <w:trPr>
-          <w:cantSplit/>
-        </w:trPr>
-        <w:tc>
-          <w:tcPr>
-            <w:tcW w:type="dxa" w:w="3024"/>
-          </w:tcPr>
-          <w:p>
-            <w:pPr>
-              <w:spacing w:line="276" w:lineRule="auto" w:after="20"/>
-              <w:jc w:val="center"/>
-            </w:pPr>
-            <m:oMath>
-              <m:r>
-                <m:t xml:space="preserve">D</m:t>
-              </m:r>
-            </m:oMath>
-          </w:p>
-        </w:tc>
-        <w:tc>
-          <w:tcPr>
-            <w:tcW w:type="dxa" w:w="3024"/>
-          </w:tcPr>
-          <w:p>
-            <w:pPr>
-              <w:spacing w:line="276" w:lineRule="auto" w:after="20"/>
-              <w:jc w:val="left"/>
-            </w:pPr>
-            <w:r>
-              <w:rPr>
-                <w:rFonts w:ascii="Times New Roman" w:hAnsi="Times New Roman" w:eastAsia="宋体" w:cs="Times New Roman"/>
-                <w:b w:val="0"/>
-                <w:sz w:val="21"/>
-              </w:rPr>
-              <w:t>底座回转轴线到肩关节轴线的</w:t>
-            </w:r>
-            <w:r>
-              <w:rPr>
-                <w:rFonts w:ascii="Times New Roman" w:hAnsi="Times New Roman" w:eastAsia="宋体" w:cs="Times New Roman"/>
-                <w:b/>
-                <w:sz w:val="21"/>
-              </w:rPr>
-              <w:t>水平距离</w:t>
-            </w:r>
-          </w:p>
-        </w:tc>
-        <w:tc>
-          <w:tcPr>
-            <w:tcW w:type="dxa" w:w="3024"/>
-          </w:tcPr>
-          <w:p>
-            <w:pPr>
-              <w:spacing w:line="276" w:lineRule="auto" w:after="20"/>
-              <w:jc w:val="left"/>
-            </w:pPr>
-            <w:r>
-              <w:rPr>
-                <w:rFonts w:ascii="Times New Roman" w:hAnsi="Times New Roman" w:eastAsia="宋体" w:cs="Times New Roman"/>
-                <w:b w:val="0"/>
-                <w:sz w:val="21"/>
-              </w:rPr>
-              <w:t>从机械臂侧面（沿转轴方向）观察测量</w:t>
-            </w:r>
-          </w:p>
-        </w:tc>
-      </w:tr>
-    </w:tbl>
-    <w:p>
-      <w:pPr>
-        <w:spacing w:after="0"/>
-      </w:pPr>
     </w:p>
     <w:p>
       <w:pPr>
         <w:ind w:firstLine="482"/>
       </w:pPr>
       <w:r>
-        <w:t>测量时建议使用游标卡尺或将机械臂拆下平放在坐标纸上取中心距；由于轴孔中心不易直接定位，可测量外轮廓后再扣除同轴半径，取多次测量的平均值。参数替换后本文全部公式均可直接沿用（公式为一般形式，不依赖具体数值）。</w:t>
+        <w:t xml:space="preserve">- </w:t>
       </w:r>
-    </w:p>
-    <w:p>
-      <w:pPr>
-        <w:pStyle w:val="Heading1"/>
-      </w:pPr>
+      <m:oMath>
+        <m:r>
+          <m:t xml:space="preserve">D</m:t>
+        </m:r>
+      </m:oMath>
       <w:r>
-        <w:t>附录 B 程序变量与公式符号的对应关系</w:t>
+        <w:t>、</w:t>
       </w:r>
-    </w:p>
-    <w:tbl>
-      <w:tblPr>
-        <w:tblStyle w:val="TableGrid"/>
-        <w:tblW w:type="auto" w:w="0"/>
-        <w:jc w:val="center"/>
-        <w:tblLayout w:type="autofit"/>
-        <w:tblLook w:firstColumn="1" w:firstRow="1" w:lastColumn="0" w:lastRow="0" w:noHBand="0" w:noVBand="1" w:val="04A0"/>
-      </w:tblPr>
-      <w:tblGrid>
-        <w:gridCol w:w="3024"/>
-        <w:gridCol w:w="3024"/>
-        <w:gridCol w:w="3024"/>
-      </w:tblGrid>
-      <w:tr>
-        <w:trPr>
-          <w:cantSplit/>
-          <w:tblHeader/>
-        </w:trPr>
-        <w:tc>
-          <w:tcPr>
-            <w:tcW w:type="dxa" w:w="3024"/>
-            <w:shd w:val="clear" w:color="auto" w:fill="E8EEF6"/>
-          </w:tcPr>
-          <w:p>
-            <w:pPr>
-              <w:spacing w:line="276" w:lineRule="auto" w:after="20"/>
-              <w:jc w:val="center"/>
-            </w:pPr>
-            <w:r>
-              <w:rPr>
-                <w:rFonts w:ascii="Times New Roman" w:hAnsi="Times New Roman" w:eastAsia="黑体" w:cs="Times New Roman"/>
-                <w:b/>
-                <w:sz w:val="21"/>
-              </w:rPr>
-              <w:t>公式符号</w:t>
-            </w:r>
-          </w:p>
-        </w:tc>
-        <w:tc>
-          <w:tcPr>
-            <w:tcW w:type="dxa" w:w="3024"/>
-            <w:shd w:val="clear" w:color="auto" w:fill="E8EEF6"/>
-          </w:tcPr>
-          <w:p>
-            <w:pPr>
-              <w:spacing w:line="276" w:lineRule="auto" w:after="20"/>
-              <w:jc w:val="center"/>
-            </w:pPr>
-            <w:r>
-              <w:rPr>
-                <w:rFonts w:ascii="Times New Roman" w:hAnsi="Times New Roman" w:eastAsia="黑体" w:cs="Times New Roman"/>
-                <w:b/>
-                <w:sz w:val="21"/>
-              </w:rPr>
-              <w:t>含义</w:t>
-            </w:r>
-          </w:p>
-        </w:tc>
-        <w:tc>
-          <w:tcPr>
-            <w:tcW w:type="dxa" w:w="3024"/>
-            <w:shd w:val="clear" w:color="auto" w:fill="E8EEF6"/>
-          </w:tcPr>
-          <w:p>
-            <w:pPr>
-              <w:spacing w:line="276" w:lineRule="auto" w:after="20"/>
-              <w:jc w:val="center"/>
-            </w:pPr>
-            <w:r>
-              <w:rPr>
-                <w:rFonts w:ascii="Times New Roman" w:hAnsi="Times New Roman" w:eastAsia="黑体" w:cs="Times New Roman"/>
-                <w:b/>
-                <w:sz w:val="21"/>
-              </w:rPr>
-              <w:t>程序中对应的量</w:t>
-            </w:r>
-          </w:p>
-        </w:tc>
-      </w:tr>
-      <w:tr>
-        <w:trPr>
-          <w:cantSplit/>
-        </w:trPr>
-        <w:tc>
-          <w:tcPr>
-            <w:tcW w:type="dxa" w:w="3024"/>
-          </w:tcPr>
-          <w:p>
-            <w:pPr>
-              <w:spacing w:line="276" w:lineRule="auto" w:after="20"/>
-              <w:jc w:val="center"/>
-            </w:pPr>
-            <m:oMath>
-              <m:sSub>
-                <m:sSubPr/>
-                <m:e>
-                  <m:r>
-                    <m:t xml:space="preserve">θ</m:t>
-                  </m:r>
-                </m:e>
-                <m:sub>
-                  <m:r>
-                    <m:t xml:space="preserve">1</m:t>
-                  </m:r>
-                </m:sub>
-              </m:sSub>
-            </m:oMath>
-          </w:p>
-        </w:tc>
-        <w:tc>
-          <w:tcPr>
-            <w:tcW w:type="dxa" w:w="3024"/>
-          </w:tcPr>
-          <w:p>
-            <w:pPr>
-              <w:spacing w:line="276" w:lineRule="auto" w:after="20"/>
-              <w:jc w:val="center"/>
-            </w:pPr>
-            <w:r>
-              <w:rPr>
-                <w:rFonts w:ascii="Times New Roman" w:hAnsi="Times New Roman" w:eastAsia="宋体" w:cs="Times New Roman"/>
-                <w:b w:val="0"/>
-                <w:sz w:val="21"/>
-              </w:rPr>
-              <w:t>底座回转角</w:t>
-            </w:r>
-          </w:p>
-        </w:tc>
-        <w:tc>
-          <w:tcPr>
-            <w:tcW w:type="dxa" w:w="3024"/>
-          </w:tcPr>
-          <w:p>
-            <w:pPr>
-              <w:spacing w:line="276" w:lineRule="auto" w:after="20"/>
-              <w:jc w:val="left"/>
-            </w:pPr>
-            <w:r>
-              <w:rPr>
-                <w:rFonts w:ascii="Times New Roman" w:hAnsi="Times New Roman" w:eastAsia="宋体" w:cs="Times New Roman"/>
-                <w:b w:val="0"/>
-                <w:sz w:val="21"/>
-              </w:rPr>
-              <w:t xml:space="preserve">舵机 </w:t>
-            </w:r>
-            <w:r>
-              <w:rPr>
-                <w:rFonts w:ascii="Times New Roman" w:hAnsi="Times New Roman" w:eastAsia="宋体" w:cs="Times New Roman"/>
-                <w:b w:val="0"/>
-                <w:sz w:val="21"/>
-              </w:rPr>
-              <w:t>base</w:t>
-            </w:r>
-            <w:r>
-              <w:rPr>
-                <w:rFonts w:ascii="Times New Roman" w:hAnsi="Times New Roman" w:eastAsia="宋体" w:cs="Times New Roman"/>
-                <w:b w:val="0"/>
-                <w:sz w:val="21"/>
-              </w:rPr>
-              <w:t>（D11）的目标角度</w:t>
-            </w:r>
-          </w:p>
-        </w:tc>
-      </w:tr>
-      <w:tr>
-        <w:trPr>
-          <w:cantSplit/>
-        </w:trPr>
-        <w:tc>
-          <w:tcPr>
-            <w:tcW w:type="dxa" w:w="3024"/>
-          </w:tcPr>
-          <w:p>
-            <w:pPr>
-              <w:spacing w:line="276" w:lineRule="auto" w:after="20"/>
-              <w:jc w:val="center"/>
-            </w:pPr>
-            <m:oMath>
-              <m:sSub>
-                <m:sSubPr/>
-                <m:e>
-                  <m:r>
-                    <m:t xml:space="preserve">θ</m:t>
-                  </m:r>
-                </m:e>
-                <m:sub>
-                  <m:r>
-                    <m:t xml:space="preserve">2</m:t>
-                  </m:r>
-                </m:sub>
-              </m:sSub>
-            </m:oMath>
-          </w:p>
-        </w:tc>
-        <w:tc>
-          <w:tcPr>
-            <w:tcW w:type="dxa" w:w="3024"/>
-          </w:tcPr>
-          <w:p>
-            <w:pPr>
-              <w:spacing w:line="276" w:lineRule="auto" w:after="20"/>
-              <w:jc w:val="center"/>
-            </w:pPr>
-            <w:r>
-              <w:rPr>
-                <w:rFonts w:ascii="Times New Roman" w:hAnsi="Times New Roman" w:eastAsia="宋体" w:cs="Times New Roman"/>
-                <w:b w:val="0"/>
-                <w:sz w:val="21"/>
-              </w:rPr>
-              <w:t>肩关节角（大臂）</w:t>
-            </w:r>
-          </w:p>
-        </w:tc>
-        <w:tc>
-          <w:tcPr>
-            <w:tcW w:type="dxa" w:w="3024"/>
-          </w:tcPr>
-          <w:p>
-            <w:pPr>
-              <w:spacing w:line="276" w:lineRule="auto" w:after="20"/>
-              <w:jc w:val="left"/>
-            </w:pPr>
-            <w:r>
-              <w:rPr>
-                <w:rFonts w:ascii="Times New Roman" w:hAnsi="Times New Roman" w:eastAsia="宋体" w:cs="Times New Roman"/>
-                <w:b w:val="0"/>
-                <w:sz w:val="21"/>
-              </w:rPr>
-              <w:t xml:space="preserve">舵机 </w:t>
-            </w:r>
-            <w:r>
-              <w:rPr>
-                <w:rFonts w:ascii="Times New Roman" w:hAnsi="Times New Roman" w:eastAsia="宋体" w:cs="Times New Roman"/>
-                <w:b w:val="0"/>
-                <w:sz w:val="21"/>
-              </w:rPr>
-              <w:t>rArm</w:t>
-            </w:r>
-            <w:r>
-              <w:rPr>
-                <w:rFonts w:ascii="Times New Roman" w:hAnsi="Times New Roman" w:eastAsia="宋体" w:cs="Times New Roman"/>
-                <w:b w:val="0"/>
-                <w:sz w:val="21"/>
-              </w:rPr>
-              <w:t>（D10）的目标角度</w:t>
-            </w:r>
-          </w:p>
-        </w:tc>
-      </w:tr>
-      <w:tr>
-        <w:trPr>
-          <w:cantSplit/>
-        </w:trPr>
-        <w:tc>
-          <w:tcPr>
-            <w:tcW w:type="dxa" w:w="3024"/>
-          </w:tcPr>
-          <w:p>
-            <w:pPr>
-              <w:spacing w:line="276" w:lineRule="auto" w:after="20"/>
-              <w:jc w:val="center"/>
-            </w:pPr>
-            <m:oMath>
-              <m:sSub>
-                <m:sSubPr/>
-                <m:e>
-                  <m:r>
-                    <m:t xml:space="preserve">θ</m:t>
-                  </m:r>
-                </m:e>
-                <m:sub>
-                  <m:r>
-                    <m:t xml:space="preserve">3</m:t>
-                  </m:r>
-                </m:sub>
-              </m:sSub>
-            </m:oMath>
-          </w:p>
-        </w:tc>
-        <w:tc>
-          <w:tcPr>
-            <w:tcW w:type="dxa" w:w="3024"/>
-          </w:tcPr>
-          <w:p>
-            <w:pPr>
-              <w:spacing w:line="276" w:lineRule="auto" w:after="20"/>
-              <w:jc w:val="center"/>
-            </w:pPr>
-            <w:r>
-              <w:rPr>
-                <w:rFonts w:ascii="Times New Roman" w:hAnsi="Times New Roman" w:eastAsia="宋体" w:cs="Times New Roman"/>
-                <w:b w:val="0"/>
-                <w:sz w:val="21"/>
-              </w:rPr>
-              <w:t>肘关节角（小臂）</w:t>
-            </w:r>
-          </w:p>
-        </w:tc>
-        <w:tc>
-          <w:tcPr>
-            <w:tcW w:type="dxa" w:w="3024"/>
-          </w:tcPr>
-          <w:p>
-            <w:pPr>
-              <w:spacing w:line="276" w:lineRule="auto" w:after="20"/>
-              <w:jc w:val="center"/>
-            </w:pPr>
-            <w:r>
-              <w:rPr>
-                <w:rFonts w:ascii="Times New Roman" w:hAnsi="Times New Roman" w:eastAsia="宋体" w:cs="Times New Roman"/>
-                <w:b w:val="0"/>
-                <w:sz w:val="21"/>
-              </w:rPr>
-              <w:t xml:space="preserve">舵机 </w:t>
-            </w:r>
-            <w:r>
-              <w:rPr>
-                <w:rFonts w:ascii="Times New Roman" w:hAnsi="Times New Roman" w:eastAsia="宋体" w:cs="Times New Roman"/>
-                <w:b w:val="0"/>
-                <w:sz w:val="21"/>
-              </w:rPr>
-              <w:t>fArm</w:t>
-            </w:r>
-            <w:r>
-              <w:rPr>
-                <w:rFonts w:ascii="Times New Roman" w:hAnsi="Times New Roman" w:eastAsia="宋体" w:cs="Times New Roman"/>
-                <w:b w:val="0"/>
-                <w:sz w:val="21"/>
-              </w:rPr>
-              <w:t>（D9）的目标角度</w:t>
-            </w:r>
-          </w:p>
-        </w:tc>
-      </w:tr>
-      <w:tr>
-        <w:trPr>
-          <w:cantSplit/>
-        </w:trPr>
-        <w:tc>
-          <w:tcPr>
-            <w:tcW w:type="dxa" w:w="3024"/>
-          </w:tcPr>
-          <w:p>
-            <w:pPr>
-              <w:spacing w:line="276" w:lineRule="auto" w:after="20"/>
-              <w:jc w:val="center"/>
-            </w:pPr>
-            <m:oMath>
-              <m:sSub>
-                <m:sSubPr/>
-                <m:e>
-                  <m:r>
-                    <m:t xml:space="preserve">a</m:t>
-                  </m:r>
-                </m:e>
-                <m:sub>
-                  <m:r>
-                    <m:t xml:space="preserve">1</m:t>
-                  </m:r>
-                </m:sub>
-              </m:sSub>
-              <m:sSub>
-                <m:sSubPr/>
-                <m:e>
-                  <m:r>
-                    <m:t xml:space="preserve">,a</m:t>
-                  </m:r>
-                </m:e>
-                <m:sub>
-                  <m:r>
-                    <m:t xml:space="preserve">2</m:t>
-                  </m:r>
-                </m:sub>
-              </m:sSub>
-              <m:sSub>
-                <m:sSubPr/>
-                <m:e>
-                  <m:r>
-                    <m:t xml:space="preserve">,a</m:t>
-                  </m:r>
-                </m:e>
-                <m:sub>
-                  <m:r>
-                    <m:t xml:space="preserve">3</m:t>
-                  </m:r>
-                </m:sub>
-              </m:sSub>
-            </m:oMath>
-          </w:p>
-        </w:tc>
-        <w:tc>
-          <w:tcPr>
-            <w:tcW w:type="dxa" w:w="3024"/>
-          </w:tcPr>
-          <w:p>
-            <w:pPr>
-              <w:spacing w:line="276" w:lineRule="auto" w:after="20"/>
-              <w:jc w:val="center"/>
-            </w:pPr>
-            <w:r>
-              <w:rPr>
-                <w:rFonts w:ascii="Times New Roman" w:hAnsi="Times New Roman" w:eastAsia="宋体" w:cs="Times New Roman"/>
-                <w:b w:val="0"/>
-                <w:sz w:val="21"/>
-              </w:rPr>
-              <w:t>上述三个关节的舵机指令角度</w:t>
-            </w:r>
-          </w:p>
-        </w:tc>
-        <w:tc>
-          <w:tcPr>
-            <w:tcW w:type="dxa" w:w="3024"/>
-          </w:tcPr>
-          <w:p>
-            <w:pPr>
-              <w:spacing w:line="276" w:lineRule="auto" w:after="20"/>
-              <w:jc w:val="left"/>
-            </w:pPr>
-            <w:r>
-              <w:rPr>
-                <w:rFonts w:ascii="Times New Roman" w:hAnsi="Times New Roman" w:eastAsia="宋体" w:cs="Times New Roman"/>
-                <w:b w:val="0"/>
-                <w:sz w:val="21"/>
-              </w:rPr>
-              <w:t>basePos</w:t>
-            </w:r>
-            <w:r>
-              <w:rPr>
-                <w:rFonts w:ascii="Times New Roman" w:hAnsi="Times New Roman" w:eastAsia="宋体" w:cs="Times New Roman"/>
-                <w:b w:val="0"/>
-                <w:sz w:val="21"/>
-              </w:rPr>
-              <w:t>、</w:t>
-            </w:r>
-            <w:r>
-              <w:rPr>
-                <w:rFonts w:ascii="Times New Roman" w:hAnsi="Times New Roman" w:eastAsia="宋体" w:cs="Times New Roman"/>
-                <w:b w:val="0"/>
-                <w:sz w:val="21"/>
-              </w:rPr>
-              <w:t>rArmPos</w:t>
-            </w:r>
-            <w:r>
-              <w:rPr>
-                <w:rFonts w:ascii="Times New Roman" w:hAnsi="Times New Roman" w:eastAsia="宋体" w:cs="Times New Roman"/>
-                <w:b w:val="0"/>
-                <w:sz w:val="21"/>
-              </w:rPr>
-              <w:t>、</w:t>
-            </w:r>
-            <w:r>
-              <w:rPr>
-                <w:rFonts w:ascii="Times New Roman" w:hAnsi="Times New Roman" w:eastAsia="宋体" w:cs="Times New Roman"/>
-                <w:b w:val="0"/>
-                <w:sz w:val="21"/>
-              </w:rPr>
-              <w:t>fArmPos</w:t>
-            </w:r>
-          </w:p>
-        </w:tc>
-      </w:tr>
-      <w:tr>
-        <w:trPr>
-          <w:cantSplit/>
-        </w:trPr>
-        <w:tc>
-          <w:tcPr>
-            <w:tcW w:type="dxa" w:w="3024"/>
-          </w:tcPr>
-          <w:p>
-            <w:pPr>
-              <w:spacing w:line="276" w:lineRule="auto" w:after="20"/>
-              <w:jc w:val="center"/>
-            </w:pPr>
-            <m:oMath>
-              <m:r>
-                <m:t xml:space="preserve">(x,y,z)</m:t>
-              </m:r>
-            </m:oMath>
-          </w:p>
-        </w:tc>
-        <w:tc>
-          <w:tcPr>
-            <w:tcW w:type="dxa" w:w="3024"/>
-          </w:tcPr>
-          <w:p>
-            <w:pPr>
-              <w:spacing w:line="276" w:lineRule="auto" w:after="20"/>
-              <w:jc w:val="center"/>
-            </w:pPr>
-            <w:r>
-              <w:rPr>
-                <w:rFonts w:ascii="Times New Roman" w:hAnsi="Times New Roman" w:eastAsia="宋体" w:cs="Times New Roman"/>
-                <w:b w:val="0"/>
-                <w:sz w:val="21"/>
-              </w:rPr>
-              <w:t>末端夹持中心在基坐标系中的位置</w:t>
-            </w:r>
-          </w:p>
-        </w:tc>
-        <w:tc>
-          <w:tcPr>
-            <w:tcW w:type="dxa" w:w="3024"/>
-          </w:tcPr>
-          <w:p>
-            <w:pPr>
-              <w:spacing w:line="276" w:lineRule="auto" w:after="20"/>
-              <w:jc w:val="center"/>
-            </w:pPr>
-            <w:r>
-              <w:rPr>
-                <w:rFonts w:ascii="Times New Roman" w:hAnsi="Times New Roman" w:eastAsia="宋体" w:cs="Times New Roman"/>
-                <w:b w:val="0"/>
-                <w:sz w:val="21"/>
-              </w:rPr>
-              <w:t>逆解的输入；任务五中的笔尖目标点</w:t>
-            </w:r>
-          </w:p>
-        </w:tc>
-      </w:tr>
-    </w:tbl>
-    <w:p>
-      <w:pPr>
-        <w:spacing w:after="0"/>
-      </w:pPr>
+      <m:oMath>
+        <m:r>
+          <m:t xml:space="preserve">H</m:t>
+        </m:r>
+      </m:oMath>
+      <w:r>
+        <w:t>：用游标卡尺直接测量底座回转轴到肩关节轴的水平距离、安装底面到肩关节轴线的高度；</w:t>
+      </w:r>
     </w:p>
     <w:p>
       <w:pPr>
         <w:ind w:firstLine="482"/>
       </w:pPr>
       <w:r>
-        <w:t xml:space="preserve">需要特别提醒：程序中的变量名 </w:t>
-      </w:r>
-      <w:r>
-        <w:rPr>
-          <w:rFonts w:ascii="Consolas" w:hAnsi="Consolas" w:eastAsia="Consolas" w:cs="Consolas"/>
-          <w:sz w:val="21"/>
-        </w:rPr>
-        <w:t>x</w:t>
-      </w:r>
-      <w:r>
-        <w:t xml:space="preserve"> / </w:t>
-      </w:r>
-      <w:r>
-        <w:rPr>
-          <w:rFonts w:ascii="Consolas" w:hAnsi="Consolas" w:eastAsia="Consolas" w:cs="Consolas"/>
-          <w:sz w:val="21"/>
-        </w:rPr>
-        <w:t>y</w:t>
-      </w:r>
-      <w:r>
-        <w:t xml:space="preserve"> / </w:t>
-      </w:r>
-      <w:r>
-        <w:rPr>
-          <w:rFonts w:ascii="Consolas" w:hAnsi="Consolas" w:eastAsia="Consolas" w:cs="Consolas"/>
-          <w:sz w:val="21"/>
-        </w:rPr>
-        <w:t>z</w:t>
-      </w:r>
-      <w:r>
-        <w:t xml:space="preserve"> 在任务一是</w:t>
-      </w:r>
-      <w:r>
-        <w:rPr>
-          <w:b/>
-        </w:rPr>
-        <w:t>舵机编号</w:t>
-      </w:r>
-      <w:r>
-        <w:t xml:space="preserve">（其参数为角度），而本文中的 </w:t>
+        <w:t xml:space="preserve">- </w:t>
       </w:r>
       <m:oMath>
-        <m:r>
-          <m:t xml:space="preserve">x</m:t>
-        </m:r>
+        <m:sSub>
+          <m:sSubPr/>
+          <m:e>
+            <m:r>
+              <m:t xml:space="preserve">L</m:t>
+            </m:r>
+          </m:e>
+          <m:sub>
+            <m:r>
+              <m:t xml:space="preserve">1</m:t>
+            </m:r>
+          </m:sub>
+        </m:sSub>
       </m:oMath>
       <w:r>
-        <w:t xml:space="preserve"> / </w:t>
+        <w:t>、</w:t>
       </w:r>
       <m:oMath>
-        <m:r>
-          <m:t xml:space="preserve">y</m:t>
-        </m:r>
+        <m:sSub>
+          <m:sSubPr/>
+          <m:e>
+            <m:r>
+              <m:t xml:space="preserve">L</m:t>
+            </m:r>
+          </m:e>
+          <m:sub>
+            <m:r>
+              <m:t xml:space="preserve">2</m:t>
+            </m:r>
+          </m:sub>
+        </m:sSub>
       </m:oMath>
       <w:r>
-        <w:t xml:space="preserve"> / </w:t>
+        <w:t>：量取相邻两关节轴线之间的中心距；</w:t>
+      </w:r>
+    </w:p>
+    <w:p>
+      <w:pPr>
+        <w:ind w:firstLine="482"/>
+      </w:pPr>
+      <w:r>
+        <w:t xml:space="preserve">- </w:t>
       </w:r>
       <m:oMath>
-        <m:r>
-          <m:t xml:space="preserve">z</m:t>
-        </m:r>
+        <m:sSub>
+          <m:sSubPr/>
+          <m:e>
+            <m:r>
+              <m:t xml:space="preserve">L</m:t>
+            </m:r>
+          </m:e>
+          <m:sub>
+            <m:r>
+              <m:t xml:space="preserve">3</m:t>
+            </m:r>
+          </m:sub>
+        </m:sSub>
       </m:oMath>
       <w:r>
-        <w:t xml:space="preserve"> 是</w:t>
+        <w:t>：量取腕轴到夹爪夹持中心的距离（夹持中心取夹爪完全闭合时两夹持面中点的连线中点）。</w:t>
       </w:r>
+    </w:p>
+    <w:p>
+      <w:pPr>
+        <w:ind w:firstLine="482"/>
+      </w:pPr>
       <w:r>
-        <w:rPr>
-          <w:b/>
-        </w:rPr>
-        <w:t>笛卡尔坐标</w:t>
+        <w:t xml:space="preserve">各关节的舵机零位与安装方向应按第五节的两点标定法标定，不要直接套用本文的标称值——舵盘齿位、安装角度都会使实际 </w:t>
       </w:r>
+      <m:oMath>
+        <m:sSub>
+          <m:sSubPr/>
+          <m:e>
+            <m:r>
+              <m:t xml:space="preserve">σ</m:t>
+            </m:r>
+          </m:e>
+          <m:sub>
+            <m:r>
+              <m:t xml:space="preserve">i</m:t>
+            </m:r>
+          </m:sub>
+        </m:sSub>
+      </m:oMath>
       <w:r>
-        <w:t xml:space="preserve">（单位为毫米），二者同名而含义完全不同。编写任务五的控制程序时，建议将坐标量统一命名为 </w:t>
+        <w:t>、</w:t>
       </w:r>
+      <m:oMath>
+        <m:sSubSup>
+          <m:sSubSupPr/>
+          <m:e>
+            <m:r>
+              <m:t xml:space="preserve">a</m:t>
+            </m:r>
+          </m:e>
+          <m:sub>
+            <m:r>
+              <m:t xml:space="preserve">i</m:t>
+            </m:r>
+          </m:sub>
+          <m:sup>
+            <m:r>
+              <m:t xml:space="preserve">0</m:t>
+            </m:r>
+          </m:sup>
+        </m:sSubSup>
+      </m:oMath>
       <w:r>
-        <w:rPr>
-          <w:rFonts w:ascii="Consolas" w:hAnsi="Consolas" w:eastAsia="Consolas" w:cs="Consolas"/>
-          <w:sz w:val="21"/>
-        </w:rPr>
-        <w:t>px</w:t>
-      </w:r>
-      <w:r>
-        <w:t xml:space="preserve"> / </w:t>
-      </w:r>
-      <w:r>
-        <w:rPr>
-          <w:rFonts w:ascii="Consolas" w:hAnsi="Consolas" w:eastAsia="Consolas" w:cs="Consolas"/>
-          <w:sz w:val="21"/>
-        </w:rPr>
-        <w:t>py</w:t>
-      </w:r>
-      <w:r>
-        <w:t xml:space="preserve"> / </w:t>
-      </w:r>
-      <w:r>
-        <w:rPr>
-          <w:rFonts w:ascii="Consolas" w:hAnsi="Consolas" w:eastAsia="Consolas" w:cs="Consolas"/>
-          <w:sz w:val="21"/>
-        </w:rPr>
-        <w:t>pz</w:t>
-      </w:r>
-      <w:r>
-        <w:t xml:space="preserve"> 以示区别，避免误用。</w:t>
+        <w:t xml:space="preserve"> 与理论值不同。</w:t>
       </w:r>
     </w:p>
     <w:sectPr>

--- a/Task4/任务四-运动学推导.docx
+++ b/Task4/任务四-运动学推导.docx
@@ -7865,7 +7865,7 @@
                 <m:sSupPr/>
                 <m:e>
                   <m:r>
-                    <m:t xml:space="preserve">100</m:t>
+                    <m:t xml:space="preserve">120</m:t>
                   </m:r>
                 </m:e>
                 <m:sup>
